--- a/29. Matemática 4/Trabajos Prácticos/Trabajo Práctico N° 5.3 (R).docx
+++ b/29. Matemática 4/Trabajos Prácticos/Trabajo Práctico N° 5.3 (R).docx
@@ -1615,14 +1615,7 @@
                 <w:rFonts w:ascii="Cambria Math" w:eastAsiaTheme="minorEastAsia" w:hAnsi="Cambria Math" w:cs="Times New Roman"/>
                 <w:sz w:val="24"/>
               </w:rPr>
-              <m:t>-</m:t>
-            </m:r>
-            <m:r>
-              <w:rPr>
-                <w:rFonts w:ascii="Cambria Math" w:eastAsiaTheme="minorEastAsia" w:hAnsi="Cambria Math" w:cs="Times New Roman"/>
-                <w:sz w:val="24"/>
-              </w:rPr>
-              <m:t>1</m:t>
+              <m:t>-1</m:t>
             </m:r>
           </m:den>
         </m:f>
@@ -4796,47 +4789,7 @@
           <w:bCs/>
           <w:sz w:val="24"/>
         </w:rPr>
-        <w:t>f</w:t>
-      </w:r>
-      <w:r>
-        <w:rPr>
-          <w:rFonts w:ascii="Times New Roman" w:hAnsi="Times New Roman" w:cs="Times New Roman"/>
-          <w:bCs/>
-          <w:sz w:val="24"/>
-        </w:rPr>
-        <w:t xml:space="preserve"> </w:t>
-      </w:r>
-      <w:r>
-        <w:rPr>
-          <w:rFonts w:ascii="Times New Roman" w:hAnsi="Times New Roman" w:cs="Times New Roman"/>
-          <w:bCs/>
-          <w:sz w:val="24"/>
-        </w:rPr>
-        <w:t>(x)</w:t>
-      </w:r>
-      <w:r>
-        <w:rPr>
-          <w:rFonts w:ascii="Times New Roman" w:eastAsiaTheme="minorEastAsia" w:hAnsi="Times New Roman" w:cs="Times New Roman"/>
-          <w:bCs/>
-          <w:sz w:val="24"/>
-        </w:rPr>
-        <w:t>:</w:t>
-      </w:r>
-      <w:r>
-        <w:rPr>
-          <w:rFonts w:ascii="Times New Roman" w:eastAsiaTheme="minorEastAsia" w:hAnsi="Times New Roman" w:cs="Times New Roman"/>
-          <w:bCs/>
-          <w:sz w:val="24"/>
-        </w:rPr>
-        <w:t xml:space="preserve"> </w:t>
-      </w:r>
-      <w:r>
-        <w:rPr>
-          <w:rFonts w:ascii="Times New Roman" w:eastAsiaTheme="minorEastAsia" w:hAnsi="Times New Roman" w:cs="Times New Roman"/>
-          <w:bCs/>
-          <w:sz w:val="24"/>
-        </w:rPr>
-        <w:t xml:space="preserve">x </w:t>
+        <w:t xml:space="preserve">y </w:t>
       </w:r>
       <m:oMath>
         <m:r>
@@ -4850,10 +4803,81 @@
       <w:r>
         <w:rPr>
           <w:rFonts w:ascii="Times New Roman" w:eastAsiaTheme="minorEastAsia" w:hAnsi="Times New Roman" w:cs="Times New Roman"/>
-          <w:bCs/>
-          <w:sz w:val="24"/>
-        </w:rPr>
-        <w:t xml:space="preserve"> G}</w:t>
+          <w:sz w:val="24"/>
+        </w:rPr>
+        <w:t xml:space="preserve"> H: </w:t>
+      </w:r>
+      <m:oMath>
+        <m:r>
+          <w:rPr>
+            <w:rFonts w:ascii="Cambria Math" w:eastAsiaTheme="minorEastAsia" w:hAnsi="Cambria Math" w:cs="Times New Roman"/>
+            <w:sz w:val="24"/>
+          </w:rPr>
+          <m:t>∃</m:t>
+        </m:r>
+      </m:oMath>
+      <w:r>
+        <w:rPr>
+          <w:rFonts w:ascii="Times New Roman" w:eastAsiaTheme="minorEastAsia" w:hAnsi="Times New Roman" w:cs="Times New Roman"/>
+          <w:sz w:val="24"/>
+        </w:rPr>
+        <w:t xml:space="preserve"> x </w:t>
+      </w:r>
+      <m:oMath>
+        <m:r>
+          <w:rPr>
+            <w:rFonts w:ascii="Cambria Math" w:eastAsiaTheme="minorEastAsia" w:hAnsi="Cambria Math" w:cs="Times New Roman"/>
+            <w:sz w:val="24"/>
+          </w:rPr>
+          <m:t>∈</m:t>
+        </m:r>
+      </m:oMath>
+      <w:r>
+        <w:rPr>
+          <w:rFonts w:ascii="Times New Roman" w:eastAsiaTheme="minorEastAsia" w:hAnsi="Times New Roman" w:cs="Times New Roman"/>
+          <w:sz w:val="24"/>
+        </w:rPr>
+        <w:t xml:space="preserve"> G,</w:t>
+      </w:r>
+      <w:r>
+        <w:rPr>
+          <w:rFonts w:ascii="Times New Roman" w:eastAsiaTheme="minorEastAsia" w:hAnsi="Times New Roman" w:cs="Times New Roman"/>
+          <w:bCs/>
+          <w:sz w:val="24"/>
+        </w:rPr>
+        <w:t xml:space="preserve"> </w:t>
+      </w:r>
+      <w:r>
+        <w:rPr>
+          <w:rFonts w:ascii="Times New Roman" w:eastAsiaTheme="minorEastAsia" w:hAnsi="Times New Roman" w:cs="Times New Roman"/>
+          <w:bCs/>
+          <w:sz w:val="24"/>
+        </w:rPr>
+        <w:t>f (</w:t>
+      </w:r>
+      <w:r>
+        <w:rPr>
+          <w:rFonts w:ascii="Times New Roman" w:eastAsiaTheme="minorEastAsia" w:hAnsi="Times New Roman" w:cs="Times New Roman"/>
+          <w:bCs/>
+          <w:sz w:val="24"/>
+        </w:rPr>
+        <w:t>x</w:t>
+      </w:r>
+      <w:r>
+        <w:rPr>
+          <w:rFonts w:ascii="Times New Roman" w:eastAsiaTheme="minorEastAsia" w:hAnsi="Times New Roman" w:cs="Times New Roman"/>
+          <w:bCs/>
+          <w:sz w:val="24"/>
+        </w:rPr>
+        <w:t>)= y</w:t>
+      </w:r>
+      <w:r>
+        <w:rPr>
+          <w:rFonts w:ascii="Times New Roman" w:eastAsiaTheme="minorEastAsia" w:hAnsi="Times New Roman" w:cs="Times New Roman"/>
+          <w:bCs/>
+          <w:sz w:val="24"/>
+        </w:rPr>
+        <w:t>}</w:t>
       </w:r>
       <w:r>
         <w:rPr>
@@ -12913,15 +12937,7 @@
           <w:bCs/>
           <w:sz w:val="24"/>
         </w:rPr>
-        <w:t>La</w:t>
-      </w:r>
-      <w:r>
-        <w:rPr>
-          <w:rFonts w:ascii="Times New Roman" w:eastAsiaTheme="minorEastAsia" w:hAnsi="Times New Roman" w:cs="Times New Roman"/>
-          <w:bCs/>
-          <w:sz w:val="24"/>
-        </w:rPr>
-        <w:t xml:space="preserve"> función </w:t>
+        <w:t xml:space="preserve">La función </w:t>
       </w:r>
       <m:oMath>
         <m:sSub>
@@ -12961,23 +12977,7 @@
           <w:bCs/>
           <w:sz w:val="24"/>
         </w:rPr>
-        <w:t xml:space="preserve"> es un </w:t>
-      </w:r>
-      <w:r>
-        <w:rPr>
-          <w:rFonts w:ascii="Times New Roman" w:eastAsiaTheme="minorEastAsia" w:hAnsi="Times New Roman" w:cs="Times New Roman"/>
-          <w:bCs/>
-          <w:sz w:val="24"/>
-        </w:rPr>
-        <w:t>homo</w:t>
-      </w:r>
-      <w:r>
-        <w:rPr>
-          <w:rFonts w:ascii="Times New Roman" w:eastAsiaTheme="minorEastAsia" w:hAnsi="Times New Roman" w:cs="Times New Roman"/>
-          <w:bCs/>
-          <w:sz w:val="24"/>
-        </w:rPr>
-        <w:t xml:space="preserve">morfismo </w:t>
+        <w:t xml:space="preserve"> es un homomorfismo </w:t>
       </w:r>
       <w:r>
         <w:rPr>
@@ -12993,23 +12993,7 @@
           <w:bCs/>
           <w:sz w:val="24"/>
         </w:rPr>
-        <w:t xml:space="preserve"> se cumple que, para todo </w:t>
-      </w:r>
-      <w:r>
-        <w:rPr>
-          <w:rFonts w:ascii="Times New Roman" w:eastAsiaTheme="minorEastAsia" w:hAnsi="Times New Roman" w:cs="Times New Roman"/>
-          <w:bCs/>
-          <w:sz w:val="24"/>
-        </w:rPr>
-        <w:t>a, b</w:t>
-      </w:r>
-      <w:r>
-        <w:rPr>
-          <w:rFonts w:ascii="Times New Roman" w:eastAsiaTheme="minorEastAsia" w:hAnsi="Times New Roman" w:cs="Times New Roman"/>
-          <w:bCs/>
-          <w:sz w:val="24"/>
-        </w:rPr>
-        <w:t xml:space="preserve"> </w:t>
+        <w:t xml:space="preserve"> se cumple que, para todo a, b </w:t>
       </w:r>
       <m:oMath>
         <m:r>
@@ -13073,23 +13057,7 @@
           <w:bCs/>
           <w:sz w:val="24"/>
         </w:rPr>
-        <w:t xml:space="preserve"> (</w:t>
-      </w:r>
-      <w:r>
-        <w:rPr>
-          <w:rFonts w:ascii="Times New Roman" w:eastAsiaTheme="minorEastAsia" w:hAnsi="Times New Roman" w:cs="Times New Roman"/>
-          <w:bCs/>
-          <w:sz w:val="24"/>
-        </w:rPr>
-        <w:t>ab</w:t>
-      </w:r>
-      <w:r>
-        <w:rPr>
-          <w:rFonts w:ascii="Times New Roman" w:eastAsiaTheme="minorEastAsia" w:hAnsi="Times New Roman" w:cs="Times New Roman"/>
-          <w:bCs/>
-          <w:sz w:val="24"/>
-        </w:rPr>
-        <w:t xml:space="preserve">)= </w:t>
+        <w:t xml:space="preserve"> (ab)= </w:t>
       </w:r>
       <m:oMath>
         <m:sSub>
@@ -13129,15 +13097,7 @@
           <w:bCs/>
           <w:sz w:val="24"/>
         </w:rPr>
-        <w:t xml:space="preserve"> (</w:t>
-      </w:r>
-      <w:r>
-        <w:rPr>
-          <w:rFonts w:ascii="Times New Roman" w:eastAsiaTheme="minorEastAsia" w:hAnsi="Times New Roman" w:cs="Times New Roman"/>
-          <w:bCs/>
-          <w:sz w:val="24"/>
-        </w:rPr>
-        <w:t xml:space="preserve">a) </w:t>
+        <w:t xml:space="preserve"> (a) </w:t>
       </w:r>
       <m:oMath>
         <m:sSub>
@@ -13177,15 +13137,7 @@
           <w:bCs/>
           <w:sz w:val="24"/>
         </w:rPr>
-        <w:t xml:space="preserve"> (b)</w:t>
-      </w:r>
-      <w:r>
-        <w:rPr>
-          <w:rFonts w:ascii="Times New Roman" w:eastAsiaTheme="minorEastAsia" w:hAnsi="Times New Roman" w:cs="Times New Roman"/>
-          <w:bCs/>
-          <w:sz w:val="24"/>
-        </w:rPr>
-        <w:t>. En particular,</w:t>
+        <w:t xml:space="preserve"> (b). En particular,</w:t>
       </w:r>
       <w:r>
         <w:rPr>
@@ -13255,14 +13207,7 @@
                 <w:rFonts w:ascii="Cambria Math" w:eastAsiaTheme="minorEastAsia" w:hAnsi="Cambria Math" w:cs="Times New Roman"/>
                 <w:sz w:val="24"/>
               </w:rPr>
-              <m:t>a</m:t>
-            </m:r>
-            <m:r>
-              <w:rPr>
-                <w:rFonts w:ascii="Cambria Math" w:eastAsiaTheme="minorEastAsia" w:hAnsi="Cambria Math" w:cs="Times New Roman"/>
-                <w:sz w:val="24"/>
-              </w:rPr>
-              <m:t>b</m:t>
+              <m:t>ab</m:t>
             </m:r>
           </m:e>
         </m:acc>
@@ -14026,23 +13971,7 @@
           <w:bCs/>
           <w:sz w:val="24"/>
         </w:rPr>
-        <w:t xml:space="preserve">, f (x + y)= f (x) </w:t>
-      </w:r>
-      <w:r>
-        <w:rPr>
-          <w:rFonts w:ascii="Times New Roman" w:eastAsiaTheme="minorEastAsia" w:hAnsi="Times New Roman" w:cs="Times New Roman"/>
-          <w:bCs/>
-          <w:sz w:val="24"/>
-        </w:rPr>
-        <w:t xml:space="preserve">+ </w:t>
-      </w:r>
-      <w:r>
-        <w:rPr>
-          <w:rFonts w:ascii="Times New Roman" w:eastAsiaTheme="minorEastAsia" w:hAnsi="Times New Roman" w:cs="Times New Roman"/>
-          <w:bCs/>
-          <w:sz w:val="24"/>
-        </w:rPr>
-        <w:t xml:space="preserve">f (y). En particular, f (x + y)= </w:t>
+        <w:t xml:space="preserve">, f (x + y)= f (x) + f (y). En particular, f (x + y)= </w:t>
       </w:r>
       <w:r>
         <w:rPr>
@@ -14129,43 +14058,7 @@
           <w:iCs/>
           <w:sz w:val="24"/>
         </w:rPr>
-        <w:t>i f (</w:t>
-      </w:r>
-      <w:r>
-        <w:rPr>
-          <w:rFonts w:ascii="Times New Roman" w:eastAsiaTheme="minorEastAsia" w:hAnsi="Times New Roman" w:cs="Times New Roman"/>
-          <w:bCs/>
-          <w:iCs/>
-          <w:sz w:val="24"/>
-        </w:rPr>
-        <w:t>x</w:t>
-      </w:r>
-      <w:r>
-        <w:rPr>
-          <w:rFonts w:ascii="Times New Roman" w:eastAsiaTheme="minorEastAsia" w:hAnsi="Times New Roman" w:cs="Times New Roman"/>
-          <w:bCs/>
-          <w:iCs/>
-          <w:sz w:val="24"/>
-        </w:rPr>
-        <w:t>)= f (</w:t>
-      </w:r>
-      <w:r>
-        <w:rPr>
-          <w:rFonts w:ascii="Times New Roman" w:eastAsiaTheme="minorEastAsia" w:hAnsi="Times New Roman" w:cs="Times New Roman"/>
-          <w:bCs/>
-          <w:iCs/>
-          <w:sz w:val="24"/>
-        </w:rPr>
-        <w:t>y</w:t>
-      </w:r>
-      <w:r>
-        <w:rPr>
-          <w:rFonts w:ascii="Times New Roman" w:eastAsiaTheme="minorEastAsia" w:hAnsi="Times New Roman" w:cs="Times New Roman"/>
-          <w:bCs/>
-          <w:iCs/>
-          <w:sz w:val="24"/>
-        </w:rPr>
-        <w:t>)</w:t>
+        <w:t>i f (x)= f (y)</w:t>
       </w:r>
       <w:r>
         <w:rPr>
@@ -14219,34 +14112,7 @@
           <w:iCs/>
           <w:sz w:val="24"/>
         </w:rPr>
-        <w:t>zx</w:t>
-      </w:r>
-      <w:r>
-        <w:rPr>
-          <w:rFonts w:ascii="Times New Roman" w:eastAsiaTheme="minorEastAsia" w:hAnsi="Times New Roman" w:cs="Times New Roman"/>
-          <w:bCs/>
-          <w:iCs/>
-          <w:sz w:val="24"/>
-        </w:rPr>
-        <w:t xml:space="preserve">= </w:t>
-      </w:r>
-      <w:r>
-        <w:rPr>
-          <w:rFonts w:ascii="Times New Roman" w:eastAsiaTheme="minorEastAsia" w:hAnsi="Times New Roman" w:cs="Times New Roman"/>
-          <w:bCs/>
-          <w:iCs/>
-          <w:sz w:val="24"/>
-        </w:rPr>
-        <w:t>zy</w:t>
-      </w:r>
-      <w:r>
-        <w:rPr>
-          <w:rFonts w:ascii="Times New Roman" w:eastAsiaTheme="minorEastAsia" w:hAnsi="Times New Roman" w:cs="Times New Roman"/>
-          <w:bCs/>
-          <w:iCs/>
-          <w:sz w:val="24"/>
-        </w:rPr>
-        <w:t xml:space="preserve"> </w:t>
+        <w:t xml:space="preserve">zx= zy </w:t>
       </w:r>
       <m:oMath>
         <m:r>
@@ -14361,25 +14227,7 @@
           <w:iCs/>
           <w:sz w:val="24"/>
         </w:rPr>
-        <w:t xml:space="preserve">ara todo </w:t>
-      </w:r>
-      <w:r>
-        <w:rPr>
-          <w:rFonts w:ascii="Times New Roman" w:eastAsiaTheme="minorEastAsia" w:hAnsi="Times New Roman" w:cs="Times New Roman"/>
-          <w:bCs/>
-          <w:iCs/>
-          <w:sz w:val="24"/>
-        </w:rPr>
-        <w:t>y</w:t>
-      </w:r>
-      <w:r>
-        <w:rPr>
-          <w:rFonts w:ascii="Times New Roman" w:eastAsiaTheme="minorEastAsia" w:hAnsi="Times New Roman" w:cs="Times New Roman"/>
-          <w:bCs/>
-          <w:iCs/>
-          <w:sz w:val="24"/>
-        </w:rPr>
-        <w:t xml:space="preserve"> </w:t>
+        <w:t xml:space="preserve">ara todo y </w:t>
       </w:r>
       <m:oMath>
         <m:r>
@@ -14418,25 +14266,7 @@
           <w:iCs/>
           <w:sz w:val="24"/>
         </w:rPr>
-        <w:t xml:space="preserve"> (codominio), existe </w:t>
-      </w:r>
-      <w:r>
-        <w:rPr>
-          <w:rFonts w:ascii="Times New Roman" w:eastAsiaTheme="minorEastAsia" w:hAnsi="Times New Roman" w:cs="Times New Roman"/>
-          <w:bCs/>
-          <w:iCs/>
-          <w:sz w:val="24"/>
-        </w:rPr>
-        <w:t>x</w:t>
-      </w:r>
-      <w:r>
-        <w:rPr>
-          <w:rFonts w:ascii="Times New Roman" w:eastAsiaTheme="minorEastAsia" w:hAnsi="Times New Roman" w:cs="Times New Roman"/>
-          <w:bCs/>
-          <w:iCs/>
-          <w:sz w:val="24"/>
-        </w:rPr>
-        <w:t xml:space="preserve"> </w:t>
+        <w:t xml:space="preserve"> (codominio), existe x </w:t>
       </w:r>
       <m:oMath>
         <m:r>
@@ -14475,34 +14305,7 @@
           <w:iCs/>
           <w:sz w:val="24"/>
         </w:rPr>
-        <w:t xml:space="preserve"> (dominio) tal que f (</w:t>
-      </w:r>
-      <w:r>
-        <w:rPr>
-          <w:rFonts w:ascii="Times New Roman" w:eastAsiaTheme="minorEastAsia" w:hAnsi="Times New Roman" w:cs="Times New Roman"/>
-          <w:bCs/>
-          <w:iCs/>
-          <w:sz w:val="24"/>
-        </w:rPr>
-        <w:t>x</w:t>
-      </w:r>
-      <w:r>
-        <w:rPr>
-          <w:rFonts w:ascii="Times New Roman" w:eastAsiaTheme="minorEastAsia" w:hAnsi="Times New Roman" w:cs="Times New Roman"/>
-          <w:bCs/>
-          <w:iCs/>
-          <w:sz w:val="24"/>
-        </w:rPr>
-        <w:t xml:space="preserve">)= </w:t>
-      </w:r>
-      <w:r>
-        <w:rPr>
-          <w:rFonts w:ascii="Times New Roman" w:eastAsiaTheme="minorEastAsia" w:hAnsi="Times New Roman" w:cs="Times New Roman"/>
-          <w:bCs/>
-          <w:iCs/>
-          <w:sz w:val="24"/>
-        </w:rPr>
-        <w:t>y</w:t>
+        <w:t xml:space="preserve"> (dominio) tal que f (x)= y</w:t>
       </w:r>
       <w:r>
         <w:rPr>
@@ -15283,15 +15086,7 @@
           <w:bCs/>
           <w:sz w:val="24"/>
         </w:rPr>
-        <w:t>)</w:t>
-      </w:r>
-      <w:r>
-        <w:rPr>
-          <w:rFonts w:ascii="Times New Roman" w:eastAsiaTheme="minorEastAsia" w:hAnsi="Times New Roman" w:cs="Times New Roman"/>
-          <w:bCs/>
-          <w:sz w:val="24"/>
-        </w:rPr>
-        <w:t xml:space="preserve"> dada por A= </w:t>
+        <w:t xml:space="preserve">) dada por A= </w:t>
       </w:r>
       <m:oMath>
         <m:d>
@@ -15653,47 +15448,16 @@
           <w:bCs/>
           <w:sz w:val="24"/>
         </w:rPr>
-        <w:t>). En particular, f (</w:t>
-      </w:r>
-      <w:r>
-        <w:rPr>
-          <w:rFonts w:ascii="Times New Roman" w:eastAsiaTheme="minorEastAsia" w:hAnsi="Times New Roman" w:cs="Times New Roman"/>
-          <w:bCs/>
-          <w:sz w:val="24"/>
-        </w:rPr>
-        <w:t>A</w:t>
-      </w:r>
-      <w:r>
-        <w:rPr>
-          <w:rFonts w:ascii="Times New Roman" w:eastAsiaTheme="minorEastAsia" w:hAnsi="Times New Roman" w:cs="Times New Roman"/>
-          <w:bCs/>
-          <w:sz w:val="24"/>
-        </w:rPr>
-        <w:t xml:space="preserve"> + </w:t>
-      </w:r>
-      <w:r>
-        <w:rPr>
-          <w:rFonts w:ascii="Times New Roman" w:eastAsiaTheme="minorEastAsia" w:hAnsi="Times New Roman" w:cs="Times New Roman"/>
-          <w:bCs/>
-          <w:sz w:val="24"/>
-        </w:rPr>
-        <w:t>B</w:t>
-      </w:r>
-      <w:r>
-        <w:rPr>
-          <w:rFonts w:ascii="Times New Roman" w:eastAsiaTheme="minorEastAsia" w:hAnsi="Times New Roman" w:cs="Times New Roman"/>
-          <w:bCs/>
-          <w:sz w:val="24"/>
-        </w:rPr>
-        <w:t xml:space="preserve">)= </w:t>
-      </w:r>
-      <w:r>
-        <w:rPr>
-          <w:rFonts w:ascii="Times New Roman" w:eastAsiaTheme="minorEastAsia" w:hAnsi="Times New Roman" w:cs="Times New Roman"/>
-          <w:bCs/>
-          <w:sz w:val="24"/>
-        </w:rPr>
-        <w:t>f (</w:t>
+        <w:t xml:space="preserve">). En particular, </w:t>
+      </w:r>
+      <w:r>
+        <w:rPr>
+          <w:rFonts w:ascii="Times New Roman" w:eastAsiaTheme="minorEastAsia" w:hAnsi="Times New Roman" w:cs="Times New Roman"/>
+          <w:bCs/>
+          <w:iCs/>
+          <w:sz w:val="24"/>
+        </w:rPr>
+        <w:t xml:space="preserve">para A= </w:t>
       </w:r>
       <m:oMath>
         <m:d>
@@ -15777,7 +15541,24 @@
           <w:bCs/>
           <w:sz w:val="24"/>
         </w:rPr>
-        <w:t xml:space="preserve"> + </w:t>
+        <w:t>,</w:t>
+      </w:r>
+      <w:r>
+        <w:rPr>
+          <w:rFonts w:ascii="Times New Roman" w:eastAsiaTheme="minorEastAsia" w:hAnsi="Times New Roman" w:cs="Times New Roman"/>
+          <w:bCs/>
+          <w:sz w:val="24"/>
+        </w:rPr>
+        <w:t xml:space="preserve"> B=</w:t>
+      </w:r>
+      <w:r>
+        <w:rPr>
+          <w:rFonts w:ascii="Times New Roman" w:eastAsiaTheme="minorEastAsia" w:hAnsi="Times New Roman" w:cs="Times New Roman"/>
+          <w:bCs/>
+          <w:iCs/>
+          <w:sz w:val="24"/>
+        </w:rPr>
+        <w:t xml:space="preserve"> </w:t>
       </w:r>
       <m:oMath>
         <m:d>
@@ -15861,379 +15642,188 @@
           <w:bCs/>
           <w:sz w:val="24"/>
         </w:rPr>
-        <w:t>)= f (</w:t>
-      </w:r>
-      <m:oMath>
-        <m:d>
-          <m:dPr>
-            <m:ctrlPr>
-              <w:rPr>
-                <w:rFonts w:ascii="Cambria Math" w:eastAsiaTheme="minorEastAsia" w:hAnsi="Cambria Math" w:cs="Times New Roman"/>
-                <w:bCs/>
-                <w:i/>
-                <w:sz w:val="24"/>
-              </w:rPr>
-            </m:ctrlPr>
-          </m:dPr>
-          <m:e>
-            <m:m>
-              <m:mPr>
-                <m:mcs>
-                  <m:mc>
-                    <m:mcPr>
-                      <m:count m:val="2"/>
-                      <m:mcJc m:val="center"/>
-                    </m:mcPr>
-                  </m:mc>
-                </m:mcs>
-                <m:ctrlPr>
-                  <w:rPr>
-                    <w:rFonts w:ascii="Cambria Math" w:eastAsiaTheme="minorEastAsia" w:hAnsi="Cambria Math" w:cs="Times New Roman"/>
-                    <w:bCs/>
-                    <w:i/>
-                    <w:sz w:val="24"/>
-                  </w:rPr>
-                </m:ctrlPr>
-              </m:mPr>
-              <m:mr>
-                <m:e>
-                  <m:r>
-                    <w:rPr>
-                      <w:rFonts w:ascii="Cambria Math" w:eastAsiaTheme="minorEastAsia" w:hAnsi="Cambria Math" w:cs="Times New Roman"/>
-                      <w:sz w:val="24"/>
-                    </w:rPr>
-                    <m:t>a</m:t>
-                  </m:r>
-                  <m:r>
-                    <w:rPr>
-                      <w:rFonts w:ascii="Cambria Math" w:eastAsiaTheme="minorEastAsia" w:hAnsi="Cambria Math" w:cs="Times New Roman"/>
-                      <w:sz w:val="24"/>
-                    </w:rPr>
-                    <m:t>+e</m:t>
-                  </m:r>
-                </m:e>
-                <m:e>
-                  <m:r>
-                    <w:rPr>
-                      <w:rFonts w:ascii="Cambria Math" w:eastAsiaTheme="minorEastAsia" w:hAnsi="Cambria Math" w:cs="Times New Roman"/>
-                      <w:sz w:val="24"/>
-                    </w:rPr>
-                    <m:t>b</m:t>
-                  </m:r>
-                  <m:r>
-                    <w:rPr>
-                      <w:rFonts w:ascii="Cambria Math" w:eastAsiaTheme="minorEastAsia" w:hAnsi="Cambria Math" w:cs="Times New Roman"/>
-                      <w:sz w:val="24"/>
-                    </w:rPr>
-                    <m:t>+f</m:t>
-                  </m:r>
-                </m:e>
-              </m:mr>
-              <m:mr>
-                <m:e>
-                  <m:r>
-                    <w:rPr>
-                      <w:rFonts w:ascii="Cambria Math" w:eastAsiaTheme="minorEastAsia" w:hAnsi="Cambria Math" w:cs="Times New Roman"/>
-                      <w:sz w:val="24"/>
-                    </w:rPr>
-                    <m:t>c</m:t>
-                  </m:r>
-                  <m:r>
-                    <w:rPr>
-                      <w:rFonts w:ascii="Cambria Math" w:eastAsiaTheme="minorEastAsia" w:hAnsi="Cambria Math" w:cs="Times New Roman"/>
-                      <w:sz w:val="24"/>
-                    </w:rPr>
-                    <m:t>+g</m:t>
-                  </m:r>
-                </m:e>
-                <m:e>
-                  <m:r>
-                    <w:rPr>
-                      <w:rFonts w:ascii="Cambria Math" w:eastAsiaTheme="minorEastAsia" w:hAnsi="Cambria Math" w:cs="Times New Roman"/>
-                      <w:sz w:val="24"/>
-                    </w:rPr>
-                    <m:t>d</m:t>
-                  </m:r>
-                  <m:r>
-                    <w:rPr>
-                      <w:rFonts w:ascii="Cambria Math" w:eastAsiaTheme="minorEastAsia" w:hAnsi="Cambria Math" w:cs="Times New Roman"/>
-                      <w:sz w:val="24"/>
-                    </w:rPr>
-                    <m:t>+h</m:t>
-                  </m:r>
-                </m:e>
-              </m:mr>
-            </m:m>
-          </m:e>
-        </m:d>
-      </m:oMath>
-      <w:r>
-        <w:rPr>
-          <w:rFonts w:ascii="Times New Roman" w:eastAsiaTheme="minorEastAsia" w:hAnsi="Times New Roman" w:cs="Times New Roman"/>
-          <w:bCs/>
-          <w:sz w:val="24"/>
-        </w:rPr>
-        <w:t>)= (a+e, b+f, c+g, d+h)</w:t>
-      </w:r>
-      <w:r>
-        <w:rPr>
-          <w:rFonts w:ascii="Times New Roman" w:eastAsiaTheme="minorEastAsia" w:hAnsi="Times New Roman" w:cs="Times New Roman"/>
-          <w:bCs/>
-          <w:sz w:val="24"/>
-        </w:rPr>
-        <w:t>= (a, b, c, d) + (e, f, g, h)</w:t>
-      </w:r>
-      <w:r>
-        <w:rPr>
-          <w:rFonts w:ascii="Times New Roman" w:eastAsiaTheme="minorEastAsia" w:hAnsi="Times New Roman" w:cs="Times New Roman"/>
-          <w:bCs/>
-          <w:iCs/>
-          <w:sz w:val="24"/>
-        </w:rPr>
-        <w:t>= f (</w:t>
-      </w:r>
-      <w:r>
-        <w:rPr>
-          <w:rFonts w:ascii="Times New Roman" w:eastAsiaTheme="minorEastAsia" w:hAnsi="Times New Roman" w:cs="Times New Roman"/>
-          <w:bCs/>
-          <w:iCs/>
-          <w:sz w:val="24"/>
-        </w:rPr>
-        <w:t>A</w:t>
-      </w:r>
-      <w:r>
-        <w:rPr>
-          <w:rFonts w:ascii="Times New Roman" w:eastAsiaTheme="minorEastAsia" w:hAnsi="Times New Roman" w:cs="Times New Roman"/>
-          <w:bCs/>
-          <w:iCs/>
-          <w:sz w:val="24"/>
-        </w:rPr>
-        <w:t xml:space="preserve">) </w:t>
-      </w:r>
-      <w:r>
-        <w:rPr>
-          <w:rFonts w:ascii="Times New Roman" w:eastAsiaTheme="minorEastAsia" w:hAnsi="Times New Roman" w:cs="Times New Roman"/>
-          <w:bCs/>
-          <w:iCs/>
-          <w:sz w:val="24"/>
-        </w:rPr>
-        <w:t xml:space="preserve">+ </w:t>
-      </w:r>
-      <w:r>
-        <w:rPr>
-          <w:rFonts w:ascii="Times New Roman" w:eastAsiaTheme="minorEastAsia" w:hAnsi="Times New Roman" w:cs="Times New Roman"/>
-          <w:bCs/>
-          <w:iCs/>
-          <w:sz w:val="24"/>
-        </w:rPr>
-        <w:t>f (</w:t>
-      </w:r>
-      <w:r>
-        <w:rPr>
-          <w:rFonts w:ascii="Times New Roman" w:eastAsiaTheme="minorEastAsia" w:hAnsi="Times New Roman" w:cs="Times New Roman"/>
-          <w:bCs/>
-          <w:iCs/>
-          <w:sz w:val="24"/>
-        </w:rPr>
-        <w:t>B</w:t>
-      </w:r>
-      <w:r>
-        <w:rPr>
-          <w:rFonts w:ascii="Times New Roman" w:eastAsiaTheme="minorEastAsia" w:hAnsi="Times New Roman" w:cs="Times New Roman"/>
-          <w:bCs/>
-          <w:iCs/>
-          <w:sz w:val="24"/>
-        </w:rPr>
-        <w:t>), por lo que f es un homomorfismo</w:t>
-      </w:r>
-      <w:r>
-        <w:rPr>
-          <w:rFonts w:ascii="Times New Roman" w:eastAsiaTheme="minorEastAsia" w:hAnsi="Times New Roman" w:cs="Times New Roman"/>
-          <w:bCs/>
-          <w:sz w:val="24"/>
-        </w:rPr>
-        <w:t>.</w:t>
-      </w:r>
-    </w:p>
-    <w:p>
-      <w:pPr>
-        <w:rPr>
-          <w:rFonts w:ascii="Times New Roman" w:hAnsi="Times New Roman" w:cs="Times New Roman"/>
-          <w:bCs/>
-          <w:sz w:val="24"/>
-        </w:rPr>
-      </w:pPr>
-    </w:p>
-    <w:p>
-      <w:pPr>
-        <w:rPr>
-          <w:rFonts w:ascii="Times New Roman" w:hAnsi="Times New Roman" w:cs="Times New Roman"/>
-          <w:bCs/>
-          <w:sz w:val="24"/>
-        </w:rPr>
-      </w:pPr>
-      <w:r>
-        <w:rPr>
-          <w:rFonts w:ascii="Times New Roman" w:hAnsi="Times New Roman" w:cs="Times New Roman"/>
-          <w:bCs/>
-          <w:sz w:val="24"/>
-          <w:u w:val="single"/>
-        </w:rPr>
-        <w:t>Inyectividad:</w:t>
-      </w:r>
-      <w:r>
-        <w:rPr>
-          <w:rFonts w:ascii="Times New Roman" w:hAnsi="Times New Roman" w:cs="Times New Roman"/>
-          <w:bCs/>
-          <w:sz w:val="24"/>
-        </w:rPr>
         <w:t xml:space="preserve"> </w:t>
       </w:r>
-      <w:r>
-        <w:rPr>
-          <w:rFonts w:ascii="Times New Roman" w:eastAsiaTheme="minorEastAsia" w:hAnsi="Times New Roman" w:cs="Times New Roman"/>
-          <w:bCs/>
-          <w:iCs/>
-          <w:sz w:val="24"/>
-        </w:rPr>
-        <w:t>f es inyectiva si f (</w:t>
-      </w:r>
-      <w:r>
-        <w:rPr>
-          <w:rFonts w:ascii="Times New Roman" w:eastAsiaTheme="minorEastAsia" w:hAnsi="Times New Roman" w:cs="Times New Roman"/>
-          <w:bCs/>
-          <w:iCs/>
-          <w:sz w:val="24"/>
-        </w:rPr>
-        <w:t>A</w:t>
-      </w:r>
-      <w:r>
-        <w:rPr>
-          <w:rFonts w:ascii="Times New Roman" w:eastAsiaTheme="minorEastAsia" w:hAnsi="Times New Roman" w:cs="Times New Roman"/>
-          <w:bCs/>
-          <w:iCs/>
-          <w:sz w:val="24"/>
-        </w:rPr>
-        <w:t>)= f (</w:t>
-      </w:r>
-      <w:r>
-        <w:rPr>
-          <w:rFonts w:ascii="Times New Roman" w:eastAsiaTheme="minorEastAsia" w:hAnsi="Times New Roman" w:cs="Times New Roman"/>
-          <w:bCs/>
-          <w:iCs/>
-          <w:sz w:val="24"/>
-        </w:rPr>
-        <w:t>B</w:t>
-      </w:r>
-      <w:r>
-        <w:rPr>
-          <w:rFonts w:ascii="Times New Roman" w:eastAsiaTheme="minorEastAsia" w:hAnsi="Times New Roman" w:cs="Times New Roman"/>
-          <w:bCs/>
-          <w:iCs/>
-          <w:sz w:val="24"/>
-        </w:rPr>
-        <w:t xml:space="preserve">) implica </w:t>
-      </w:r>
-      <w:r>
-        <w:rPr>
-          <w:rFonts w:ascii="Times New Roman" w:eastAsiaTheme="minorEastAsia" w:hAnsi="Times New Roman" w:cs="Times New Roman"/>
-          <w:bCs/>
-          <w:iCs/>
-          <w:sz w:val="24"/>
-        </w:rPr>
-        <w:t>A</w:t>
-      </w:r>
-      <w:r>
-        <w:rPr>
-          <w:rFonts w:ascii="Times New Roman" w:eastAsiaTheme="minorEastAsia" w:hAnsi="Times New Roman" w:cs="Times New Roman"/>
-          <w:bCs/>
-          <w:iCs/>
-          <w:sz w:val="24"/>
-        </w:rPr>
-        <w:t xml:space="preserve">= </w:t>
-      </w:r>
-      <w:r>
-        <w:rPr>
-          <w:rFonts w:ascii="Times New Roman" w:eastAsiaTheme="minorEastAsia" w:hAnsi="Times New Roman" w:cs="Times New Roman"/>
-          <w:bCs/>
-          <w:iCs/>
-          <w:sz w:val="24"/>
-        </w:rPr>
-        <w:t>B</w:t>
-      </w:r>
-      <w:r>
-        <w:rPr>
-          <w:rFonts w:ascii="Times New Roman" w:eastAsiaTheme="minorEastAsia" w:hAnsi="Times New Roman" w:cs="Times New Roman"/>
-          <w:bCs/>
-          <w:iCs/>
-          <w:sz w:val="24"/>
-        </w:rPr>
-        <w:t>. En particular, f (</w:t>
-      </w:r>
-      <w:r>
-        <w:rPr>
-          <w:rFonts w:ascii="Times New Roman" w:eastAsiaTheme="minorEastAsia" w:hAnsi="Times New Roman" w:cs="Times New Roman"/>
-          <w:bCs/>
-          <w:iCs/>
-          <w:sz w:val="24"/>
-        </w:rPr>
-        <w:t>A</w:t>
-      </w:r>
-      <w:r>
-        <w:rPr>
-          <w:rFonts w:ascii="Times New Roman" w:eastAsiaTheme="minorEastAsia" w:hAnsi="Times New Roman" w:cs="Times New Roman"/>
-          <w:bCs/>
-          <w:iCs/>
-          <w:sz w:val="24"/>
-        </w:rPr>
-        <w:t>)= f (</w:t>
-      </w:r>
-      <w:r>
-        <w:rPr>
-          <w:rFonts w:ascii="Times New Roman" w:eastAsiaTheme="minorEastAsia" w:hAnsi="Times New Roman" w:cs="Times New Roman"/>
-          <w:bCs/>
-          <w:iCs/>
-          <w:sz w:val="24"/>
-        </w:rPr>
-        <w:t>B</w:t>
-      </w:r>
-      <w:r>
-        <w:rPr>
-          <w:rFonts w:ascii="Times New Roman" w:eastAsiaTheme="minorEastAsia" w:hAnsi="Times New Roman" w:cs="Times New Roman"/>
-          <w:bCs/>
-          <w:iCs/>
-          <w:sz w:val="24"/>
-        </w:rPr>
-        <w:t>)</w:t>
-      </w:r>
-      <w:r>
-        <w:rPr>
-          <w:rFonts w:ascii="Times New Roman" w:eastAsiaTheme="minorEastAsia" w:hAnsi="Times New Roman" w:cs="Times New Roman"/>
-          <w:bCs/>
-          <w:iCs/>
+      <m:oMath>
+        <m:r>
+          <w:rPr>
+            <w:rFonts w:ascii="Cambria Math" w:hAnsi="Cambria Math" w:cs="Times New Roman"/>
+            <w:sz w:val="24"/>
+          </w:rPr>
+          <m:t>∈</m:t>
+        </m:r>
+      </m:oMath>
+      <w:r>
+        <w:rPr>
+          <w:rFonts w:ascii="Times New Roman" w:eastAsiaTheme="minorEastAsia" w:hAnsi="Times New Roman" w:cs="Times New Roman"/>
           <w:sz w:val="24"/>
         </w:rPr>
         <w:t xml:space="preserve"> </w:t>
       </w:r>
       <m:oMath>
+        <m:sSub>
+          <m:sSubPr>
+            <m:ctrlPr>
+              <w:rPr>
+                <w:rFonts w:ascii="Cambria Math" w:hAnsi="Cambria Math" w:cs="Times New Roman"/>
+                <w:bCs/>
+                <w:i/>
+                <w:sz w:val="24"/>
+              </w:rPr>
+            </m:ctrlPr>
+          </m:sSubPr>
+          <m:e>
+            <m:r>
+              <w:rPr>
+                <w:rFonts w:ascii="Cambria Math" w:hAnsi="Cambria Math" w:cs="Times New Roman"/>
+                <w:sz w:val="24"/>
+              </w:rPr>
+              <m:t>M</m:t>
+            </m:r>
+          </m:e>
+          <m:sub>
+            <m:r>
+              <w:rPr>
+                <w:rFonts w:ascii="Cambria Math" w:hAnsi="Cambria Math" w:cs="Times New Roman"/>
+                <w:sz w:val="24"/>
+              </w:rPr>
+              <m:t>2</m:t>
+            </m:r>
+          </m:sub>
+        </m:sSub>
+      </m:oMath>
+      <w:r>
+        <w:rPr>
+          <w:rFonts w:ascii="Times New Roman" w:eastAsiaTheme="minorEastAsia" w:hAnsi="Times New Roman" w:cs="Times New Roman"/>
+          <w:bCs/>
+          <w:sz w:val="24"/>
+        </w:rPr>
+        <w:t xml:space="preserve"> (</w:t>
+      </w:r>
+      <m:oMath>
         <m:r>
+          <m:rPr>
+            <m:scr m:val="double-struck"/>
+          </m:rPr>
           <w:rPr>
             <w:rFonts w:ascii="Cambria Math" w:eastAsiaTheme="minorEastAsia" w:hAnsi="Cambria Math" w:cs="Times New Roman"/>
             <w:sz w:val="24"/>
           </w:rPr>
-          <m:t>⟺</m:t>
+          <m:t>R</m:t>
         </m:r>
       </m:oMath>
       <w:r>
         <w:rPr>
           <w:rFonts w:ascii="Times New Roman" w:eastAsiaTheme="minorEastAsia" w:hAnsi="Times New Roman" w:cs="Times New Roman"/>
+          <w:bCs/>
+          <w:sz w:val="24"/>
+        </w:rPr>
+        <w:t>)</w:t>
+      </w:r>
+      <w:r>
+        <w:rPr>
+          <w:rFonts w:ascii="Times New Roman" w:eastAsiaTheme="minorEastAsia" w:hAnsi="Times New Roman" w:cs="Times New Roman"/>
+          <w:bCs/>
+          <w:sz w:val="24"/>
+        </w:rPr>
+        <w:t xml:space="preserve">, con </w:t>
+      </w:r>
+      <w:r>
+        <w:rPr>
+          <w:rFonts w:ascii="Times New Roman" w:eastAsiaTheme="minorEastAsia" w:hAnsi="Times New Roman" w:cs="Times New Roman"/>
+          <w:bCs/>
+          <w:sz w:val="24"/>
+        </w:rPr>
+        <w:t>cualesquiera a, b, c, d, e, f, g, h</w:t>
+      </w:r>
+      <w:r>
+        <w:rPr>
+          <w:rFonts w:ascii="Times New Roman" w:eastAsiaTheme="minorEastAsia" w:hAnsi="Times New Roman" w:cs="Times New Roman"/>
+          <w:bCs/>
           <w:sz w:val="24"/>
         </w:rPr>
         <w:t xml:space="preserve"> </w:t>
       </w:r>
-      <w:r>
-        <w:rPr>
-          <w:rFonts w:ascii="Times New Roman" w:eastAsiaTheme="minorEastAsia" w:hAnsi="Times New Roman" w:cs="Times New Roman"/>
+      <m:oMath>
+        <m:r>
+          <w:rPr>
+            <w:rFonts w:ascii="Cambria Math" w:hAnsi="Cambria Math" w:cs="Times New Roman"/>
+            <w:sz w:val="24"/>
+          </w:rPr>
+          <m:t>∈</m:t>
+        </m:r>
+      </m:oMath>
+      <w:r>
+        <w:rPr>
+          <w:rFonts w:ascii="Times New Roman" w:eastAsiaTheme="minorEastAsia" w:hAnsi="Times New Roman" w:cs="Times New Roman"/>
+          <w:bCs/>
+          <w:sz w:val="24"/>
+        </w:rPr>
+        <w:t xml:space="preserve"> </w:t>
+      </w:r>
+      <m:oMath>
+        <m:r>
+          <m:rPr>
+            <m:scr m:val="double-struck"/>
+          </m:rPr>
+          <w:rPr>
+            <w:rFonts w:ascii="Cambria Math" w:hAnsi="Cambria Math" w:cs="Times New Roman"/>
+            <w:sz w:val="24"/>
+          </w:rPr>
+          <m:t>R</m:t>
+        </m:r>
+      </m:oMath>
+      <w:r>
+        <w:rPr>
+          <w:rFonts w:ascii="Times New Roman" w:eastAsiaTheme="minorEastAsia" w:hAnsi="Times New Roman" w:cs="Times New Roman"/>
+          <w:sz w:val="24"/>
+        </w:rPr>
+        <w:t xml:space="preserve">, </w:t>
+      </w:r>
+      <w:r>
+        <w:rPr>
+          <w:rFonts w:ascii="Times New Roman" w:eastAsiaTheme="minorEastAsia" w:hAnsi="Times New Roman" w:cs="Times New Roman"/>
+          <w:bCs/>
+          <w:sz w:val="24"/>
+        </w:rPr>
+        <w:t>f (</w:t>
+      </w:r>
+      <w:r>
+        <w:rPr>
+          <w:rFonts w:ascii="Times New Roman" w:eastAsiaTheme="minorEastAsia" w:hAnsi="Times New Roman" w:cs="Times New Roman"/>
+          <w:bCs/>
+          <w:sz w:val="24"/>
+        </w:rPr>
+        <w:t>A</w:t>
+      </w:r>
+      <w:r>
+        <w:rPr>
+          <w:rFonts w:ascii="Times New Roman" w:eastAsiaTheme="minorEastAsia" w:hAnsi="Times New Roman" w:cs="Times New Roman"/>
+          <w:bCs/>
+          <w:sz w:val="24"/>
+        </w:rPr>
+        <w:t xml:space="preserve"> + </w:t>
+      </w:r>
+      <w:r>
+        <w:rPr>
+          <w:rFonts w:ascii="Times New Roman" w:eastAsiaTheme="minorEastAsia" w:hAnsi="Times New Roman" w:cs="Times New Roman"/>
+          <w:bCs/>
+          <w:sz w:val="24"/>
+        </w:rPr>
+        <w:t>B</w:t>
+      </w:r>
+      <w:r>
+        <w:rPr>
+          <w:rFonts w:ascii="Times New Roman" w:eastAsiaTheme="minorEastAsia" w:hAnsi="Times New Roman" w:cs="Times New Roman"/>
+          <w:bCs/>
+          <w:sz w:val="24"/>
+        </w:rPr>
+        <w:t xml:space="preserve">)= </w:t>
+      </w:r>
+      <w:r>
+        <w:rPr>
+          <w:rFonts w:ascii="Times New Roman" w:eastAsiaTheme="minorEastAsia" w:hAnsi="Times New Roman" w:cs="Times New Roman"/>
+          <w:bCs/>
           <w:sz w:val="24"/>
         </w:rPr>
         <w:t>f (</w:t>
@@ -16320,23 +15910,7 @@
           <w:bCs/>
           <w:sz w:val="24"/>
         </w:rPr>
-        <w:t>)</w:t>
-      </w:r>
-      <w:r>
-        <w:rPr>
-          <w:rFonts w:ascii="Times New Roman" w:eastAsiaTheme="minorEastAsia" w:hAnsi="Times New Roman" w:cs="Times New Roman"/>
-          <w:bCs/>
-          <w:sz w:val="24"/>
-        </w:rPr>
-        <w:t xml:space="preserve">= </w:t>
-      </w:r>
-      <w:r>
-        <w:rPr>
-          <w:rFonts w:ascii="Times New Roman" w:eastAsiaTheme="minorEastAsia" w:hAnsi="Times New Roman" w:cs="Times New Roman"/>
-          <w:bCs/>
-          <w:sz w:val="24"/>
-        </w:rPr>
-        <w:t>f (</w:t>
+        <w:t xml:space="preserve"> + </w:t>
       </w:r>
       <m:oMath>
         <m:d>
@@ -16420,70 +15994,108 @@
           <w:bCs/>
           <w:sz w:val="24"/>
         </w:rPr>
-        <w:t>)</w:t>
-      </w:r>
-      <w:r>
-        <w:rPr>
-          <w:rFonts w:ascii="Times New Roman" w:eastAsiaTheme="minorEastAsia" w:hAnsi="Times New Roman" w:cs="Times New Roman"/>
-          <w:bCs/>
-          <w:iCs/>
-          <w:sz w:val="24"/>
-        </w:rPr>
-        <w:t xml:space="preserve"> </w:t>
-      </w:r>
-      <m:oMath>
-        <m:r>
-          <w:rPr>
-            <w:rFonts w:ascii="Cambria Math" w:eastAsiaTheme="minorEastAsia" w:hAnsi="Cambria Math" w:cs="Times New Roman"/>
-            <w:sz w:val="24"/>
-          </w:rPr>
-          <m:t>⟺</m:t>
-        </m:r>
-      </m:oMath>
-      <w:r>
-        <w:rPr>
-          <w:rFonts w:ascii="Times New Roman" w:eastAsiaTheme="minorEastAsia" w:hAnsi="Times New Roman" w:cs="Times New Roman"/>
-          <w:bCs/>
-          <w:iCs/>
-          <w:sz w:val="24"/>
-        </w:rPr>
-        <w:t xml:space="preserve"> </w:t>
-      </w:r>
-      <w:r>
-        <w:rPr>
-          <w:rFonts w:ascii="Times New Roman" w:eastAsiaTheme="minorEastAsia" w:hAnsi="Times New Roman" w:cs="Times New Roman"/>
-          <w:bCs/>
-          <w:iCs/>
-          <w:sz w:val="24"/>
-        </w:rPr>
-        <w:t>(a, b, c, d)= (e, f, g, h)</w:t>
-      </w:r>
-      <w:r>
-        <w:rPr>
-          <w:rFonts w:ascii="Times New Roman" w:eastAsiaTheme="minorEastAsia" w:hAnsi="Times New Roman" w:cs="Times New Roman"/>
-          <w:bCs/>
-          <w:iCs/>
-          <w:sz w:val="24"/>
-        </w:rPr>
-        <w:t xml:space="preserve"> </w:t>
-      </w:r>
-      <m:oMath>
-        <m:r>
-          <w:rPr>
-            <w:rFonts w:ascii="Cambria Math" w:eastAsiaTheme="minorEastAsia" w:hAnsi="Cambria Math" w:cs="Times New Roman"/>
-            <w:sz w:val="24"/>
-          </w:rPr>
-          <m:t>⟺</m:t>
-        </m:r>
-      </m:oMath>
-      <w:r>
-        <w:rPr>
-          <w:rFonts w:ascii="Times New Roman" w:eastAsiaTheme="minorEastAsia" w:hAnsi="Times New Roman" w:cs="Times New Roman"/>
-          <w:bCs/>
-          <w:iCs/>
-          <w:sz w:val="24"/>
-        </w:rPr>
-        <w:t xml:space="preserve"> </w:t>
+        <w:t>)= f (</w:t>
+      </w:r>
+      <m:oMath>
+        <m:d>
+          <m:dPr>
+            <m:ctrlPr>
+              <w:rPr>
+                <w:rFonts w:ascii="Cambria Math" w:eastAsiaTheme="minorEastAsia" w:hAnsi="Cambria Math" w:cs="Times New Roman"/>
+                <w:bCs/>
+                <w:i/>
+                <w:sz w:val="24"/>
+              </w:rPr>
+            </m:ctrlPr>
+          </m:dPr>
+          <m:e>
+            <m:m>
+              <m:mPr>
+                <m:mcs>
+                  <m:mc>
+                    <m:mcPr>
+                      <m:count m:val="2"/>
+                      <m:mcJc m:val="center"/>
+                    </m:mcPr>
+                  </m:mc>
+                </m:mcs>
+                <m:ctrlPr>
+                  <w:rPr>
+                    <w:rFonts w:ascii="Cambria Math" w:eastAsiaTheme="minorEastAsia" w:hAnsi="Cambria Math" w:cs="Times New Roman"/>
+                    <w:bCs/>
+                    <w:i/>
+                    <w:sz w:val="24"/>
+                  </w:rPr>
+                </m:ctrlPr>
+              </m:mPr>
+              <m:mr>
+                <m:e>
+                  <m:r>
+                    <w:rPr>
+                      <w:rFonts w:ascii="Cambria Math" w:eastAsiaTheme="minorEastAsia" w:hAnsi="Cambria Math" w:cs="Times New Roman"/>
+                      <w:sz w:val="24"/>
+                    </w:rPr>
+                    <m:t>a+e</m:t>
+                  </m:r>
+                </m:e>
+                <m:e>
+                  <m:r>
+                    <w:rPr>
+                      <w:rFonts w:ascii="Cambria Math" w:eastAsiaTheme="minorEastAsia" w:hAnsi="Cambria Math" w:cs="Times New Roman"/>
+                      <w:sz w:val="24"/>
+                    </w:rPr>
+                    <m:t>b+f</m:t>
+                  </m:r>
+                </m:e>
+              </m:mr>
+              <m:mr>
+                <m:e>
+                  <m:r>
+                    <w:rPr>
+                      <w:rFonts w:ascii="Cambria Math" w:eastAsiaTheme="minorEastAsia" w:hAnsi="Cambria Math" w:cs="Times New Roman"/>
+                      <w:sz w:val="24"/>
+                    </w:rPr>
+                    <m:t>c+g</m:t>
+                  </m:r>
+                </m:e>
+                <m:e>
+                  <m:r>
+                    <w:rPr>
+                      <w:rFonts w:ascii="Cambria Math" w:eastAsiaTheme="minorEastAsia" w:hAnsi="Cambria Math" w:cs="Times New Roman"/>
+                      <w:sz w:val="24"/>
+                    </w:rPr>
+                    <m:t>d+h</m:t>
+                  </m:r>
+                </m:e>
+              </m:mr>
+            </m:m>
+          </m:e>
+        </m:d>
+      </m:oMath>
+      <w:r>
+        <w:rPr>
+          <w:rFonts w:ascii="Times New Roman" w:eastAsiaTheme="minorEastAsia" w:hAnsi="Times New Roman" w:cs="Times New Roman"/>
+          <w:bCs/>
+          <w:sz w:val="24"/>
+        </w:rPr>
+        <w:t>)= (a+e, b+f, c+g, d+h)</w:t>
+      </w:r>
+      <w:r>
+        <w:rPr>
+          <w:rFonts w:ascii="Times New Roman" w:eastAsiaTheme="minorEastAsia" w:hAnsi="Times New Roman" w:cs="Times New Roman"/>
+          <w:bCs/>
+          <w:sz w:val="24"/>
+        </w:rPr>
+        <w:t>= (a, b, c, d) + (e, f, g, h)</w:t>
+      </w:r>
+      <w:r>
+        <w:rPr>
+          <w:rFonts w:ascii="Times New Roman" w:eastAsiaTheme="minorEastAsia" w:hAnsi="Times New Roman" w:cs="Times New Roman"/>
+          <w:bCs/>
+          <w:iCs/>
+          <w:sz w:val="24"/>
+        </w:rPr>
+        <w:t>= f (</w:t>
       </w:r>
       <w:r>
         <w:rPr>
@@ -16501,7 +16113,25 @@
           <w:iCs/>
           <w:sz w:val="24"/>
         </w:rPr>
-        <w:t xml:space="preserve">= </w:t>
+        <w:t xml:space="preserve">) </w:t>
+      </w:r>
+      <w:r>
+        <w:rPr>
+          <w:rFonts w:ascii="Times New Roman" w:eastAsiaTheme="minorEastAsia" w:hAnsi="Times New Roman" w:cs="Times New Roman"/>
+          <w:bCs/>
+          <w:iCs/>
+          <w:sz w:val="24"/>
+        </w:rPr>
+        <w:t xml:space="preserve">+ </w:t>
+      </w:r>
+      <w:r>
+        <w:rPr>
+          <w:rFonts w:ascii="Times New Roman" w:eastAsiaTheme="minorEastAsia" w:hAnsi="Times New Roman" w:cs="Times New Roman"/>
+          <w:bCs/>
+          <w:iCs/>
+          <w:sz w:val="24"/>
+        </w:rPr>
+        <w:t>f (</w:t>
       </w:r>
       <w:r>
         <w:rPr>
@@ -16519,7 +16149,15 @@
           <w:iCs/>
           <w:sz w:val="24"/>
         </w:rPr>
-        <w:t>, por lo que f es inyectiva.</w:t>
+        <w:t>), por lo que f es un homomorfismo</w:t>
+      </w:r>
+      <w:r>
+        <w:rPr>
+          <w:rFonts w:ascii="Times New Roman" w:eastAsiaTheme="minorEastAsia" w:hAnsi="Times New Roman" w:cs="Times New Roman"/>
+          <w:bCs/>
+          <w:sz w:val="24"/>
+        </w:rPr>
+        <w:t>.</w:t>
       </w:r>
     </w:p>
     <w:p>
@@ -16546,105 +16184,24 @@
           <w:sz w:val="24"/>
           <w:u w:val="single"/>
         </w:rPr>
-        <w:t>Sobreyectividad:</w:t>
-      </w:r>
-      <w:r>
-        <w:rPr>
-          <w:rFonts w:ascii="Times New Roman" w:hAnsi="Times New Roman" w:cs="Times New Roman"/>
-          <w:bCs/>
-          <w:sz w:val="24"/>
-        </w:rPr>
-        <w:t xml:space="preserve"> f es sobreyectiva si, p</w:t>
-      </w:r>
-      <w:r>
-        <w:rPr>
-          <w:rFonts w:ascii="Times New Roman" w:eastAsiaTheme="minorEastAsia" w:hAnsi="Times New Roman" w:cs="Times New Roman"/>
-          <w:bCs/>
-          <w:iCs/>
-          <w:sz w:val="24"/>
-        </w:rPr>
-        <w:t xml:space="preserve">ara todo </w:t>
-      </w:r>
-      <w:r>
-        <w:rPr>
-          <w:rFonts w:ascii="Times New Roman" w:eastAsiaTheme="minorEastAsia" w:hAnsi="Times New Roman" w:cs="Times New Roman"/>
-          <w:bCs/>
-          <w:iCs/>
-          <w:sz w:val="24"/>
-        </w:rPr>
-        <w:t>(a, b, c, d)</w:t>
-      </w:r>
-      <w:r>
-        <w:rPr>
-          <w:rFonts w:ascii="Times New Roman" w:eastAsiaTheme="minorEastAsia" w:hAnsi="Times New Roman" w:cs="Times New Roman"/>
-          <w:bCs/>
-          <w:iCs/>
+        <w:t>Inyectividad:</w:t>
+      </w:r>
+      <w:r>
+        <w:rPr>
+          <w:rFonts w:ascii="Times New Roman" w:hAnsi="Times New Roman" w:cs="Times New Roman"/>
+          <w:bCs/>
           <w:sz w:val="24"/>
         </w:rPr>
         <w:t xml:space="preserve"> </w:t>
       </w:r>
-      <m:oMath>
-        <m:r>
-          <w:rPr>
-            <w:rFonts w:ascii="Cambria Math" w:eastAsiaTheme="minorEastAsia" w:hAnsi="Cambria Math" w:cs="Times New Roman"/>
-            <w:sz w:val="24"/>
-          </w:rPr>
-          <m:t>∈</m:t>
-        </m:r>
-      </m:oMath>
-      <w:r>
-        <w:rPr>
-          <w:rFonts w:ascii="Times New Roman" w:eastAsiaTheme="minorEastAsia" w:hAnsi="Times New Roman" w:cs="Times New Roman"/>
-          <w:bCs/>
-          <w:iCs/>
-          <w:sz w:val="24"/>
-        </w:rPr>
-        <w:t xml:space="preserve"> </w:t>
-      </w:r>
-      <m:oMath>
-        <m:sSup>
-          <m:sSupPr>
-            <m:ctrlPr>
-              <w:rPr>
-                <w:rFonts w:ascii="Cambria Math" w:hAnsi="Cambria Math" w:cs="Times New Roman"/>
-                <w:bCs/>
-                <w:i/>
-                <w:iCs/>
-                <w:sz w:val="24"/>
-              </w:rPr>
-            </m:ctrlPr>
-          </m:sSupPr>
-          <m:e>
-            <m:r>
-              <m:rPr>
-                <m:scr m:val="double-struck"/>
-              </m:rPr>
-              <w:rPr>
-                <w:rFonts w:ascii="Cambria Math" w:hAnsi="Cambria Math" w:cs="Times New Roman"/>
-                <w:sz w:val="24"/>
-              </w:rPr>
-              <m:t>R</m:t>
-            </m:r>
-          </m:e>
-          <m:sup>
-            <m:r>
-              <w:rPr>
-                <w:rFonts w:ascii="Cambria Math" w:hAnsi="Cambria Math" w:cs="Times New Roman"/>
-                <w:sz w:val="24"/>
-              </w:rPr>
-              <m:t>4</m:t>
-            </m:r>
-          </m:sup>
-        </m:sSup>
-      </m:oMath>
-      <w:r>
-        <w:rPr>
-          <w:rFonts w:ascii="Times New Roman" w:eastAsiaTheme="minorEastAsia" w:hAnsi="Times New Roman" w:cs="Times New Roman"/>
-          <w:bCs/>
-          <w:iCs/>
-          <w:sz w:val="24"/>
-        </w:rPr>
-        <w:t xml:space="preserve"> (codominio), existe </w:t>
+      <w:r>
+        <w:rPr>
+          <w:rFonts w:ascii="Times New Roman" w:eastAsiaTheme="minorEastAsia" w:hAnsi="Times New Roman" w:cs="Times New Roman"/>
+          <w:bCs/>
+          <w:iCs/>
+          <w:sz w:val="24"/>
+        </w:rPr>
+        <w:t>f es inyectiva si f (</w:t>
       </w:r>
       <w:r>
         <w:rPr>
@@ -16662,94 +16219,25 @@
           <w:iCs/>
           <w:sz w:val="24"/>
         </w:rPr>
-        <w:t xml:space="preserve"> </w:t>
-      </w:r>
-      <m:oMath>
-        <m:r>
-          <w:rPr>
-            <w:rFonts w:ascii="Cambria Math" w:eastAsiaTheme="minorEastAsia" w:hAnsi="Cambria Math" w:cs="Times New Roman"/>
-            <w:sz w:val="24"/>
-          </w:rPr>
-          <m:t>∈</m:t>
-        </m:r>
-      </m:oMath>
-      <w:r>
-        <w:rPr>
-          <w:rFonts w:ascii="Times New Roman" w:eastAsiaTheme="minorEastAsia" w:hAnsi="Times New Roman" w:cs="Times New Roman"/>
-          <w:bCs/>
-          <w:iCs/>
-          <w:sz w:val="24"/>
-        </w:rPr>
-        <w:t xml:space="preserve"> </w:t>
-      </w:r>
-      <m:oMath>
-        <m:sSub>
-          <m:sSubPr>
-            <m:ctrlPr>
-              <w:rPr>
-                <w:rFonts w:ascii="Cambria Math" w:hAnsi="Cambria Math" w:cs="Times New Roman"/>
-                <w:bCs/>
-                <w:i/>
-                <w:sz w:val="24"/>
-              </w:rPr>
-            </m:ctrlPr>
-          </m:sSubPr>
-          <m:e>
-            <m:r>
-              <w:rPr>
-                <w:rFonts w:ascii="Cambria Math" w:hAnsi="Cambria Math" w:cs="Times New Roman"/>
-                <w:sz w:val="24"/>
-              </w:rPr>
-              <m:t>M</m:t>
-            </m:r>
-          </m:e>
-          <m:sub>
-            <m:r>
-              <w:rPr>
-                <w:rFonts w:ascii="Cambria Math" w:hAnsi="Cambria Math" w:cs="Times New Roman"/>
-                <w:sz w:val="24"/>
-              </w:rPr>
-              <m:t>2</m:t>
-            </m:r>
-          </m:sub>
-        </m:sSub>
-      </m:oMath>
-      <w:r>
-        <w:rPr>
-          <w:rFonts w:ascii="Times New Roman" w:eastAsiaTheme="minorEastAsia" w:hAnsi="Times New Roman" w:cs="Times New Roman"/>
-          <w:bCs/>
-          <w:sz w:val="24"/>
-        </w:rPr>
-        <w:t xml:space="preserve"> (</w:t>
-      </w:r>
-      <m:oMath>
-        <m:r>
-          <m:rPr>
-            <m:scr m:val="double-struck"/>
-          </m:rPr>
-          <w:rPr>
-            <w:rFonts w:ascii="Cambria Math" w:eastAsiaTheme="minorEastAsia" w:hAnsi="Cambria Math" w:cs="Times New Roman"/>
-            <w:sz w:val="24"/>
-          </w:rPr>
-          <m:t>R</m:t>
-        </m:r>
-      </m:oMath>
-      <w:r>
-        <w:rPr>
-          <w:rFonts w:ascii="Times New Roman" w:eastAsiaTheme="minorEastAsia" w:hAnsi="Times New Roman" w:cs="Times New Roman"/>
-          <w:bCs/>
-          <w:sz w:val="24"/>
-        </w:rPr>
-        <w:t xml:space="preserve">) </w:t>
-      </w:r>
-      <w:r>
-        <w:rPr>
-          <w:rFonts w:ascii="Times New Roman" w:eastAsiaTheme="minorEastAsia" w:hAnsi="Times New Roman" w:cs="Times New Roman"/>
-          <w:bCs/>
-          <w:iCs/>
-          <w:sz w:val="24"/>
-        </w:rPr>
-        <w:t>(dominio) tal que f (</w:t>
+        <w:t>)= f (</w:t>
+      </w:r>
+      <w:r>
+        <w:rPr>
+          <w:rFonts w:ascii="Times New Roman" w:eastAsiaTheme="minorEastAsia" w:hAnsi="Times New Roman" w:cs="Times New Roman"/>
+          <w:bCs/>
+          <w:iCs/>
+          <w:sz w:val="24"/>
+        </w:rPr>
+        <w:t>B</w:t>
+      </w:r>
+      <w:r>
+        <w:rPr>
+          <w:rFonts w:ascii="Times New Roman" w:eastAsiaTheme="minorEastAsia" w:hAnsi="Times New Roman" w:cs="Times New Roman"/>
+          <w:bCs/>
+          <w:iCs/>
+          <w:sz w:val="24"/>
+        </w:rPr>
+        <w:t xml:space="preserve">) implica </w:t>
       </w:r>
       <w:r>
         <w:rPr>
@@ -16767,16 +16255,16 @@
           <w:iCs/>
           <w:sz w:val="24"/>
         </w:rPr>
-        <w:t xml:space="preserve">)= </w:t>
-      </w:r>
-      <w:r>
-        <w:rPr>
-          <w:rFonts w:ascii="Times New Roman" w:eastAsiaTheme="minorEastAsia" w:hAnsi="Times New Roman" w:cs="Times New Roman"/>
-          <w:bCs/>
-          <w:iCs/>
-          <w:sz w:val="24"/>
-        </w:rPr>
-        <w:t>(a, b, c, d)</w:t>
+        <w:t xml:space="preserve">= </w:t>
+      </w:r>
+      <w:r>
+        <w:rPr>
+          <w:rFonts w:ascii="Times New Roman" w:eastAsiaTheme="minorEastAsia" w:hAnsi="Times New Roman" w:cs="Times New Roman"/>
+          <w:bCs/>
+          <w:iCs/>
+          <w:sz w:val="24"/>
+        </w:rPr>
+        <w:t>B</w:t>
       </w:r>
       <w:r>
         <w:rPr>
@@ -16794,7 +16282,7 @@
           <w:iCs/>
           <w:sz w:val="24"/>
         </w:rPr>
-        <w:t xml:space="preserve">A= </w:t>
+        <w:t xml:space="preserve">para A= </w:t>
       </w:r>
       <m:oMath>
         <m:d>
@@ -16878,12 +16366,105 @@
           <w:bCs/>
           <w:sz w:val="24"/>
         </w:rPr>
+        <w:t>, B=</w:t>
+      </w:r>
+      <w:r>
+        <w:rPr>
+          <w:rFonts w:ascii="Times New Roman" w:eastAsiaTheme="minorEastAsia" w:hAnsi="Times New Roman" w:cs="Times New Roman"/>
+          <w:bCs/>
+          <w:iCs/>
+          <w:sz w:val="24"/>
+        </w:rPr>
+        <w:t xml:space="preserve"> </w:t>
+      </w:r>
+      <m:oMath>
+        <m:d>
+          <m:dPr>
+            <m:ctrlPr>
+              <w:rPr>
+                <w:rFonts w:ascii="Cambria Math" w:eastAsiaTheme="minorEastAsia" w:hAnsi="Cambria Math" w:cs="Times New Roman"/>
+                <w:bCs/>
+                <w:i/>
+                <w:sz w:val="24"/>
+              </w:rPr>
+            </m:ctrlPr>
+          </m:dPr>
+          <m:e>
+            <m:m>
+              <m:mPr>
+                <m:mcs>
+                  <m:mc>
+                    <m:mcPr>
+                      <m:count m:val="2"/>
+                      <m:mcJc m:val="center"/>
+                    </m:mcPr>
+                  </m:mc>
+                </m:mcs>
+                <m:ctrlPr>
+                  <w:rPr>
+                    <w:rFonts w:ascii="Cambria Math" w:eastAsiaTheme="minorEastAsia" w:hAnsi="Cambria Math" w:cs="Times New Roman"/>
+                    <w:bCs/>
+                    <w:i/>
+                    <w:sz w:val="24"/>
+                  </w:rPr>
+                </m:ctrlPr>
+              </m:mPr>
+              <m:mr>
+                <m:e>
+                  <m:r>
+                    <w:rPr>
+                      <w:rFonts w:ascii="Cambria Math" w:eastAsiaTheme="minorEastAsia" w:hAnsi="Cambria Math" w:cs="Times New Roman"/>
+                      <w:sz w:val="24"/>
+                    </w:rPr>
+                    <m:t>e</m:t>
+                  </m:r>
+                </m:e>
+                <m:e>
+                  <m:r>
+                    <w:rPr>
+                      <w:rFonts w:ascii="Cambria Math" w:eastAsiaTheme="minorEastAsia" w:hAnsi="Cambria Math" w:cs="Times New Roman"/>
+                      <w:sz w:val="24"/>
+                    </w:rPr>
+                    <m:t>f</m:t>
+                  </m:r>
+                </m:e>
+              </m:mr>
+              <m:mr>
+                <m:e>
+                  <m:r>
+                    <w:rPr>
+                      <w:rFonts w:ascii="Cambria Math" w:eastAsiaTheme="minorEastAsia" w:hAnsi="Cambria Math" w:cs="Times New Roman"/>
+                      <w:sz w:val="24"/>
+                    </w:rPr>
+                    <m:t>g</m:t>
+                  </m:r>
+                </m:e>
+                <m:e>
+                  <m:r>
+                    <w:rPr>
+                      <w:rFonts w:ascii="Cambria Math" w:eastAsiaTheme="minorEastAsia" w:hAnsi="Cambria Math" w:cs="Times New Roman"/>
+                      <w:sz w:val="24"/>
+                    </w:rPr>
+                    <m:t>h</m:t>
+                  </m:r>
+                </m:e>
+              </m:mr>
+            </m:m>
+          </m:e>
+        </m:d>
+      </m:oMath>
+      <w:r>
+        <w:rPr>
+          <w:rFonts w:ascii="Times New Roman" w:eastAsiaTheme="minorEastAsia" w:hAnsi="Times New Roman" w:cs="Times New Roman"/>
+          <w:bCs/>
+          <w:sz w:val="24"/>
+        </w:rPr>
         <w:t xml:space="preserve"> </w:t>
       </w:r>
       <m:oMath>
         <m:r>
           <w:rPr>
-            <w:rFonts w:ascii="Cambria Math" w:eastAsiaTheme="minorEastAsia" w:hAnsi="Cambria Math" w:cs="Times New Roman"/>
+            <w:rFonts w:ascii="Cambria Math" w:hAnsi="Cambria Math" w:cs="Times New Roman"/>
             <w:sz w:val="24"/>
           </w:rPr>
           <m:t>∈</m:t>
@@ -16892,8 +16473,6 @@
       <w:r>
         <w:rPr>
           <w:rFonts w:ascii="Times New Roman" w:eastAsiaTheme="minorEastAsia" w:hAnsi="Times New Roman" w:cs="Times New Roman"/>
-          <w:bCs/>
-          <w:iCs/>
           <w:sz w:val="24"/>
         </w:rPr>
         <w:t xml:space="preserve"> </w:t>
@@ -16956,25 +16535,411 @@
           <w:bCs/>
           <w:sz w:val="24"/>
         </w:rPr>
-        <w:t xml:space="preserve">) </w:t>
-      </w:r>
-      <w:r>
-        <w:rPr>
-          <w:rFonts w:ascii="Times New Roman" w:eastAsiaTheme="minorEastAsia" w:hAnsi="Times New Roman" w:cs="Times New Roman"/>
-          <w:bCs/>
-          <w:iCs/>
-          <w:sz w:val="24"/>
-        </w:rPr>
-        <w:t>(dominio)</w:t>
-      </w:r>
-      <w:r>
-        <w:rPr>
-          <w:rFonts w:ascii="Times New Roman" w:eastAsiaTheme="minorEastAsia" w:hAnsi="Times New Roman" w:cs="Times New Roman"/>
-          <w:bCs/>
-          <w:iCs/>
-          <w:sz w:val="24"/>
-        </w:rPr>
-        <w:t>, por lo que f es sobreyectiva.</w:t>
+        <w:t xml:space="preserve">), </w:t>
+      </w:r>
+      <w:r>
+        <w:rPr>
+          <w:rFonts w:ascii="Times New Roman" w:eastAsiaTheme="minorEastAsia" w:hAnsi="Times New Roman" w:cs="Times New Roman"/>
+          <w:bCs/>
+          <w:sz w:val="24"/>
+        </w:rPr>
+        <w:t xml:space="preserve">con cualesquiera a, b, c, d, e, f, g, h </w:t>
+      </w:r>
+      <m:oMath>
+        <m:r>
+          <w:rPr>
+            <w:rFonts w:ascii="Cambria Math" w:hAnsi="Cambria Math" w:cs="Times New Roman"/>
+            <w:sz w:val="24"/>
+          </w:rPr>
+          <m:t>∈</m:t>
+        </m:r>
+      </m:oMath>
+      <w:r>
+        <w:rPr>
+          <w:rFonts w:ascii="Times New Roman" w:eastAsiaTheme="minorEastAsia" w:hAnsi="Times New Roman" w:cs="Times New Roman"/>
+          <w:bCs/>
+          <w:sz w:val="24"/>
+        </w:rPr>
+        <w:t xml:space="preserve"> </w:t>
+      </w:r>
+      <m:oMath>
+        <m:r>
+          <m:rPr>
+            <m:scr m:val="double-struck"/>
+          </m:rPr>
+          <w:rPr>
+            <w:rFonts w:ascii="Cambria Math" w:hAnsi="Cambria Math" w:cs="Times New Roman"/>
+            <w:sz w:val="24"/>
+          </w:rPr>
+          <m:t>R</m:t>
+        </m:r>
+      </m:oMath>
+      <w:r>
+        <w:rPr>
+          <w:rFonts w:ascii="Times New Roman" w:eastAsiaTheme="minorEastAsia" w:hAnsi="Times New Roman" w:cs="Times New Roman"/>
+          <w:sz w:val="24"/>
+        </w:rPr>
+        <w:t xml:space="preserve">, </w:t>
+      </w:r>
+      <w:r>
+        <w:rPr>
+          <w:rFonts w:ascii="Times New Roman" w:eastAsiaTheme="minorEastAsia" w:hAnsi="Times New Roman" w:cs="Times New Roman"/>
+          <w:bCs/>
+          <w:iCs/>
+          <w:sz w:val="24"/>
+        </w:rPr>
+        <w:t>f (</w:t>
+      </w:r>
+      <w:r>
+        <w:rPr>
+          <w:rFonts w:ascii="Times New Roman" w:eastAsiaTheme="minorEastAsia" w:hAnsi="Times New Roman" w:cs="Times New Roman"/>
+          <w:bCs/>
+          <w:iCs/>
+          <w:sz w:val="24"/>
+        </w:rPr>
+        <w:t>A</w:t>
+      </w:r>
+      <w:r>
+        <w:rPr>
+          <w:rFonts w:ascii="Times New Roman" w:eastAsiaTheme="minorEastAsia" w:hAnsi="Times New Roman" w:cs="Times New Roman"/>
+          <w:bCs/>
+          <w:iCs/>
+          <w:sz w:val="24"/>
+        </w:rPr>
+        <w:t>)= f (</w:t>
+      </w:r>
+      <w:r>
+        <w:rPr>
+          <w:rFonts w:ascii="Times New Roman" w:eastAsiaTheme="minorEastAsia" w:hAnsi="Times New Roman" w:cs="Times New Roman"/>
+          <w:bCs/>
+          <w:iCs/>
+          <w:sz w:val="24"/>
+        </w:rPr>
+        <w:t>B</w:t>
+      </w:r>
+      <w:r>
+        <w:rPr>
+          <w:rFonts w:ascii="Times New Roman" w:eastAsiaTheme="minorEastAsia" w:hAnsi="Times New Roman" w:cs="Times New Roman"/>
+          <w:bCs/>
+          <w:iCs/>
+          <w:sz w:val="24"/>
+        </w:rPr>
+        <w:t>)</w:t>
+      </w:r>
+      <w:r>
+        <w:rPr>
+          <w:rFonts w:ascii="Times New Roman" w:eastAsiaTheme="minorEastAsia" w:hAnsi="Times New Roman" w:cs="Times New Roman"/>
+          <w:bCs/>
+          <w:iCs/>
+          <w:sz w:val="24"/>
+        </w:rPr>
+        <w:t xml:space="preserve"> </w:t>
+      </w:r>
+      <m:oMath>
+        <m:r>
+          <w:rPr>
+            <w:rFonts w:ascii="Cambria Math" w:eastAsiaTheme="minorEastAsia" w:hAnsi="Cambria Math" w:cs="Times New Roman"/>
+            <w:sz w:val="24"/>
+          </w:rPr>
+          <m:t>⟺</m:t>
+        </m:r>
+      </m:oMath>
+      <w:r>
+        <w:rPr>
+          <w:rFonts w:ascii="Times New Roman" w:eastAsiaTheme="minorEastAsia" w:hAnsi="Times New Roman" w:cs="Times New Roman"/>
+          <w:sz w:val="24"/>
+        </w:rPr>
+        <w:t xml:space="preserve"> </w:t>
+      </w:r>
+      <w:r>
+        <w:rPr>
+          <w:rFonts w:ascii="Times New Roman" w:eastAsiaTheme="minorEastAsia" w:hAnsi="Times New Roman" w:cs="Times New Roman"/>
+          <w:sz w:val="24"/>
+        </w:rPr>
+        <w:t>f (</w:t>
+      </w:r>
+      <m:oMath>
+        <m:d>
+          <m:dPr>
+            <m:ctrlPr>
+              <w:rPr>
+                <w:rFonts w:ascii="Cambria Math" w:eastAsiaTheme="minorEastAsia" w:hAnsi="Cambria Math" w:cs="Times New Roman"/>
+                <w:bCs/>
+                <w:i/>
+                <w:sz w:val="24"/>
+              </w:rPr>
+            </m:ctrlPr>
+          </m:dPr>
+          <m:e>
+            <m:m>
+              <m:mPr>
+                <m:mcs>
+                  <m:mc>
+                    <m:mcPr>
+                      <m:count m:val="2"/>
+                      <m:mcJc m:val="center"/>
+                    </m:mcPr>
+                  </m:mc>
+                </m:mcs>
+                <m:ctrlPr>
+                  <w:rPr>
+                    <w:rFonts w:ascii="Cambria Math" w:eastAsiaTheme="minorEastAsia" w:hAnsi="Cambria Math" w:cs="Times New Roman"/>
+                    <w:bCs/>
+                    <w:i/>
+                    <w:sz w:val="24"/>
+                  </w:rPr>
+                </m:ctrlPr>
+              </m:mPr>
+              <m:mr>
+                <m:e>
+                  <m:r>
+                    <w:rPr>
+                      <w:rFonts w:ascii="Cambria Math" w:eastAsiaTheme="minorEastAsia" w:hAnsi="Cambria Math" w:cs="Times New Roman"/>
+                      <w:sz w:val="24"/>
+                    </w:rPr>
+                    <m:t>a</m:t>
+                  </m:r>
+                </m:e>
+                <m:e>
+                  <m:r>
+                    <w:rPr>
+                      <w:rFonts w:ascii="Cambria Math" w:eastAsiaTheme="minorEastAsia" w:hAnsi="Cambria Math" w:cs="Times New Roman"/>
+                      <w:sz w:val="24"/>
+                    </w:rPr>
+                    <m:t>b</m:t>
+                  </m:r>
+                </m:e>
+              </m:mr>
+              <m:mr>
+                <m:e>
+                  <m:r>
+                    <w:rPr>
+                      <w:rFonts w:ascii="Cambria Math" w:eastAsiaTheme="minorEastAsia" w:hAnsi="Cambria Math" w:cs="Times New Roman"/>
+                      <w:sz w:val="24"/>
+                    </w:rPr>
+                    <m:t>c</m:t>
+                  </m:r>
+                </m:e>
+                <m:e>
+                  <m:r>
+                    <w:rPr>
+                      <w:rFonts w:ascii="Cambria Math" w:eastAsiaTheme="minorEastAsia" w:hAnsi="Cambria Math" w:cs="Times New Roman"/>
+                      <w:sz w:val="24"/>
+                    </w:rPr>
+                    <m:t>d</m:t>
+                  </m:r>
+                </m:e>
+              </m:mr>
+            </m:m>
+          </m:e>
+        </m:d>
+      </m:oMath>
+      <w:r>
+        <w:rPr>
+          <w:rFonts w:ascii="Times New Roman" w:eastAsiaTheme="minorEastAsia" w:hAnsi="Times New Roman" w:cs="Times New Roman"/>
+          <w:bCs/>
+          <w:sz w:val="24"/>
+        </w:rPr>
+        <w:t>)</w:t>
+      </w:r>
+      <w:r>
+        <w:rPr>
+          <w:rFonts w:ascii="Times New Roman" w:eastAsiaTheme="minorEastAsia" w:hAnsi="Times New Roman" w:cs="Times New Roman"/>
+          <w:bCs/>
+          <w:sz w:val="24"/>
+        </w:rPr>
+        <w:t xml:space="preserve">= </w:t>
+      </w:r>
+      <w:r>
+        <w:rPr>
+          <w:rFonts w:ascii="Times New Roman" w:eastAsiaTheme="minorEastAsia" w:hAnsi="Times New Roman" w:cs="Times New Roman"/>
+          <w:bCs/>
+          <w:sz w:val="24"/>
+        </w:rPr>
+        <w:t>f (</w:t>
+      </w:r>
+      <m:oMath>
+        <m:d>
+          <m:dPr>
+            <m:ctrlPr>
+              <w:rPr>
+                <w:rFonts w:ascii="Cambria Math" w:eastAsiaTheme="minorEastAsia" w:hAnsi="Cambria Math" w:cs="Times New Roman"/>
+                <w:bCs/>
+                <w:i/>
+                <w:sz w:val="24"/>
+              </w:rPr>
+            </m:ctrlPr>
+          </m:dPr>
+          <m:e>
+            <m:m>
+              <m:mPr>
+                <m:mcs>
+                  <m:mc>
+                    <m:mcPr>
+                      <m:count m:val="2"/>
+                      <m:mcJc m:val="center"/>
+                    </m:mcPr>
+                  </m:mc>
+                </m:mcs>
+                <m:ctrlPr>
+                  <w:rPr>
+                    <w:rFonts w:ascii="Cambria Math" w:eastAsiaTheme="minorEastAsia" w:hAnsi="Cambria Math" w:cs="Times New Roman"/>
+                    <w:bCs/>
+                    <w:i/>
+                    <w:sz w:val="24"/>
+                  </w:rPr>
+                </m:ctrlPr>
+              </m:mPr>
+              <m:mr>
+                <m:e>
+                  <m:r>
+                    <w:rPr>
+                      <w:rFonts w:ascii="Cambria Math" w:eastAsiaTheme="minorEastAsia" w:hAnsi="Cambria Math" w:cs="Times New Roman"/>
+                      <w:sz w:val="24"/>
+                    </w:rPr>
+                    <m:t>e</m:t>
+                  </m:r>
+                </m:e>
+                <m:e>
+                  <m:r>
+                    <w:rPr>
+                      <w:rFonts w:ascii="Cambria Math" w:eastAsiaTheme="minorEastAsia" w:hAnsi="Cambria Math" w:cs="Times New Roman"/>
+                      <w:sz w:val="24"/>
+                    </w:rPr>
+                    <m:t>f</m:t>
+                  </m:r>
+                </m:e>
+              </m:mr>
+              <m:mr>
+                <m:e>
+                  <m:r>
+                    <w:rPr>
+                      <w:rFonts w:ascii="Cambria Math" w:eastAsiaTheme="minorEastAsia" w:hAnsi="Cambria Math" w:cs="Times New Roman"/>
+                      <w:sz w:val="24"/>
+                    </w:rPr>
+                    <m:t>g</m:t>
+                  </m:r>
+                </m:e>
+                <m:e>
+                  <m:r>
+                    <w:rPr>
+                      <w:rFonts w:ascii="Cambria Math" w:eastAsiaTheme="minorEastAsia" w:hAnsi="Cambria Math" w:cs="Times New Roman"/>
+                      <w:sz w:val="24"/>
+                    </w:rPr>
+                    <m:t>h</m:t>
+                  </m:r>
+                </m:e>
+              </m:mr>
+            </m:m>
+          </m:e>
+        </m:d>
+      </m:oMath>
+      <w:r>
+        <w:rPr>
+          <w:rFonts w:ascii="Times New Roman" w:eastAsiaTheme="minorEastAsia" w:hAnsi="Times New Roman" w:cs="Times New Roman"/>
+          <w:bCs/>
+          <w:sz w:val="24"/>
+        </w:rPr>
+        <w:t>)</w:t>
+      </w:r>
+      <w:r>
+        <w:rPr>
+          <w:rFonts w:ascii="Times New Roman" w:eastAsiaTheme="minorEastAsia" w:hAnsi="Times New Roman" w:cs="Times New Roman"/>
+          <w:bCs/>
+          <w:iCs/>
+          <w:sz w:val="24"/>
+        </w:rPr>
+        <w:t xml:space="preserve"> </w:t>
+      </w:r>
+      <m:oMath>
+        <m:r>
+          <w:rPr>
+            <w:rFonts w:ascii="Cambria Math" w:eastAsiaTheme="minorEastAsia" w:hAnsi="Cambria Math" w:cs="Times New Roman"/>
+            <w:sz w:val="24"/>
+          </w:rPr>
+          <m:t>⟺</m:t>
+        </m:r>
+      </m:oMath>
+      <w:r>
+        <w:rPr>
+          <w:rFonts w:ascii="Times New Roman" w:eastAsiaTheme="minorEastAsia" w:hAnsi="Times New Roman" w:cs="Times New Roman"/>
+          <w:bCs/>
+          <w:iCs/>
+          <w:sz w:val="24"/>
+        </w:rPr>
+        <w:t xml:space="preserve"> </w:t>
+      </w:r>
+      <w:r>
+        <w:rPr>
+          <w:rFonts w:ascii="Times New Roman" w:eastAsiaTheme="minorEastAsia" w:hAnsi="Times New Roman" w:cs="Times New Roman"/>
+          <w:bCs/>
+          <w:iCs/>
+          <w:sz w:val="24"/>
+        </w:rPr>
+        <w:t>(a, b, c, d)= (e, f, g, h)</w:t>
+      </w:r>
+      <w:r>
+        <w:rPr>
+          <w:rFonts w:ascii="Times New Roman" w:eastAsiaTheme="minorEastAsia" w:hAnsi="Times New Roman" w:cs="Times New Roman"/>
+          <w:bCs/>
+          <w:iCs/>
+          <w:sz w:val="24"/>
+        </w:rPr>
+        <w:t xml:space="preserve"> </w:t>
+      </w:r>
+      <m:oMath>
+        <m:r>
+          <w:rPr>
+            <w:rFonts w:ascii="Cambria Math" w:eastAsiaTheme="minorEastAsia" w:hAnsi="Cambria Math" w:cs="Times New Roman"/>
+            <w:sz w:val="24"/>
+          </w:rPr>
+          <m:t>⟺</m:t>
+        </m:r>
+      </m:oMath>
+      <w:r>
+        <w:rPr>
+          <w:rFonts w:ascii="Times New Roman" w:eastAsiaTheme="minorEastAsia" w:hAnsi="Times New Roman" w:cs="Times New Roman"/>
+          <w:bCs/>
+          <w:iCs/>
+          <w:sz w:val="24"/>
+        </w:rPr>
+        <w:t xml:space="preserve"> </w:t>
+      </w:r>
+      <w:r>
+        <w:rPr>
+          <w:rFonts w:ascii="Times New Roman" w:eastAsiaTheme="minorEastAsia" w:hAnsi="Times New Roman" w:cs="Times New Roman"/>
+          <w:bCs/>
+          <w:iCs/>
+          <w:sz w:val="24"/>
+        </w:rPr>
+        <w:t>A</w:t>
+      </w:r>
+      <w:r>
+        <w:rPr>
+          <w:rFonts w:ascii="Times New Roman" w:eastAsiaTheme="minorEastAsia" w:hAnsi="Times New Roman" w:cs="Times New Roman"/>
+          <w:bCs/>
+          <w:iCs/>
+          <w:sz w:val="24"/>
+        </w:rPr>
+        <w:t xml:space="preserve">= </w:t>
+      </w:r>
+      <w:r>
+        <w:rPr>
+          <w:rFonts w:ascii="Times New Roman" w:eastAsiaTheme="minorEastAsia" w:hAnsi="Times New Roman" w:cs="Times New Roman"/>
+          <w:bCs/>
+          <w:iCs/>
+          <w:sz w:val="24"/>
+        </w:rPr>
+        <w:t>B</w:t>
+      </w:r>
+      <w:r>
+        <w:rPr>
+          <w:rFonts w:ascii="Times New Roman" w:eastAsiaTheme="minorEastAsia" w:hAnsi="Times New Roman" w:cs="Times New Roman"/>
+          <w:bCs/>
+          <w:iCs/>
+          <w:sz w:val="24"/>
+        </w:rPr>
+        <w:t>, por lo que f es inyectiva.</w:t>
       </w:r>
     </w:p>
     <w:p>
@@ -16999,16 +16964,509 @@
           <w:rFonts w:ascii="Times New Roman" w:hAnsi="Times New Roman" w:cs="Times New Roman"/>
           <w:bCs/>
           <w:sz w:val="24"/>
-        </w:rPr>
-        <w:t xml:space="preserve">Por lo tanto, </w:t>
-      </w:r>
-      <w:r>
-        <w:rPr>
-          <w:rFonts w:ascii="Times New Roman" w:hAnsi="Times New Roman" w:cs="Times New Roman"/>
-          <w:bCs/>
-          <w:sz w:val="24"/>
-        </w:rPr>
-        <w:t xml:space="preserve">queda demostrado que hay un isomorfismo entre </w:t>
+          <w:u w:val="single"/>
+        </w:rPr>
+        <w:t>Sobreyectividad:</w:t>
+      </w:r>
+      <w:r>
+        <w:rPr>
+          <w:rFonts w:ascii="Times New Roman" w:hAnsi="Times New Roman" w:cs="Times New Roman"/>
+          <w:bCs/>
+          <w:sz w:val="24"/>
+        </w:rPr>
+        <w:t xml:space="preserve"> f es sobreyectiva si, p</w:t>
+      </w:r>
+      <w:r>
+        <w:rPr>
+          <w:rFonts w:ascii="Times New Roman" w:eastAsiaTheme="minorEastAsia" w:hAnsi="Times New Roman" w:cs="Times New Roman"/>
+          <w:bCs/>
+          <w:iCs/>
+          <w:sz w:val="24"/>
+        </w:rPr>
+        <w:t xml:space="preserve">ara todo </w:t>
+      </w:r>
+      <w:r>
+        <w:rPr>
+          <w:rFonts w:ascii="Times New Roman" w:eastAsiaTheme="minorEastAsia" w:hAnsi="Times New Roman" w:cs="Times New Roman"/>
+          <w:bCs/>
+          <w:iCs/>
+          <w:sz w:val="24"/>
+        </w:rPr>
+        <w:t>(a, b, c, d)</w:t>
+      </w:r>
+      <w:r>
+        <w:rPr>
+          <w:rFonts w:ascii="Times New Roman" w:eastAsiaTheme="minorEastAsia" w:hAnsi="Times New Roman" w:cs="Times New Roman"/>
+          <w:bCs/>
+          <w:iCs/>
+          <w:sz w:val="24"/>
+        </w:rPr>
+        <w:t xml:space="preserve"> </w:t>
+      </w:r>
+      <m:oMath>
+        <m:r>
+          <w:rPr>
+            <w:rFonts w:ascii="Cambria Math" w:eastAsiaTheme="minorEastAsia" w:hAnsi="Cambria Math" w:cs="Times New Roman"/>
+            <w:sz w:val="24"/>
+          </w:rPr>
+          <m:t>∈</m:t>
+        </m:r>
+      </m:oMath>
+      <w:r>
+        <w:rPr>
+          <w:rFonts w:ascii="Times New Roman" w:eastAsiaTheme="minorEastAsia" w:hAnsi="Times New Roman" w:cs="Times New Roman"/>
+          <w:bCs/>
+          <w:iCs/>
+          <w:sz w:val="24"/>
+        </w:rPr>
+        <w:t xml:space="preserve"> </w:t>
+      </w:r>
+      <m:oMath>
+        <m:sSup>
+          <m:sSupPr>
+            <m:ctrlPr>
+              <w:rPr>
+                <w:rFonts w:ascii="Cambria Math" w:hAnsi="Cambria Math" w:cs="Times New Roman"/>
+                <w:bCs/>
+                <w:i/>
+                <w:iCs/>
+                <w:sz w:val="24"/>
+              </w:rPr>
+            </m:ctrlPr>
+          </m:sSupPr>
+          <m:e>
+            <m:r>
+              <m:rPr>
+                <m:scr m:val="double-struck"/>
+              </m:rPr>
+              <w:rPr>
+                <w:rFonts w:ascii="Cambria Math" w:hAnsi="Cambria Math" w:cs="Times New Roman"/>
+                <w:sz w:val="24"/>
+              </w:rPr>
+              <m:t>R</m:t>
+            </m:r>
+          </m:e>
+          <m:sup>
+            <m:r>
+              <w:rPr>
+                <w:rFonts w:ascii="Cambria Math" w:hAnsi="Cambria Math" w:cs="Times New Roman"/>
+                <w:sz w:val="24"/>
+              </w:rPr>
+              <m:t>4</m:t>
+            </m:r>
+          </m:sup>
+        </m:sSup>
+      </m:oMath>
+      <w:r>
+        <w:rPr>
+          <w:rFonts w:ascii="Times New Roman" w:eastAsiaTheme="minorEastAsia" w:hAnsi="Times New Roman" w:cs="Times New Roman"/>
+          <w:bCs/>
+          <w:iCs/>
+          <w:sz w:val="24"/>
+        </w:rPr>
+        <w:t xml:space="preserve"> (codominio), existe </w:t>
+      </w:r>
+      <w:r>
+        <w:rPr>
+          <w:rFonts w:ascii="Times New Roman" w:eastAsiaTheme="minorEastAsia" w:hAnsi="Times New Roman" w:cs="Times New Roman"/>
+          <w:bCs/>
+          <w:iCs/>
+          <w:sz w:val="24"/>
+        </w:rPr>
+        <w:t>A</w:t>
+      </w:r>
+      <w:r>
+        <w:rPr>
+          <w:rFonts w:ascii="Times New Roman" w:eastAsiaTheme="minorEastAsia" w:hAnsi="Times New Roman" w:cs="Times New Roman"/>
+          <w:bCs/>
+          <w:iCs/>
+          <w:sz w:val="24"/>
+        </w:rPr>
+        <w:t xml:space="preserve"> </w:t>
+      </w:r>
+      <m:oMath>
+        <m:r>
+          <w:rPr>
+            <w:rFonts w:ascii="Cambria Math" w:eastAsiaTheme="minorEastAsia" w:hAnsi="Cambria Math" w:cs="Times New Roman"/>
+            <w:sz w:val="24"/>
+          </w:rPr>
+          <m:t>∈</m:t>
+        </m:r>
+      </m:oMath>
+      <w:r>
+        <w:rPr>
+          <w:rFonts w:ascii="Times New Roman" w:eastAsiaTheme="minorEastAsia" w:hAnsi="Times New Roman" w:cs="Times New Roman"/>
+          <w:bCs/>
+          <w:iCs/>
+          <w:sz w:val="24"/>
+        </w:rPr>
+        <w:t xml:space="preserve"> </w:t>
+      </w:r>
+      <m:oMath>
+        <m:sSub>
+          <m:sSubPr>
+            <m:ctrlPr>
+              <w:rPr>
+                <w:rFonts w:ascii="Cambria Math" w:hAnsi="Cambria Math" w:cs="Times New Roman"/>
+                <w:bCs/>
+                <w:i/>
+                <w:sz w:val="24"/>
+              </w:rPr>
+            </m:ctrlPr>
+          </m:sSubPr>
+          <m:e>
+            <m:r>
+              <w:rPr>
+                <w:rFonts w:ascii="Cambria Math" w:hAnsi="Cambria Math" w:cs="Times New Roman"/>
+                <w:sz w:val="24"/>
+              </w:rPr>
+              <m:t>M</m:t>
+            </m:r>
+          </m:e>
+          <m:sub>
+            <m:r>
+              <w:rPr>
+                <w:rFonts w:ascii="Cambria Math" w:hAnsi="Cambria Math" w:cs="Times New Roman"/>
+                <w:sz w:val="24"/>
+              </w:rPr>
+              <m:t>2</m:t>
+            </m:r>
+          </m:sub>
+        </m:sSub>
+      </m:oMath>
+      <w:r>
+        <w:rPr>
+          <w:rFonts w:ascii="Times New Roman" w:eastAsiaTheme="minorEastAsia" w:hAnsi="Times New Roman" w:cs="Times New Roman"/>
+          <w:bCs/>
+          <w:sz w:val="24"/>
+        </w:rPr>
+        <w:t xml:space="preserve"> (</w:t>
+      </w:r>
+      <m:oMath>
+        <m:r>
+          <m:rPr>
+            <m:scr m:val="double-struck"/>
+          </m:rPr>
+          <w:rPr>
+            <w:rFonts w:ascii="Cambria Math" w:eastAsiaTheme="minorEastAsia" w:hAnsi="Cambria Math" w:cs="Times New Roman"/>
+            <w:sz w:val="24"/>
+          </w:rPr>
+          <m:t>R</m:t>
+        </m:r>
+      </m:oMath>
+      <w:r>
+        <w:rPr>
+          <w:rFonts w:ascii="Times New Roman" w:eastAsiaTheme="minorEastAsia" w:hAnsi="Times New Roman" w:cs="Times New Roman"/>
+          <w:bCs/>
+          <w:sz w:val="24"/>
+        </w:rPr>
+        <w:t xml:space="preserve">) </w:t>
+      </w:r>
+      <w:r>
+        <w:rPr>
+          <w:rFonts w:ascii="Times New Roman" w:eastAsiaTheme="minorEastAsia" w:hAnsi="Times New Roman" w:cs="Times New Roman"/>
+          <w:bCs/>
+          <w:iCs/>
+          <w:sz w:val="24"/>
+        </w:rPr>
+        <w:t>(dominio) tal que f (</w:t>
+      </w:r>
+      <w:r>
+        <w:rPr>
+          <w:rFonts w:ascii="Times New Roman" w:eastAsiaTheme="minorEastAsia" w:hAnsi="Times New Roman" w:cs="Times New Roman"/>
+          <w:bCs/>
+          <w:iCs/>
+          <w:sz w:val="24"/>
+        </w:rPr>
+        <w:t>A</w:t>
+      </w:r>
+      <w:r>
+        <w:rPr>
+          <w:rFonts w:ascii="Times New Roman" w:eastAsiaTheme="minorEastAsia" w:hAnsi="Times New Roman" w:cs="Times New Roman"/>
+          <w:bCs/>
+          <w:iCs/>
+          <w:sz w:val="24"/>
+        </w:rPr>
+        <w:t xml:space="preserve">)= </w:t>
+      </w:r>
+      <w:r>
+        <w:rPr>
+          <w:rFonts w:ascii="Times New Roman" w:eastAsiaTheme="minorEastAsia" w:hAnsi="Times New Roman" w:cs="Times New Roman"/>
+          <w:bCs/>
+          <w:iCs/>
+          <w:sz w:val="24"/>
+        </w:rPr>
+        <w:t>(a, b, c, d)</w:t>
+      </w:r>
+      <w:r>
+        <w:rPr>
+          <w:rFonts w:ascii="Times New Roman" w:eastAsiaTheme="minorEastAsia" w:hAnsi="Times New Roman" w:cs="Times New Roman"/>
+          <w:bCs/>
+          <w:iCs/>
+          <w:sz w:val="24"/>
+        </w:rPr>
+        <w:t xml:space="preserve">. En particular, </w:t>
+      </w:r>
+      <w:r>
+        <w:rPr>
+          <w:rFonts w:ascii="Times New Roman" w:eastAsiaTheme="minorEastAsia" w:hAnsi="Times New Roman" w:cs="Times New Roman"/>
+          <w:bCs/>
+          <w:iCs/>
+          <w:sz w:val="24"/>
+        </w:rPr>
+        <w:t xml:space="preserve">A= </w:t>
+      </w:r>
+      <m:oMath>
+        <m:d>
+          <m:dPr>
+            <m:ctrlPr>
+              <w:rPr>
+                <w:rFonts w:ascii="Cambria Math" w:eastAsiaTheme="minorEastAsia" w:hAnsi="Cambria Math" w:cs="Times New Roman"/>
+                <w:bCs/>
+                <w:i/>
+                <w:sz w:val="24"/>
+              </w:rPr>
+            </m:ctrlPr>
+          </m:dPr>
+          <m:e>
+            <m:m>
+              <m:mPr>
+                <m:mcs>
+                  <m:mc>
+                    <m:mcPr>
+                      <m:count m:val="2"/>
+                      <m:mcJc m:val="center"/>
+                    </m:mcPr>
+                  </m:mc>
+                </m:mcs>
+                <m:ctrlPr>
+                  <w:rPr>
+                    <w:rFonts w:ascii="Cambria Math" w:eastAsiaTheme="minorEastAsia" w:hAnsi="Cambria Math" w:cs="Times New Roman"/>
+                    <w:bCs/>
+                    <w:i/>
+                    <w:sz w:val="24"/>
+                  </w:rPr>
+                </m:ctrlPr>
+              </m:mPr>
+              <m:mr>
+                <m:e>
+                  <m:r>
+                    <w:rPr>
+                      <w:rFonts w:ascii="Cambria Math" w:eastAsiaTheme="minorEastAsia" w:hAnsi="Cambria Math" w:cs="Times New Roman"/>
+                      <w:sz w:val="24"/>
+                    </w:rPr>
+                    <m:t>a</m:t>
+                  </m:r>
+                </m:e>
+                <m:e>
+                  <m:r>
+                    <w:rPr>
+                      <w:rFonts w:ascii="Cambria Math" w:eastAsiaTheme="minorEastAsia" w:hAnsi="Cambria Math" w:cs="Times New Roman"/>
+                      <w:sz w:val="24"/>
+                    </w:rPr>
+                    <m:t>b</m:t>
+                  </m:r>
+                </m:e>
+              </m:mr>
+              <m:mr>
+                <m:e>
+                  <m:r>
+                    <w:rPr>
+                      <w:rFonts w:ascii="Cambria Math" w:eastAsiaTheme="minorEastAsia" w:hAnsi="Cambria Math" w:cs="Times New Roman"/>
+                      <w:sz w:val="24"/>
+                    </w:rPr>
+                    <m:t>c</m:t>
+                  </m:r>
+                </m:e>
+                <m:e>
+                  <m:r>
+                    <w:rPr>
+                      <w:rFonts w:ascii="Cambria Math" w:eastAsiaTheme="minorEastAsia" w:hAnsi="Cambria Math" w:cs="Times New Roman"/>
+                      <w:sz w:val="24"/>
+                    </w:rPr>
+                    <m:t>d</m:t>
+                  </m:r>
+                </m:e>
+              </m:mr>
+            </m:m>
+          </m:e>
+        </m:d>
+      </m:oMath>
+      <w:r>
+        <w:rPr>
+          <w:rFonts w:ascii="Times New Roman" w:eastAsiaTheme="minorEastAsia" w:hAnsi="Times New Roman" w:cs="Times New Roman"/>
+          <w:bCs/>
+          <w:sz w:val="24"/>
+        </w:rPr>
+        <w:t xml:space="preserve"> </w:t>
+      </w:r>
+      <m:oMath>
+        <m:r>
+          <w:rPr>
+            <w:rFonts w:ascii="Cambria Math" w:eastAsiaTheme="minorEastAsia" w:hAnsi="Cambria Math" w:cs="Times New Roman"/>
+            <w:sz w:val="24"/>
+          </w:rPr>
+          <m:t>∈</m:t>
+        </m:r>
+      </m:oMath>
+      <w:r>
+        <w:rPr>
+          <w:rFonts w:ascii="Times New Roman" w:eastAsiaTheme="minorEastAsia" w:hAnsi="Times New Roman" w:cs="Times New Roman"/>
+          <w:bCs/>
+          <w:iCs/>
+          <w:sz w:val="24"/>
+        </w:rPr>
+        <w:t xml:space="preserve"> </w:t>
+      </w:r>
+      <m:oMath>
+        <m:sSub>
+          <m:sSubPr>
+            <m:ctrlPr>
+              <w:rPr>
+                <w:rFonts w:ascii="Cambria Math" w:hAnsi="Cambria Math" w:cs="Times New Roman"/>
+                <w:bCs/>
+                <w:i/>
+                <w:sz w:val="24"/>
+              </w:rPr>
+            </m:ctrlPr>
+          </m:sSubPr>
+          <m:e>
+            <m:r>
+              <w:rPr>
+                <w:rFonts w:ascii="Cambria Math" w:hAnsi="Cambria Math" w:cs="Times New Roman"/>
+                <w:sz w:val="24"/>
+              </w:rPr>
+              <m:t>M</m:t>
+            </m:r>
+          </m:e>
+          <m:sub>
+            <m:r>
+              <w:rPr>
+                <w:rFonts w:ascii="Cambria Math" w:hAnsi="Cambria Math" w:cs="Times New Roman"/>
+                <w:sz w:val="24"/>
+              </w:rPr>
+              <m:t>2</m:t>
+            </m:r>
+          </m:sub>
+        </m:sSub>
+      </m:oMath>
+      <w:r>
+        <w:rPr>
+          <w:rFonts w:ascii="Times New Roman" w:eastAsiaTheme="minorEastAsia" w:hAnsi="Times New Roman" w:cs="Times New Roman"/>
+          <w:bCs/>
+          <w:sz w:val="24"/>
+        </w:rPr>
+        <w:t xml:space="preserve"> (</w:t>
+      </w:r>
+      <m:oMath>
+        <m:r>
+          <m:rPr>
+            <m:scr m:val="double-struck"/>
+          </m:rPr>
+          <w:rPr>
+            <w:rFonts w:ascii="Cambria Math" w:eastAsiaTheme="minorEastAsia" w:hAnsi="Cambria Math" w:cs="Times New Roman"/>
+            <w:sz w:val="24"/>
+          </w:rPr>
+          <m:t>R</m:t>
+        </m:r>
+      </m:oMath>
+      <w:r>
+        <w:rPr>
+          <w:rFonts w:ascii="Times New Roman" w:eastAsiaTheme="minorEastAsia" w:hAnsi="Times New Roman" w:cs="Times New Roman"/>
+          <w:bCs/>
+          <w:sz w:val="24"/>
+        </w:rPr>
+        <w:t xml:space="preserve">) </w:t>
+      </w:r>
+      <w:r>
+        <w:rPr>
+          <w:rFonts w:ascii="Times New Roman" w:eastAsiaTheme="minorEastAsia" w:hAnsi="Times New Roman" w:cs="Times New Roman"/>
+          <w:bCs/>
+          <w:iCs/>
+          <w:sz w:val="24"/>
+        </w:rPr>
+        <w:t>(dominio)</w:t>
+      </w:r>
+      <w:r>
+        <w:rPr>
+          <w:rFonts w:ascii="Times New Roman" w:eastAsiaTheme="minorEastAsia" w:hAnsi="Times New Roman" w:cs="Times New Roman"/>
+          <w:bCs/>
+          <w:iCs/>
+          <w:sz w:val="24"/>
+        </w:rPr>
+        <w:t xml:space="preserve">, </w:t>
+      </w:r>
+      <w:r>
+        <w:rPr>
+          <w:rFonts w:ascii="Times New Roman" w:eastAsiaTheme="minorEastAsia" w:hAnsi="Times New Roman" w:cs="Times New Roman"/>
+          <w:bCs/>
+          <w:sz w:val="24"/>
+        </w:rPr>
+        <w:t xml:space="preserve">con cualesquiera a, b, c, d </w:t>
+      </w:r>
+      <m:oMath>
+        <m:r>
+          <w:rPr>
+            <w:rFonts w:ascii="Cambria Math" w:hAnsi="Cambria Math" w:cs="Times New Roman"/>
+            <w:sz w:val="24"/>
+          </w:rPr>
+          <m:t>∈</m:t>
+        </m:r>
+      </m:oMath>
+      <w:r>
+        <w:rPr>
+          <w:rFonts w:ascii="Times New Roman" w:eastAsiaTheme="minorEastAsia" w:hAnsi="Times New Roman" w:cs="Times New Roman"/>
+          <w:bCs/>
+          <w:sz w:val="24"/>
+        </w:rPr>
+        <w:t xml:space="preserve"> </w:t>
+      </w:r>
+      <m:oMath>
+        <m:r>
+          <m:rPr>
+            <m:scr m:val="double-struck"/>
+          </m:rPr>
+          <w:rPr>
+            <w:rFonts w:ascii="Cambria Math" w:hAnsi="Cambria Math" w:cs="Times New Roman"/>
+            <w:sz w:val="24"/>
+          </w:rPr>
+          <m:t>R</m:t>
+        </m:r>
+      </m:oMath>
+      <w:r>
+        <w:rPr>
+          <w:rFonts w:ascii="Times New Roman" w:eastAsiaTheme="minorEastAsia" w:hAnsi="Times New Roman" w:cs="Times New Roman"/>
+          <w:bCs/>
+          <w:iCs/>
+          <w:sz w:val="24"/>
+        </w:rPr>
+        <w:t>, por lo que f es sobreyectiva.</w:t>
+      </w:r>
+    </w:p>
+    <w:p>
+      <w:pPr>
+        <w:rPr>
+          <w:rFonts w:ascii="Times New Roman" w:hAnsi="Times New Roman" w:cs="Times New Roman"/>
+          <w:bCs/>
+          <w:sz w:val="24"/>
+        </w:rPr>
+      </w:pPr>
+    </w:p>
+    <w:p>
+      <w:pPr>
+        <w:rPr>
+          <w:rFonts w:ascii="Times New Roman" w:hAnsi="Times New Roman" w:cs="Times New Roman"/>
+          <w:bCs/>
+          <w:sz w:val="24"/>
+        </w:rPr>
+      </w:pPr>
+      <w:r>
+        <w:rPr>
+          <w:rFonts w:ascii="Times New Roman" w:hAnsi="Times New Roman" w:cs="Times New Roman"/>
+          <w:bCs/>
+          <w:sz w:val="24"/>
+        </w:rPr>
+        <w:t xml:space="preserve">Por lo tanto, queda demostrado que hay un isomorfismo entre </w:t>
       </w:r>
       <w:r>
         <w:rPr>
@@ -17424,14 +17882,7 @@
           <w:rFonts w:ascii="Times New Roman" w:eastAsiaTheme="minorEastAsia" w:hAnsi="Times New Roman" w:cs="Times New Roman"/>
           <w:sz w:val="24"/>
         </w:rPr>
-        <w:t xml:space="preserve"> </w:t>
-      </w:r>
-      <w:r>
-        <w:rPr>
-          <w:rFonts w:ascii="Times New Roman" w:eastAsiaTheme="minorEastAsia" w:hAnsi="Times New Roman" w:cs="Times New Roman"/>
-          <w:sz w:val="24"/>
-        </w:rPr>
-        <w:t>m</w:t>
+        <w:t xml:space="preserve"> m</w:t>
       </w:r>
       <w:r>
         <w:rPr>
@@ -17524,14 +17975,7 @@
                 <w:rFonts w:ascii="Cambria Math" w:eastAsiaTheme="minorEastAsia" w:hAnsi="Cambria Math" w:cs="Times New Roman"/>
                 <w:sz w:val="24"/>
               </w:rPr>
-              <m:t>m</m:t>
-            </m:r>
-            <m:r>
-              <w:rPr>
-                <w:rFonts w:ascii="Cambria Math" w:eastAsiaTheme="minorEastAsia" w:hAnsi="Cambria Math" w:cs="Times New Roman"/>
-                <w:sz w:val="24"/>
-              </w:rPr>
-              <m:t>-1</m:t>
+              <m:t>m-1</m:t>
             </m:r>
           </m:sup>
         </m:sSup>
@@ -17590,41 +18034,7 @@
           <w:bCs/>
           <w:sz w:val="24"/>
         </w:rPr>
-        <w:t xml:space="preserve">= e, donde </w:t>
-      </w:r>
-      <w:proofErr w:type="gramStart"/>
-      <w:r>
-        <w:rPr>
-          <w:rFonts w:ascii="Times New Roman" w:eastAsiaTheme="minorEastAsia" w:hAnsi="Times New Roman" w:cs="Times New Roman"/>
-          <w:bCs/>
-          <w:sz w:val="24"/>
-        </w:rPr>
-        <w:t>e</w:t>
-      </w:r>
-      <w:proofErr w:type="gramEnd"/>
-      <w:r>
-        <w:rPr>
-          <w:rFonts w:ascii="Times New Roman" w:eastAsiaTheme="minorEastAsia" w:hAnsi="Times New Roman" w:cs="Times New Roman"/>
-          <w:bCs/>
-          <w:sz w:val="24"/>
-        </w:rPr>
-        <w:t xml:space="preserve"> es el elemento neutro</w:t>
-      </w:r>
-      <w:r>
-        <w:rPr>
-          <w:rFonts w:ascii="Times New Roman" w:eastAsiaTheme="minorEastAsia" w:hAnsi="Times New Roman" w:cs="Times New Roman"/>
-          <w:bCs/>
-          <w:sz w:val="24"/>
-        </w:rPr>
-        <w:t xml:space="preserve"> de G</w:t>
-      </w:r>
-      <w:r>
-        <w:rPr>
-          <w:rFonts w:ascii="Times New Roman" w:eastAsiaTheme="minorEastAsia" w:hAnsi="Times New Roman" w:cs="Times New Roman"/>
-          <w:bCs/>
-          <w:sz w:val="24"/>
-        </w:rPr>
-        <w:t>.</w:t>
+        <w:t>= e, donde e es el elemento neutro de G.</w:t>
       </w:r>
     </w:p>
     <w:p>
@@ -18088,15 +18498,7 @@
           <w:bCs/>
           <w:sz w:val="24"/>
         </w:rPr>
-        <w:t xml:space="preserve"> G</w:t>
-      </w:r>
-      <w:r>
-        <w:rPr>
-          <w:rFonts w:ascii="Times New Roman" w:eastAsiaTheme="minorEastAsia" w:hAnsi="Times New Roman" w:cs="Times New Roman"/>
-          <w:bCs/>
-          <w:sz w:val="24"/>
-        </w:rPr>
-        <w:t xml:space="preserve">, </w:t>
+        <w:t xml:space="preserve"> G, </w:t>
       </w:r>
       <m:oMath>
         <m:r>
@@ -18240,15 +18642,7 @@
           <w:bCs/>
           <w:sz w:val="24"/>
         </w:rPr>
-        <w:t>)</w:t>
-      </w:r>
-      <w:r>
-        <w:rPr>
-          <w:rFonts w:ascii="Times New Roman" w:eastAsiaTheme="minorEastAsia" w:hAnsi="Times New Roman" w:cs="Times New Roman"/>
-          <w:bCs/>
-          <w:sz w:val="24"/>
-        </w:rPr>
-        <w:t xml:space="preserve"> + </w:t>
+        <w:t xml:space="preserve">) + </w:t>
       </w:r>
       <m:oMath>
         <m:r>
@@ -18305,15 +18699,7 @@
           <w:bCs/>
           <w:sz w:val="24"/>
         </w:rPr>
-        <w:t>)</w:t>
-      </w:r>
-      <w:r>
-        <w:rPr>
-          <w:rFonts w:ascii="Times New Roman" w:eastAsiaTheme="minorEastAsia" w:hAnsi="Times New Roman" w:cs="Times New Roman"/>
-          <w:bCs/>
-          <w:sz w:val="24"/>
-        </w:rPr>
-        <w:t>. En particular</w:t>
+        <w:t>). En particular</w:t>
       </w:r>
       <w:r>
         <w:rPr>
@@ -18408,15 +18794,7 @@
           <w:bCs/>
           <w:sz w:val="24"/>
         </w:rPr>
-        <w:t>)</w:t>
-      </w:r>
-      <w:r>
-        <w:rPr>
-          <w:rFonts w:ascii="Times New Roman" w:eastAsiaTheme="minorEastAsia" w:hAnsi="Times New Roman" w:cs="Times New Roman"/>
-          <w:bCs/>
-          <w:sz w:val="24"/>
-        </w:rPr>
-        <w:t xml:space="preserve">= </w:t>
+        <w:t xml:space="preserve">)= </w:t>
       </w:r>
       <m:oMath>
         <m:r>
@@ -18462,21 +18840,7 @@
                 <w:rFonts w:ascii="Cambria Math" w:eastAsiaTheme="minorEastAsia" w:hAnsi="Cambria Math" w:cs="Times New Roman"/>
                 <w:sz w:val="24"/>
               </w:rPr>
-              <m:t>x</m:t>
-            </m:r>
-            <m:r>
-              <w:rPr>
-                <w:rFonts w:ascii="Cambria Math" w:eastAsiaTheme="minorEastAsia" w:hAnsi="Cambria Math" w:cs="Times New Roman"/>
-                <w:sz w:val="24"/>
-              </w:rPr>
-              <m:t>+</m:t>
-            </m:r>
-            <m:r>
-              <w:rPr>
-                <w:rFonts w:ascii="Cambria Math" w:eastAsiaTheme="minorEastAsia" w:hAnsi="Cambria Math" w:cs="Times New Roman"/>
-                <w:sz w:val="24"/>
-              </w:rPr>
-              <m:t>y</m:t>
+              <m:t>x+y</m:t>
             </m:r>
           </m:sup>
         </m:sSup>
@@ -18487,15 +18851,7 @@
           <w:bCs/>
           <w:sz w:val="24"/>
         </w:rPr>
-        <w:t>)</w:t>
-      </w:r>
-      <w:r>
-        <w:rPr>
-          <w:rFonts w:ascii="Times New Roman" w:eastAsiaTheme="minorEastAsia" w:hAnsi="Times New Roman" w:cs="Times New Roman"/>
-          <w:bCs/>
-          <w:sz w:val="24"/>
-        </w:rPr>
-        <w:t>= (</w:t>
+        <w:t>)= (</w:t>
       </w:r>
       <w:r>
         <w:rPr>
@@ -18616,15 +18972,7 @@
           <w:bCs/>
           <w:sz w:val="24"/>
         </w:rPr>
-        <w:t>)</w:t>
-      </w:r>
-      <w:r>
-        <w:rPr>
-          <w:rFonts w:ascii="Times New Roman" w:eastAsiaTheme="minorEastAsia" w:hAnsi="Times New Roman" w:cs="Times New Roman"/>
-          <w:bCs/>
-          <w:sz w:val="24"/>
-        </w:rPr>
-        <w:t xml:space="preserve"> + </w:t>
+        <w:t xml:space="preserve">) + </w:t>
       </w:r>
       <m:oMath>
         <m:r>
@@ -19047,15 +19395,7 @@
           <w:bCs/>
           <w:sz w:val="24"/>
         </w:rPr>
-        <w:t>)</w:t>
-      </w:r>
-      <w:r>
-        <w:rPr>
-          <w:rFonts w:ascii="Times New Roman" w:eastAsiaTheme="minorEastAsia" w:hAnsi="Times New Roman" w:cs="Times New Roman"/>
-          <w:bCs/>
-          <w:sz w:val="24"/>
-        </w:rPr>
-        <w:t xml:space="preserve">= </w:t>
+        <w:t xml:space="preserve">)= </w:t>
       </w:r>
       <m:oMath>
         <m:r>
@@ -19112,15 +19452,7 @@
           <w:bCs/>
           <w:sz w:val="24"/>
         </w:rPr>
-        <w:t>)</w:t>
-      </w:r>
-      <w:r>
-        <w:rPr>
-          <w:rFonts w:ascii="Times New Roman" w:eastAsiaTheme="minorEastAsia" w:hAnsi="Times New Roman" w:cs="Times New Roman"/>
-          <w:bCs/>
-          <w:sz w:val="24"/>
-        </w:rPr>
-        <w:t xml:space="preserve"> </w:t>
+        <w:t xml:space="preserve">) </w:t>
       </w:r>
       <m:oMath>
         <m:r>
@@ -19162,39 +19494,7 @@
           <w:bCs/>
           <w:sz w:val="24"/>
         </w:rPr>
-        <w:t>x</w:t>
-      </w:r>
-      <w:r>
-        <w:rPr>
-          <w:rFonts w:ascii="Times New Roman" w:eastAsiaTheme="minorEastAsia" w:hAnsi="Times New Roman" w:cs="Times New Roman"/>
-          <w:bCs/>
-          <w:sz w:val="24"/>
-        </w:rPr>
-        <w:t xml:space="preserve"> mod m</w:t>
-      </w:r>
-      <w:r>
-        <w:rPr>
-          <w:rFonts w:ascii="Times New Roman" w:eastAsiaTheme="minorEastAsia" w:hAnsi="Times New Roman" w:cs="Times New Roman"/>
-          <w:bCs/>
-          <w:sz w:val="24"/>
-        </w:rPr>
-        <w:t xml:space="preserve"> - y mod m</w:t>
-      </w:r>
-      <w:r>
-        <w:rPr>
-          <w:rFonts w:ascii="Times New Roman" w:eastAsiaTheme="minorEastAsia" w:hAnsi="Times New Roman" w:cs="Times New Roman"/>
-          <w:bCs/>
-          <w:sz w:val="24"/>
-        </w:rPr>
-        <w:t>= 0</w:t>
-      </w:r>
-      <w:r>
-        <w:rPr>
-          <w:rFonts w:ascii="Times New Roman" w:eastAsiaTheme="minorEastAsia" w:hAnsi="Times New Roman" w:cs="Times New Roman"/>
-          <w:bCs/>
-          <w:sz w:val="24"/>
-        </w:rPr>
-        <w:t xml:space="preserve"> </w:t>
+        <w:t xml:space="preserve">x mod m - y mod m= 0 </w:t>
       </w:r>
       <m:oMath>
         <m:r>
@@ -19687,16 +19987,7 @@
           <w:iCs/>
           <w:sz w:val="24"/>
         </w:rPr>
-        <w:t>.</w:t>
-      </w:r>
-      <w:r>
-        <w:rPr>
-          <w:rFonts w:ascii="Times New Roman" w:eastAsiaTheme="minorEastAsia" w:hAnsi="Times New Roman" w:cs="Times New Roman"/>
-          <w:bCs/>
-          <w:iCs/>
-          <w:sz w:val="24"/>
-        </w:rPr>
-        <w:t xml:space="preserve"> </w:t>
+        <w:t xml:space="preserve">. </w:t>
       </w:r>
       <w:r>
         <w:rPr>

--- a/29. Matemática 4/Trabajos Prácticos/Trabajo Práctico N° 5.3 (R).docx
+++ b/29. Matemática 4/Trabajos Prácticos/Trabajo Práctico N° 5.3 (R).docx
@@ -15122,42 +15122,137 @@
               </m:mPr>
               <m:mr>
                 <m:e>
-                  <m:r>
-                    <w:rPr>
-                      <w:rFonts w:ascii="Cambria Math" w:eastAsiaTheme="minorEastAsia" w:hAnsi="Cambria Math" w:cs="Times New Roman"/>
-                      <w:sz w:val="24"/>
-                    </w:rPr>
-                    <m:t>a</m:t>
-                  </m:r>
+                  <m:sSub>
+                    <m:sSubPr>
+                      <m:ctrlPr>
+                        <w:rPr>
+                          <w:rFonts w:ascii="Cambria Math" w:eastAsiaTheme="minorEastAsia" w:hAnsi="Cambria Math" w:cs="Times New Roman"/>
+                          <w:i/>
+                          <w:sz w:val="24"/>
+                        </w:rPr>
+                      </m:ctrlPr>
+                    </m:sSubPr>
+                    <m:e>
+                      <m:r>
+                        <w:rPr>
+                          <w:rFonts w:ascii="Cambria Math" w:eastAsiaTheme="minorEastAsia" w:hAnsi="Cambria Math" w:cs="Times New Roman"/>
+                          <w:sz w:val="24"/>
+                        </w:rPr>
+                        <m:t>a</m:t>
+                      </m:r>
+                    </m:e>
+                    <m:sub>
+                      <m:r>
+                        <w:rPr>
+                          <w:rFonts w:ascii="Cambria Math" w:eastAsiaTheme="minorEastAsia" w:hAnsi="Cambria Math" w:cs="Times New Roman"/>
+                          <w:sz w:val="24"/>
+                        </w:rPr>
+                        <m:t>11</m:t>
+                      </m:r>
+                    </m:sub>
+                  </m:sSub>
                 </m:e>
                 <m:e>
-                  <m:r>
-                    <w:rPr>
-                      <w:rFonts w:ascii="Cambria Math" w:eastAsiaTheme="minorEastAsia" w:hAnsi="Cambria Math" w:cs="Times New Roman"/>
-                      <w:sz w:val="24"/>
-                    </w:rPr>
-                    <m:t>b</m:t>
-                  </m:r>
+                  <m:sSub>
+                    <m:sSubPr>
+                      <m:ctrlPr>
+                        <w:rPr>
+                          <w:rFonts w:ascii="Cambria Math" w:eastAsiaTheme="minorEastAsia" w:hAnsi="Cambria Math" w:cs="Times New Roman"/>
+                          <w:i/>
+                          <w:sz w:val="24"/>
+                        </w:rPr>
+                      </m:ctrlPr>
+                    </m:sSubPr>
+                    <m:e>
+                      <m:r>
+                        <w:rPr>
+                          <w:rFonts w:ascii="Cambria Math" w:eastAsiaTheme="minorEastAsia" w:hAnsi="Cambria Math" w:cs="Times New Roman"/>
+                          <w:sz w:val="24"/>
+                        </w:rPr>
+                        <m:t>a</m:t>
+                      </m:r>
+                    </m:e>
+                    <m:sub>
+                      <m:r>
+                        <w:rPr>
+                          <w:rFonts w:ascii="Cambria Math" w:eastAsiaTheme="minorEastAsia" w:hAnsi="Cambria Math" w:cs="Times New Roman"/>
+                          <w:sz w:val="24"/>
+                        </w:rPr>
+                        <m:t>1</m:t>
+                      </m:r>
+                      <m:r>
+                        <w:rPr>
+                          <w:rFonts w:ascii="Cambria Math" w:eastAsiaTheme="minorEastAsia" w:hAnsi="Cambria Math" w:cs="Times New Roman"/>
+                          <w:sz w:val="24"/>
+                        </w:rPr>
+                        <m:t>2</m:t>
+                      </m:r>
+                    </m:sub>
+                  </m:sSub>
                 </m:e>
               </m:mr>
               <m:mr>
                 <m:e>
-                  <m:r>
-                    <w:rPr>
-                      <w:rFonts w:ascii="Cambria Math" w:eastAsiaTheme="minorEastAsia" w:hAnsi="Cambria Math" w:cs="Times New Roman"/>
-                      <w:sz w:val="24"/>
-                    </w:rPr>
-                    <m:t>c</m:t>
-                  </m:r>
+                  <m:sSub>
+                    <m:sSubPr>
+                      <m:ctrlPr>
+                        <w:rPr>
+                          <w:rFonts w:ascii="Cambria Math" w:eastAsiaTheme="minorEastAsia" w:hAnsi="Cambria Math" w:cs="Times New Roman"/>
+                          <w:i/>
+                          <w:sz w:val="24"/>
+                        </w:rPr>
+                      </m:ctrlPr>
+                    </m:sSubPr>
+                    <m:e>
+                      <m:r>
+                        <w:rPr>
+                          <w:rFonts w:ascii="Cambria Math" w:eastAsiaTheme="minorEastAsia" w:hAnsi="Cambria Math" w:cs="Times New Roman"/>
+                          <w:sz w:val="24"/>
+                        </w:rPr>
+                        <m:t>a</m:t>
+                      </m:r>
+                    </m:e>
+                    <m:sub>
+                      <m:r>
+                        <w:rPr>
+                          <w:rFonts w:ascii="Cambria Math" w:eastAsiaTheme="minorEastAsia" w:hAnsi="Cambria Math" w:cs="Times New Roman"/>
+                          <w:sz w:val="24"/>
+                        </w:rPr>
+                        <m:t>21</m:t>
+                      </m:r>
+                    </m:sub>
+                  </m:sSub>
                 </m:e>
                 <m:e>
-                  <m:r>
-                    <w:rPr>
-                      <w:rFonts w:ascii="Cambria Math" w:eastAsiaTheme="minorEastAsia" w:hAnsi="Cambria Math" w:cs="Times New Roman"/>
-                      <w:sz w:val="24"/>
-                    </w:rPr>
-                    <m:t>d</m:t>
-                  </m:r>
+                  <m:sSub>
+                    <m:sSubPr>
+                      <m:ctrlPr>
+                        <w:rPr>
+                          <w:rFonts w:ascii="Cambria Math" w:eastAsiaTheme="minorEastAsia" w:hAnsi="Cambria Math" w:cs="Times New Roman"/>
+                          <w:i/>
+                          <w:sz w:val="24"/>
+                        </w:rPr>
+                      </m:ctrlPr>
+                    </m:sSubPr>
+                    <m:e>
+                      <m:r>
+                        <w:rPr>
+                          <w:rFonts w:ascii="Cambria Math" w:eastAsiaTheme="minorEastAsia" w:hAnsi="Cambria Math" w:cs="Times New Roman"/>
+                          <w:sz w:val="24"/>
+                        </w:rPr>
+                        <m:t>a</m:t>
+                      </m:r>
+                    </m:e>
+                    <m:sub>
+                      <m:r>
+                        <w:rPr>
+                          <w:rFonts w:ascii="Cambria Math" w:eastAsiaTheme="minorEastAsia" w:hAnsi="Cambria Math" w:cs="Times New Roman"/>
+                          <w:sz w:val="24"/>
+                        </w:rPr>
+                        <m:t>22</m:t>
+                      </m:r>
+                    </m:sub>
+                  </m:sSub>
                 </m:e>
               </m:mr>
             </m:m>
@@ -15170,7 +15265,177 @@
           <w:bCs/>
           <w:sz w:val="24"/>
         </w:rPr>
-        <w:t xml:space="preserve">, se define f (A)= (a, b, c, d) </w:t>
+        <w:t>, se define f (A)= (</w:t>
+      </w:r>
+      <m:oMath>
+        <m:sSub>
+          <m:sSubPr>
+            <m:ctrlPr>
+              <w:rPr>
+                <w:rFonts w:ascii="Cambria Math" w:eastAsiaTheme="minorEastAsia" w:hAnsi="Cambria Math" w:cs="Times New Roman"/>
+                <w:i/>
+                <w:sz w:val="24"/>
+              </w:rPr>
+            </m:ctrlPr>
+          </m:sSubPr>
+          <m:e>
+            <m:r>
+              <w:rPr>
+                <w:rFonts w:ascii="Cambria Math" w:eastAsiaTheme="minorEastAsia" w:hAnsi="Cambria Math" w:cs="Times New Roman"/>
+                <w:sz w:val="24"/>
+              </w:rPr>
+              <m:t>a</m:t>
+            </m:r>
+          </m:e>
+          <m:sub>
+            <m:r>
+              <w:rPr>
+                <w:rFonts w:ascii="Cambria Math" w:eastAsiaTheme="minorEastAsia" w:hAnsi="Cambria Math" w:cs="Times New Roman"/>
+                <w:sz w:val="24"/>
+              </w:rPr>
+              <m:t>1</m:t>
+            </m:r>
+            <m:r>
+              <w:rPr>
+                <w:rFonts w:ascii="Cambria Math" w:eastAsiaTheme="minorEastAsia" w:hAnsi="Cambria Math" w:cs="Times New Roman"/>
+                <w:sz w:val="24"/>
+              </w:rPr>
+              <m:t>1</m:t>
+            </m:r>
+          </m:sub>
+        </m:sSub>
+      </m:oMath>
+      <w:r>
+        <w:rPr>
+          <w:rFonts w:ascii="Times New Roman" w:eastAsiaTheme="minorEastAsia" w:hAnsi="Times New Roman" w:cs="Times New Roman"/>
+          <w:bCs/>
+          <w:sz w:val="24"/>
+        </w:rPr>
+        <w:t xml:space="preserve">, </w:t>
+      </w:r>
+      <m:oMath>
+        <m:sSub>
+          <m:sSubPr>
+            <m:ctrlPr>
+              <w:rPr>
+                <w:rFonts w:ascii="Cambria Math" w:eastAsiaTheme="minorEastAsia" w:hAnsi="Cambria Math" w:cs="Times New Roman"/>
+                <w:i/>
+                <w:sz w:val="24"/>
+              </w:rPr>
+            </m:ctrlPr>
+          </m:sSubPr>
+          <m:e>
+            <m:r>
+              <w:rPr>
+                <w:rFonts w:ascii="Cambria Math" w:eastAsiaTheme="minorEastAsia" w:hAnsi="Cambria Math" w:cs="Times New Roman"/>
+                <w:sz w:val="24"/>
+              </w:rPr>
+              <m:t>a</m:t>
+            </m:r>
+          </m:e>
+          <m:sub>
+            <m:r>
+              <w:rPr>
+                <w:rFonts w:ascii="Cambria Math" w:eastAsiaTheme="minorEastAsia" w:hAnsi="Cambria Math" w:cs="Times New Roman"/>
+                <w:sz w:val="24"/>
+              </w:rPr>
+              <m:t>1</m:t>
+            </m:r>
+            <m:r>
+              <w:rPr>
+                <w:rFonts w:ascii="Cambria Math" w:eastAsiaTheme="minorEastAsia" w:hAnsi="Cambria Math" w:cs="Times New Roman"/>
+                <w:sz w:val="24"/>
+              </w:rPr>
+              <m:t>2</m:t>
+            </m:r>
+          </m:sub>
+        </m:sSub>
+      </m:oMath>
+      <w:r>
+        <w:rPr>
+          <w:rFonts w:ascii="Times New Roman" w:eastAsiaTheme="minorEastAsia" w:hAnsi="Times New Roman" w:cs="Times New Roman"/>
+          <w:bCs/>
+          <w:sz w:val="24"/>
+        </w:rPr>
+        <w:t xml:space="preserve">, </w:t>
+      </w:r>
+      <m:oMath>
+        <m:sSub>
+          <m:sSubPr>
+            <m:ctrlPr>
+              <w:rPr>
+                <w:rFonts w:ascii="Cambria Math" w:eastAsiaTheme="minorEastAsia" w:hAnsi="Cambria Math" w:cs="Times New Roman"/>
+                <w:i/>
+                <w:sz w:val="24"/>
+              </w:rPr>
+            </m:ctrlPr>
+          </m:sSubPr>
+          <m:e>
+            <m:r>
+              <w:rPr>
+                <w:rFonts w:ascii="Cambria Math" w:eastAsiaTheme="minorEastAsia" w:hAnsi="Cambria Math" w:cs="Times New Roman"/>
+                <w:sz w:val="24"/>
+              </w:rPr>
+              <m:t>a</m:t>
+            </m:r>
+          </m:e>
+          <m:sub>
+            <m:r>
+              <w:rPr>
+                <w:rFonts w:ascii="Cambria Math" w:eastAsiaTheme="minorEastAsia" w:hAnsi="Cambria Math" w:cs="Times New Roman"/>
+                <w:sz w:val="24"/>
+              </w:rPr>
+              <m:t>21</m:t>
+            </m:r>
+          </m:sub>
+        </m:sSub>
+      </m:oMath>
+      <w:r>
+        <w:rPr>
+          <w:rFonts w:ascii="Times New Roman" w:eastAsiaTheme="minorEastAsia" w:hAnsi="Times New Roman" w:cs="Times New Roman"/>
+          <w:bCs/>
+          <w:sz w:val="24"/>
+        </w:rPr>
+        <w:t xml:space="preserve">, </w:t>
+      </w:r>
+      <m:oMath>
+        <m:sSub>
+          <m:sSubPr>
+            <m:ctrlPr>
+              <w:rPr>
+                <w:rFonts w:ascii="Cambria Math" w:eastAsiaTheme="minorEastAsia" w:hAnsi="Cambria Math" w:cs="Times New Roman"/>
+                <w:i/>
+                <w:sz w:val="24"/>
+              </w:rPr>
+            </m:ctrlPr>
+          </m:sSubPr>
+          <m:e>
+            <m:r>
+              <w:rPr>
+                <w:rFonts w:ascii="Cambria Math" w:eastAsiaTheme="minorEastAsia" w:hAnsi="Cambria Math" w:cs="Times New Roman"/>
+                <w:sz w:val="24"/>
+              </w:rPr>
+              <m:t>a</m:t>
+            </m:r>
+          </m:e>
+          <m:sub>
+            <m:r>
+              <w:rPr>
+                <w:rFonts w:ascii="Cambria Math" w:eastAsiaTheme="minorEastAsia" w:hAnsi="Cambria Math" w:cs="Times New Roman"/>
+                <w:sz w:val="24"/>
+              </w:rPr>
+              <m:t>22</m:t>
+            </m:r>
+          </m:sub>
+        </m:sSub>
+      </m:oMath>
+      <w:r>
+        <w:rPr>
+          <w:rFonts w:ascii="Times New Roman" w:eastAsiaTheme="minorEastAsia" w:hAnsi="Times New Roman" w:cs="Times New Roman"/>
+          <w:bCs/>
+          <w:sz w:val="24"/>
+        </w:rPr>
+        <w:t xml:space="preserve">) </w:t>
       </w:r>
       <m:oMath>
         <m:r>
@@ -15457,7 +15722,16 @@
           <w:iCs/>
           <w:sz w:val="24"/>
         </w:rPr>
-        <w:t xml:space="preserve">para A= </w:t>
+        <w:t>para A=</w:t>
+      </w:r>
+      <w:r>
+        <w:rPr>
+          <w:rFonts w:ascii="Times New Roman" w:eastAsiaTheme="minorEastAsia" w:hAnsi="Times New Roman" w:cs="Times New Roman"/>
+          <w:bCs/>
+          <w:iCs/>
+          <w:sz w:val="24"/>
+        </w:rPr>
+        <w:t xml:space="preserve"> </w:t>
       </w:r>
       <m:oMath>
         <m:d>
@@ -15493,42 +15767,130 @@
               </m:mPr>
               <m:mr>
                 <m:e>
-                  <m:r>
-                    <w:rPr>
-                      <w:rFonts w:ascii="Cambria Math" w:eastAsiaTheme="minorEastAsia" w:hAnsi="Cambria Math" w:cs="Times New Roman"/>
-                      <w:sz w:val="24"/>
-                    </w:rPr>
-                    <m:t>a</m:t>
-                  </m:r>
+                  <m:sSub>
+                    <m:sSubPr>
+                      <m:ctrlPr>
+                        <w:rPr>
+                          <w:rFonts w:ascii="Cambria Math" w:eastAsiaTheme="minorEastAsia" w:hAnsi="Cambria Math" w:cs="Times New Roman"/>
+                          <w:i/>
+                          <w:sz w:val="24"/>
+                        </w:rPr>
+                      </m:ctrlPr>
+                    </m:sSubPr>
+                    <m:e>
+                      <m:r>
+                        <w:rPr>
+                          <w:rFonts w:ascii="Cambria Math" w:eastAsiaTheme="minorEastAsia" w:hAnsi="Cambria Math" w:cs="Times New Roman"/>
+                          <w:sz w:val="24"/>
+                        </w:rPr>
+                        <m:t>a</m:t>
+                      </m:r>
+                    </m:e>
+                    <m:sub>
+                      <m:r>
+                        <w:rPr>
+                          <w:rFonts w:ascii="Cambria Math" w:eastAsiaTheme="minorEastAsia" w:hAnsi="Cambria Math" w:cs="Times New Roman"/>
+                          <w:sz w:val="24"/>
+                        </w:rPr>
+                        <m:t>11</m:t>
+                      </m:r>
+                    </m:sub>
+                  </m:sSub>
                 </m:e>
                 <m:e>
-                  <m:r>
-                    <w:rPr>
-                      <w:rFonts w:ascii="Cambria Math" w:eastAsiaTheme="minorEastAsia" w:hAnsi="Cambria Math" w:cs="Times New Roman"/>
-                      <w:sz w:val="24"/>
-                    </w:rPr>
-                    <m:t>b</m:t>
-                  </m:r>
+                  <m:sSub>
+                    <m:sSubPr>
+                      <m:ctrlPr>
+                        <w:rPr>
+                          <w:rFonts w:ascii="Cambria Math" w:eastAsiaTheme="minorEastAsia" w:hAnsi="Cambria Math" w:cs="Times New Roman"/>
+                          <w:i/>
+                          <w:sz w:val="24"/>
+                        </w:rPr>
+                      </m:ctrlPr>
+                    </m:sSubPr>
+                    <m:e>
+                      <m:r>
+                        <w:rPr>
+                          <w:rFonts w:ascii="Cambria Math" w:eastAsiaTheme="minorEastAsia" w:hAnsi="Cambria Math" w:cs="Times New Roman"/>
+                          <w:sz w:val="24"/>
+                        </w:rPr>
+                        <m:t>a</m:t>
+                      </m:r>
+                    </m:e>
+                    <m:sub>
+                      <m:r>
+                        <w:rPr>
+                          <w:rFonts w:ascii="Cambria Math" w:eastAsiaTheme="minorEastAsia" w:hAnsi="Cambria Math" w:cs="Times New Roman"/>
+                          <w:sz w:val="24"/>
+                        </w:rPr>
+                        <m:t>12</m:t>
+                      </m:r>
+                    </m:sub>
+                  </m:sSub>
                 </m:e>
               </m:mr>
               <m:mr>
                 <m:e>
-                  <m:r>
-                    <w:rPr>
-                      <w:rFonts w:ascii="Cambria Math" w:eastAsiaTheme="minorEastAsia" w:hAnsi="Cambria Math" w:cs="Times New Roman"/>
-                      <w:sz w:val="24"/>
-                    </w:rPr>
-                    <m:t>c</m:t>
-                  </m:r>
+                  <m:sSub>
+                    <m:sSubPr>
+                      <m:ctrlPr>
+                        <w:rPr>
+                          <w:rFonts w:ascii="Cambria Math" w:eastAsiaTheme="minorEastAsia" w:hAnsi="Cambria Math" w:cs="Times New Roman"/>
+                          <w:i/>
+                          <w:sz w:val="24"/>
+                        </w:rPr>
+                      </m:ctrlPr>
+                    </m:sSubPr>
+                    <m:e>
+                      <m:r>
+                        <w:rPr>
+                          <w:rFonts w:ascii="Cambria Math" w:eastAsiaTheme="minorEastAsia" w:hAnsi="Cambria Math" w:cs="Times New Roman"/>
+                          <w:sz w:val="24"/>
+                        </w:rPr>
+                        <m:t>a</m:t>
+                      </m:r>
+                    </m:e>
+                    <m:sub>
+                      <m:r>
+                        <w:rPr>
+                          <w:rFonts w:ascii="Cambria Math" w:eastAsiaTheme="minorEastAsia" w:hAnsi="Cambria Math" w:cs="Times New Roman"/>
+                          <w:sz w:val="24"/>
+                        </w:rPr>
+                        <m:t>21</m:t>
+                      </m:r>
+                    </m:sub>
+                  </m:sSub>
                 </m:e>
                 <m:e>
-                  <m:r>
-                    <w:rPr>
-                      <w:rFonts w:ascii="Cambria Math" w:eastAsiaTheme="minorEastAsia" w:hAnsi="Cambria Math" w:cs="Times New Roman"/>
-                      <w:sz w:val="24"/>
-                    </w:rPr>
-                    <m:t>d</m:t>
-                  </m:r>
+                  <m:sSub>
+                    <m:sSubPr>
+                      <m:ctrlPr>
+                        <w:rPr>
+                          <w:rFonts w:ascii="Cambria Math" w:eastAsiaTheme="minorEastAsia" w:hAnsi="Cambria Math" w:cs="Times New Roman"/>
+                          <w:i/>
+                          <w:sz w:val="24"/>
+                        </w:rPr>
+                      </m:ctrlPr>
+                    </m:sSubPr>
+                    <m:e>
+                      <m:r>
+                        <w:rPr>
+                          <w:rFonts w:ascii="Cambria Math" w:eastAsiaTheme="minorEastAsia" w:hAnsi="Cambria Math" w:cs="Times New Roman"/>
+                          <w:sz w:val="24"/>
+                        </w:rPr>
+                        <m:t>a</m:t>
+                      </m:r>
+                    </m:e>
+                    <m:sub>
+                      <m:r>
+                        <w:rPr>
+                          <w:rFonts w:ascii="Cambria Math" w:eastAsiaTheme="minorEastAsia" w:hAnsi="Cambria Math" w:cs="Times New Roman"/>
+                          <w:sz w:val="24"/>
+                        </w:rPr>
+                        <m:t>22</m:t>
+                      </m:r>
+                    </m:sub>
+                  </m:sSub>
                 </m:e>
               </m:mr>
             </m:m>
@@ -15541,15 +15903,7 @@
           <w:bCs/>
           <w:sz w:val="24"/>
         </w:rPr>
-        <w:t>,</w:t>
-      </w:r>
-      <w:r>
-        <w:rPr>
-          <w:rFonts w:ascii="Times New Roman" w:eastAsiaTheme="minorEastAsia" w:hAnsi="Times New Roman" w:cs="Times New Roman"/>
-          <w:bCs/>
-          <w:sz w:val="24"/>
-        </w:rPr>
-        <w:t xml:space="preserve"> B=</w:t>
+        <w:t>, B=</w:t>
       </w:r>
       <w:r>
         <w:rPr>
@@ -15594,42 +15948,130 @@
               </m:mPr>
               <m:mr>
                 <m:e>
-                  <m:r>
-                    <w:rPr>
-                      <w:rFonts w:ascii="Cambria Math" w:eastAsiaTheme="minorEastAsia" w:hAnsi="Cambria Math" w:cs="Times New Roman"/>
-                      <w:sz w:val="24"/>
-                    </w:rPr>
-                    <m:t>e</m:t>
-                  </m:r>
+                  <m:sSub>
+                    <m:sSubPr>
+                      <m:ctrlPr>
+                        <w:rPr>
+                          <w:rFonts w:ascii="Cambria Math" w:eastAsiaTheme="minorEastAsia" w:hAnsi="Cambria Math" w:cs="Times New Roman"/>
+                          <w:i/>
+                          <w:sz w:val="24"/>
+                        </w:rPr>
+                      </m:ctrlPr>
+                    </m:sSubPr>
+                    <m:e>
+                      <m:r>
+                        <w:rPr>
+                          <w:rFonts w:ascii="Cambria Math" w:eastAsiaTheme="minorEastAsia" w:hAnsi="Cambria Math" w:cs="Times New Roman"/>
+                          <w:sz w:val="24"/>
+                        </w:rPr>
+                        <m:t>b</m:t>
+                      </m:r>
+                    </m:e>
+                    <m:sub>
+                      <m:r>
+                        <w:rPr>
+                          <w:rFonts w:ascii="Cambria Math" w:eastAsiaTheme="minorEastAsia" w:hAnsi="Cambria Math" w:cs="Times New Roman"/>
+                          <w:sz w:val="24"/>
+                        </w:rPr>
+                        <m:t>11</m:t>
+                      </m:r>
+                    </m:sub>
+                  </m:sSub>
                 </m:e>
                 <m:e>
-                  <m:r>
-                    <w:rPr>
-                      <w:rFonts w:ascii="Cambria Math" w:eastAsiaTheme="minorEastAsia" w:hAnsi="Cambria Math" w:cs="Times New Roman"/>
-                      <w:sz w:val="24"/>
-                    </w:rPr>
-                    <m:t>f</m:t>
-                  </m:r>
+                  <m:sSub>
+                    <m:sSubPr>
+                      <m:ctrlPr>
+                        <w:rPr>
+                          <w:rFonts w:ascii="Cambria Math" w:eastAsiaTheme="minorEastAsia" w:hAnsi="Cambria Math" w:cs="Times New Roman"/>
+                          <w:i/>
+                          <w:sz w:val="24"/>
+                        </w:rPr>
+                      </m:ctrlPr>
+                    </m:sSubPr>
+                    <m:e>
+                      <m:r>
+                        <w:rPr>
+                          <w:rFonts w:ascii="Cambria Math" w:eastAsiaTheme="minorEastAsia" w:hAnsi="Cambria Math" w:cs="Times New Roman"/>
+                          <w:sz w:val="24"/>
+                        </w:rPr>
+                        <m:t>b</m:t>
+                      </m:r>
+                    </m:e>
+                    <m:sub>
+                      <m:r>
+                        <w:rPr>
+                          <w:rFonts w:ascii="Cambria Math" w:eastAsiaTheme="minorEastAsia" w:hAnsi="Cambria Math" w:cs="Times New Roman"/>
+                          <w:sz w:val="24"/>
+                        </w:rPr>
+                        <m:t>12</m:t>
+                      </m:r>
+                    </m:sub>
+                  </m:sSub>
                 </m:e>
               </m:mr>
               <m:mr>
                 <m:e>
-                  <m:r>
-                    <w:rPr>
-                      <w:rFonts w:ascii="Cambria Math" w:eastAsiaTheme="minorEastAsia" w:hAnsi="Cambria Math" w:cs="Times New Roman"/>
-                      <w:sz w:val="24"/>
-                    </w:rPr>
-                    <m:t>g</m:t>
-                  </m:r>
+                  <m:sSub>
+                    <m:sSubPr>
+                      <m:ctrlPr>
+                        <w:rPr>
+                          <w:rFonts w:ascii="Cambria Math" w:eastAsiaTheme="minorEastAsia" w:hAnsi="Cambria Math" w:cs="Times New Roman"/>
+                          <w:i/>
+                          <w:sz w:val="24"/>
+                        </w:rPr>
+                      </m:ctrlPr>
+                    </m:sSubPr>
+                    <m:e>
+                      <m:r>
+                        <w:rPr>
+                          <w:rFonts w:ascii="Cambria Math" w:eastAsiaTheme="minorEastAsia" w:hAnsi="Cambria Math" w:cs="Times New Roman"/>
+                          <w:sz w:val="24"/>
+                        </w:rPr>
+                        <m:t>b</m:t>
+                      </m:r>
+                    </m:e>
+                    <m:sub>
+                      <m:r>
+                        <w:rPr>
+                          <w:rFonts w:ascii="Cambria Math" w:eastAsiaTheme="minorEastAsia" w:hAnsi="Cambria Math" w:cs="Times New Roman"/>
+                          <w:sz w:val="24"/>
+                        </w:rPr>
+                        <m:t>21</m:t>
+                      </m:r>
+                    </m:sub>
+                  </m:sSub>
                 </m:e>
                 <m:e>
-                  <m:r>
-                    <w:rPr>
-                      <w:rFonts w:ascii="Cambria Math" w:eastAsiaTheme="minorEastAsia" w:hAnsi="Cambria Math" w:cs="Times New Roman"/>
-                      <w:sz w:val="24"/>
-                    </w:rPr>
-                    <m:t>h</m:t>
-                  </m:r>
+                  <m:sSub>
+                    <m:sSubPr>
+                      <m:ctrlPr>
+                        <w:rPr>
+                          <w:rFonts w:ascii="Cambria Math" w:eastAsiaTheme="minorEastAsia" w:hAnsi="Cambria Math" w:cs="Times New Roman"/>
+                          <w:i/>
+                          <w:sz w:val="24"/>
+                        </w:rPr>
+                      </m:ctrlPr>
+                    </m:sSubPr>
+                    <m:e>
+                      <m:r>
+                        <w:rPr>
+                          <w:rFonts w:ascii="Cambria Math" w:eastAsiaTheme="minorEastAsia" w:hAnsi="Cambria Math" w:cs="Times New Roman"/>
+                          <w:sz w:val="24"/>
+                        </w:rPr>
+                        <m:t>b</m:t>
+                      </m:r>
+                    </m:e>
+                    <m:sub>
+                      <m:r>
+                        <w:rPr>
+                          <w:rFonts w:ascii="Cambria Math" w:eastAsiaTheme="minorEastAsia" w:hAnsi="Cambria Math" w:cs="Times New Roman"/>
+                          <w:sz w:val="24"/>
+                        </w:rPr>
+                        <m:t>22</m:t>
+                      </m:r>
+                    </m:sub>
+                  </m:sSub>
                 </m:e>
               </m:mr>
             </m:m>
@@ -15734,8 +16176,77 @@
           <w:bCs/>
           <w:sz w:val="24"/>
         </w:rPr>
-        <w:t>cualesquiera a, b, c, d, e, f, g, h</w:t>
-      </w:r>
+        <w:t xml:space="preserve">cualesquiera </w:t>
+      </w:r>
+      <m:oMath>
+        <m:sSub>
+          <m:sSubPr>
+            <m:ctrlPr>
+              <w:rPr>
+                <w:rFonts w:ascii="Cambria Math" w:eastAsiaTheme="minorEastAsia" w:hAnsi="Cambria Math" w:cs="Times New Roman"/>
+                <w:i/>
+                <w:sz w:val="24"/>
+              </w:rPr>
+            </m:ctrlPr>
+          </m:sSubPr>
+          <m:e>
+            <m:r>
+              <w:rPr>
+                <w:rFonts w:ascii="Cambria Math" w:eastAsiaTheme="minorEastAsia" w:hAnsi="Cambria Math" w:cs="Times New Roman"/>
+                <w:sz w:val="24"/>
+              </w:rPr>
+              <m:t>a</m:t>
+            </m:r>
+          </m:e>
+          <m:sub>
+            <m:r>
+              <w:rPr>
+                <w:rFonts w:ascii="Cambria Math" w:eastAsiaTheme="minorEastAsia" w:hAnsi="Cambria Math" w:cs="Times New Roman"/>
+                <w:sz w:val="24"/>
+              </w:rPr>
+              <m:t>ij</m:t>
+            </m:r>
+          </m:sub>
+        </m:sSub>
+      </m:oMath>
+      <w:r>
+        <w:rPr>
+          <w:rFonts w:ascii="Times New Roman" w:eastAsiaTheme="minorEastAsia" w:hAnsi="Times New Roman" w:cs="Times New Roman"/>
+          <w:sz w:val="24"/>
+        </w:rPr>
+        <w:t xml:space="preserve">, </w:t>
+      </w:r>
+      <m:oMath>
+        <m:sSub>
+          <m:sSubPr>
+            <m:ctrlPr>
+              <w:rPr>
+                <w:rFonts w:ascii="Cambria Math" w:eastAsiaTheme="minorEastAsia" w:hAnsi="Cambria Math" w:cs="Times New Roman"/>
+                <w:i/>
+                <w:sz w:val="24"/>
+              </w:rPr>
+            </m:ctrlPr>
+          </m:sSubPr>
+          <m:e>
+            <m:r>
+              <w:rPr>
+                <w:rFonts w:ascii="Cambria Math" w:eastAsiaTheme="minorEastAsia" w:hAnsi="Cambria Math" w:cs="Times New Roman"/>
+                <w:sz w:val="24"/>
+              </w:rPr>
+              <m:t>b</m:t>
+            </m:r>
+          </m:e>
+          <m:sub>
+            <m:r>
+              <w:rPr>
+                <w:rFonts w:ascii="Cambria Math" w:eastAsiaTheme="minorEastAsia" w:hAnsi="Cambria Math" w:cs="Times New Roman"/>
+                <w:sz w:val="24"/>
+              </w:rPr>
+              <m:t>ij</m:t>
+            </m:r>
+          </m:sub>
+        </m:sSub>
+      </m:oMath>
       <w:r>
         <w:rPr>
           <w:rFonts w:ascii="Times New Roman" w:eastAsiaTheme="minorEastAsia" w:hAnsi="Times New Roman" w:cs="Times New Roman"/>
@@ -15773,6 +16284,13 @@
           <m:t>R</m:t>
         </m:r>
       </m:oMath>
+      <w:r>
+        <w:rPr>
+          <w:rFonts w:ascii="Times New Roman" w:eastAsiaTheme="minorEastAsia" w:hAnsi="Times New Roman" w:cs="Times New Roman"/>
+          <w:sz w:val="24"/>
+        </w:rPr>
+        <w:t>, i, j= 1, 2</w:t>
+      </w:r>
       <w:r>
         <w:rPr>
           <w:rFonts w:ascii="Times New Roman" w:eastAsiaTheme="minorEastAsia" w:hAnsi="Times New Roman" w:cs="Times New Roman"/>
@@ -15862,42 +16380,130 @@
               </m:mPr>
               <m:mr>
                 <m:e>
-                  <m:r>
-                    <w:rPr>
-                      <w:rFonts w:ascii="Cambria Math" w:eastAsiaTheme="minorEastAsia" w:hAnsi="Cambria Math" w:cs="Times New Roman"/>
-                      <w:sz w:val="24"/>
-                    </w:rPr>
-                    <m:t>a</m:t>
-                  </m:r>
+                  <m:sSub>
+                    <m:sSubPr>
+                      <m:ctrlPr>
+                        <w:rPr>
+                          <w:rFonts w:ascii="Cambria Math" w:eastAsiaTheme="minorEastAsia" w:hAnsi="Cambria Math" w:cs="Times New Roman"/>
+                          <w:i/>
+                          <w:sz w:val="24"/>
+                        </w:rPr>
+                      </m:ctrlPr>
+                    </m:sSubPr>
+                    <m:e>
+                      <m:r>
+                        <w:rPr>
+                          <w:rFonts w:ascii="Cambria Math" w:eastAsiaTheme="minorEastAsia" w:hAnsi="Cambria Math" w:cs="Times New Roman"/>
+                          <w:sz w:val="24"/>
+                        </w:rPr>
+                        <m:t>a</m:t>
+                      </m:r>
+                    </m:e>
+                    <m:sub>
+                      <m:r>
+                        <w:rPr>
+                          <w:rFonts w:ascii="Cambria Math" w:eastAsiaTheme="minorEastAsia" w:hAnsi="Cambria Math" w:cs="Times New Roman"/>
+                          <w:sz w:val="24"/>
+                        </w:rPr>
+                        <m:t>11</m:t>
+                      </m:r>
+                    </m:sub>
+                  </m:sSub>
                 </m:e>
                 <m:e>
-                  <m:r>
-                    <w:rPr>
-                      <w:rFonts w:ascii="Cambria Math" w:eastAsiaTheme="minorEastAsia" w:hAnsi="Cambria Math" w:cs="Times New Roman"/>
-                      <w:sz w:val="24"/>
-                    </w:rPr>
-                    <m:t>b</m:t>
-                  </m:r>
+                  <m:sSub>
+                    <m:sSubPr>
+                      <m:ctrlPr>
+                        <w:rPr>
+                          <w:rFonts w:ascii="Cambria Math" w:eastAsiaTheme="minorEastAsia" w:hAnsi="Cambria Math" w:cs="Times New Roman"/>
+                          <w:i/>
+                          <w:sz w:val="24"/>
+                        </w:rPr>
+                      </m:ctrlPr>
+                    </m:sSubPr>
+                    <m:e>
+                      <m:r>
+                        <w:rPr>
+                          <w:rFonts w:ascii="Cambria Math" w:eastAsiaTheme="minorEastAsia" w:hAnsi="Cambria Math" w:cs="Times New Roman"/>
+                          <w:sz w:val="24"/>
+                        </w:rPr>
+                        <m:t>a</m:t>
+                      </m:r>
+                    </m:e>
+                    <m:sub>
+                      <m:r>
+                        <w:rPr>
+                          <w:rFonts w:ascii="Cambria Math" w:eastAsiaTheme="minorEastAsia" w:hAnsi="Cambria Math" w:cs="Times New Roman"/>
+                          <w:sz w:val="24"/>
+                        </w:rPr>
+                        <m:t>12</m:t>
+                      </m:r>
+                    </m:sub>
+                  </m:sSub>
                 </m:e>
               </m:mr>
               <m:mr>
                 <m:e>
-                  <m:r>
-                    <w:rPr>
-                      <w:rFonts w:ascii="Cambria Math" w:eastAsiaTheme="minorEastAsia" w:hAnsi="Cambria Math" w:cs="Times New Roman"/>
-                      <w:sz w:val="24"/>
-                    </w:rPr>
-                    <m:t>c</m:t>
-                  </m:r>
+                  <m:sSub>
+                    <m:sSubPr>
+                      <m:ctrlPr>
+                        <w:rPr>
+                          <w:rFonts w:ascii="Cambria Math" w:eastAsiaTheme="minorEastAsia" w:hAnsi="Cambria Math" w:cs="Times New Roman"/>
+                          <w:i/>
+                          <w:sz w:val="24"/>
+                        </w:rPr>
+                      </m:ctrlPr>
+                    </m:sSubPr>
+                    <m:e>
+                      <m:r>
+                        <w:rPr>
+                          <w:rFonts w:ascii="Cambria Math" w:eastAsiaTheme="minorEastAsia" w:hAnsi="Cambria Math" w:cs="Times New Roman"/>
+                          <w:sz w:val="24"/>
+                        </w:rPr>
+                        <m:t>a</m:t>
+                      </m:r>
+                    </m:e>
+                    <m:sub>
+                      <m:r>
+                        <w:rPr>
+                          <w:rFonts w:ascii="Cambria Math" w:eastAsiaTheme="minorEastAsia" w:hAnsi="Cambria Math" w:cs="Times New Roman"/>
+                          <w:sz w:val="24"/>
+                        </w:rPr>
+                        <m:t>21</m:t>
+                      </m:r>
+                    </m:sub>
+                  </m:sSub>
                 </m:e>
                 <m:e>
-                  <m:r>
-                    <w:rPr>
-                      <w:rFonts w:ascii="Cambria Math" w:eastAsiaTheme="minorEastAsia" w:hAnsi="Cambria Math" w:cs="Times New Roman"/>
-                      <w:sz w:val="24"/>
-                    </w:rPr>
-                    <m:t>d</m:t>
-                  </m:r>
+                  <m:sSub>
+                    <m:sSubPr>
+                      <m:ctrlPr>
+                        <w:rPr>
+                          <w:rFonts w:ascii="Cambria Math" w:eastAsiaTheme="minorEastAsia" w:hAnsi="Cambria Math" w:cs="Times New Roman"/>
+                          <w:i/>
+                          <w:sz w:val="24"/>
+                        </w:rPr>
+                      </m:ctrlPr>
+                    </m:sSubPr>
+                    <m:e>
+                      <m:r>
+                        <w:rPr>
+                          <w:rFonts w:ascii="Cambria Math" w:eastAsiaTheme="minorEastAsia" w:hAnsi="Cambria Math" w:cs="Times New Roman"/>
+                          <w:sz w:val="24"/>
+                        </w:rPr>
+                        <m:t>a</m:t>
+                      </m:r>
+                    </m:e>
+                    <m:sub>
+                      <m:r>
+                        <w:rPr>
+                          <w:rFonts w:ascii="Cambria Math" w:eastAsiaTheme="minorEastAsia" w:hAnsi="Cambria Math" w:cs="Times New Roman"/>
+                          <w:sz w:val="24"/>
+                        </w:rPr>
+                        <m:t>22</m:t>
+                      </m:r>
+                    </m:sub>
+                  </m:sSub>
                 </m:e>
               </m:mr>
             </m:m>
@@ -15910,7 +16516,23 @@
           <w:bCs/>
           <w:sz w:val="24"/>
         </w:rPr>
-        <w:t xml:space="preserve"> + </w:t>
+        <w:t xml:space="preserve"> </w:t>
+      </w:r>
+      <w:r>
+        <w:rPr>
+          <w:rFonts w:ascii="Times New Roman" w:eastAsiaTheme="minorEastAsia" w:hAnsi="Times New Roman" w:cs="Times New Roman"/>
+          <w:bCs/>
+          <w:sz w:val="24"/>
+        </w:rPr>
+        <w:t>+</w:t>
+      </w:r>
+      <w:r>
+        <w:rPr>
+          <w:rFonts w:ascii="Times New Roman" w:eastAsiaTheme="minorEastAsia" w:hAnsi="Times New Roman" w:cs="Times New Roman"/>
+          <w:bCs/>
+          <w:sz w:val="24"/>
+        </w:rPr>
+        <w:t xml:space="preserve"> </w:t>
       </w:r>
       <m:oMath>
         <m:d>
@@ -15946,42 +16568,130 @@
               </m:mPr>
               <m:mr>
                 <m:e>
-                  <m:r>
-                    <w:rPr>
-                      <w:rFonts w:ascii="Cambria Math" w:eastAsiaTheme="minorEastAsia" w:hAnsi="Cambria Math" w:cs="Times New Roman"/>
-                      <w:sz w:val="24"/>
-                    </w:rPr>
-                    <m:t>e</m:t>
-                  </m:r>
+                  <m:sSub>
+                    <m:sSubPr>
+                      <m:ctrlPr>
+                        <w:rPr>
+                          <w:rFonts w:ascii="Cambria Math" w:eastAsiaTheme="minorEastAsia" w:hAnsi="Cambria Math" w:cs="Times New Roman"/>
+                          <w:i/>
+                          <w:sz w:val="24"/>
+                        </w:rPr>
+                      </m:ctrlPr>
+                    </m:sSubPr>
+                    <m:e>
+                      <m:r>
+                        <w:rPr>
+                          <w:rFonts w:ascii="Cambria Math" w:eastAsiaTheme="minorEastAsia" w:hAnsi="Cambria Math" w:cs="Times New Roman"/>
+                          <w:sz w:val="24"/>
+                        </w:rPr>
+                        <m:t>b</m:t>
+                      </m:r>
+                    </m:e>
+                    <m:sub>
+                      <m:r>
+                        <w:rPr>
+                          <w:rFonts w:ascii="Cambria Math" w:eastAsiaTheme="minorEastAsia" w:hAnsi="Cambria Math" w:cs="Times New Roman"/>
+                          <w:sz w:val="24"/>
+                        </w:rPr>
+                        <m:t>11</m:t>
+                      </m:r>
+                    </m:sub>
+                  </m:sSub>
                 </m:e>
                 <m:e>
-                  <m:r>
-                    <w:rPr>
-                      <w:rFonts w:ascii="Cambria Math" w:eastAsiaTheme="minorEastAsia" w:hAnsi="Cambria Math" w:cs="Times New Roman"/>
-                      <w:sz w:val="24"/>
-                    </w:rPr>
-                    <m:t>f</m:t>
-                  </m:r>
+                  <m:sSub>
+                    <m:sSubPr>
+                      <m:ctrlPr>
+                        <w:rPr>
+                          <w:rFonts w:ascii="Cambria Math" w:eastAsiaTheme="minorEastAsia" w:hAnsi="Cambria Math" w:cs="Times New Roman"/>
+                          <w:i/>
+                          <w:sz w:val="24"/>
+                        </w:rPr>
+                      </m:ctrlPr>
+                    </m:sSubPr>
+                    <m:e>
+                      <m:r>
+                        <w:rPr>
+                          <w:rFonts w:ascii="Cambria Math" w:eastAsiaTheme="minorEastAsia" w:hAnsi="Cambria Math" w:cs="Times New Roman"/>
+                          <w:sz w:val="24"/>
+                        </w:rPr>
+                        <m:t>b</m:t>
+                      </m:r>
+                    </m:e>
+                    <m:sub>
+                      <m:r>
+                        <w:rPr>
+                          <w:rFonts w:ascii="Cambria Math" w:eastAsiaTheme="minorEastAsia" w:hAnsi="Cambria Math" w:cs="Times New Roman"/>
+                          <w:sz w:val="24"/>
+                        </w:rPr>
+                        <m:t>12</m:t>
+                      </m:r>
+                    </m:sub>
+                  </m:sSub>
                 </m:e>
               </m:mr>
               <m:mr>
                 <m:e>
-                  <m:r>
-                    <w:rPr>
-                      <w:rFonts w:ascii="Cambria Math" w:eastAsiaTheme="minorEastAsia" w:hAnsi="Cambria Math" w:cs="Times New Roman"/>
-                      <w:sz w:val="24"/>
-                    </w:rPr>
-                    <m:t>g</m:t>
-                  </m:r>
+                  <m:sSub>
+                    <m:sSubPr>
+                      <m:ctrlPr>
+                        <w:rPr>
+                          <w:rFonts w:ascii="Cambria Math" w:eastAsiaTheme="minorEastAsia" w:hAnsi="Cambria Math" w:cs="Times New Roman"/>
+                          <w:i/>
+                          <w:sz w:val="24"/>
+                        </w:rPr>
+                      </m:ctrlPr>
+                    </m:sSubPr>
+                    <m:e>
+                      <m:r>
+                        <w:rPr>
+                          <w:rFonts w:ascii="Cambria Math" w:eastAsiaTheme="minorEastAsia" w:hAnsi="Cambria Math" w:cs="Times New Roman"/>
+                          <w:sz w:val="24"/>
+                        </w:rPr>
+                        <m:t>b</m:t>
+                      </m:r>
+                    </m:e>
+                    <m:sub>
+                      <m:r>
+                        <w:rPr>
+                          <w:rFonts w:ascii="Cambria Math" w:eastAsiaTheme="minorEastAsia" w:hAnsi="Cambria Math" w:cs="Times New Roman"/>
+                          <w:sz w:val="24"/>
+                        </w:rPr>
+                        <m:t>21</m:t>
+                      </m:r>
+                    </m:sub>
+                  </m:sSub>
                 </m:e>
                 <m:e>
-                  <m:r>
-                    <w:rPr>
-                      <w:rFonts w:ascii="Cambria Math" w:eastAsiaTheme="minorEastAsia" w:hAnsi="Cambria Math" w:cs="Times New Roman"/>
-                      <w:sz w:val="24"/>
-                    </w:rPr>
-                    <m:t>h</m:t>
-                  </m:r>
+                  <m:sSub>
+                    <m:sSubPr>
+                      <m:ctrlPr>
+                        <w:rPr>
+                          <w:rFonts w:ascii="Cambria Math" w:eastAsiaTheme="minorEastAsia" w:hAnsi="Cambria Math" w:cs="Times New Roman"/>
+                          <w:i/>
+                          <w:sz w:val="24"/>
+                        </w:rPr>
+                      </m:ctrlPr>
+                    </m:sSubPr>
+                    <m:e>
+                      <m:r>
+                        <w:rPr>
+                          <w:rFonts w:ascii="Cambria Math" w:eastAsiaTheme="minorEastAsia" w:hAnsi="Cambria Math" w:cs="Times New Roman"/>
+                          <w:sz w:val="24"/>
+                        </w:rPr>
+                        <m:t>b</m:t>
+                      </m:r>
+                    </m:e>
+                    <m:sub>
+                      <m:r>
+                        <w:rPr>
+                          <w:rFonts w:ascii="Cambria Math" w:eastAsiaTheme="minorEastAsia" w:hAnsi="Cambria Math" w:cs="Times New Roman"/>
+                          <w:sz w:val="24"/>
+                        </w:rPr>
+                        <m:t>22</m:t>
+                      </m:r>
+                    </m:sub>
+                  </m:sSub>
                 </m:e>
               </m:mr>
             </m:m>
@@ -16030,42 +16740,281 @@
               </m:mPr>
               <m:mr>
                 <m:e>
+                  <m:sSub>
+                    <m:sSubPr>
+                      <m:ctrlPr>
+                        <w:rPr>
+                          <w:rFonts w:ascii="Cambria Math" w:eastAsiaTheme="minorEastAsia" w:hAnsi="Cambria Math" w:cs="Times New Roman"/>
+                          <w:i/>
+                          <w:sz w:val="24"/>
+                        </w:rPr>
+                      </m:ctrlPr>
+                    </m:sSubPr>
+                    <m:e>
+                      <m:r>
+                        <w:rPr>
+                          <w:rFonts w:ascii="Cambria Math" w:eastAsiaTheme="minorEastAsia" w:hAnsi="Cambria Math" w:cs="Times New Roman"/>
+                          <w:sz w:val="24"/>
+                        </w:rPr>
+                        <m:t>a</m:t>
+                      </m:r>
+                    </m:e>
+                    <m:sub>
+                      <m:r>
+                        <w:rPr>
+                          <w:rFonts w:ascii="Cambria Math" w:eastAsiaTheme="minorEastAsia" w:hAnsi="Cambria Math" w:cs="Times New Roman"/>
+                          <w:sz w:val="24"/>
+                        </w:rPr>
+                        <m:t>11</m:t>
+                      </m:r>
+                    </m:sub>
+                  </m:sSub>
                   <m:r>
                     <w:rPr>
                       <w:rFonts w:ascii="Cambria Math" w:eastAsiaTheme="minorEastAsia" w:hAnsi="Cambria Math" w:cs="Times New Roman"/>
                       <w:sz w:val="24"/>
                     </w:rPr>
-                    <m:t>a+e</m:t>
+                    <m:t>+</m:t>
                   </m:r>
+                  <m:sSub>
+                    <m:sSubPr>
+                      <m:ctrlPr>
+                        <w:rPr>
+                          <w:rFonts w:ascii="Cambria Math" w:eastAsiaTheme="minorEastAsia" w:hAnsi="Cambria Math" w:cs="Times New Roman"/>
+                          <w:i/>
+                          <w:sz w:val="24"/>
+                        </w:rPr>
+                      </m:ctrlPr>
+                    </m:sSubPr>
+                    <m:e>
+                      <m:r>
+                        <w:rPr>
+                          <w:rFonts w:ascii="Cambria Math" w:eastAsiaTheme="minorEastAsia" w:hAnsi="Cambria Math" w:cs="Times New Roman"/>
+                          <w:sz w:val="24"/>
+                        </w:rPr>
+                        <m:t>b</m:t>
+                      </m:r>
+                    </m:e>
+                    <m:sub>
+                      <m:r>
+                        <w:rPr>
+                          <w:rFonts w:ascii="Cambria Math" w:eastAsiaTheme="minorEastAsia" w:hAnsi="Cambria Math" w:cs="Times New Roman"/>
+                          <w:sz w:val="24"/>
+                        </w:rPr>
+                        <m:t>11</m:t>
+                      </m:r>
+                    </m:sub>
+                  </m:sSub>
                 </m:e>
                 <m:e>
+                  <m:sSub>
+                    <m:sSubPr>
+                      <m:ctrlPr>
+                        <w:rPr>
+                          <w:rFonts w:ascii="Cambria Math" w:eastAsiaTheme="minorEastAsia" w:hAnsi="Cambria Math" w:cs="Times New Roman"/>
+                          <w:i/>
+                          <w:sz w:val="24"/>
+                        </w:rPr>
+                      </m:ctrlPr>
+                    </m:sSubPr>
+                    <m:e>
+                      <m:r>
+                        <w:rPr>
+                          <w:rFonts w:ascii="Cambria Math" w:eastAsiaTheme="minorEastAsia" w:hAnsi="Cambria Math" w:cs="Times New Roman"/>
+                          <w:sz w:val="24"/>
+                        </w:rPr>
+                        <m:t>a</m:t>
+                      </m:r>
+                    </m:e>
+                    <m:sub>
+                      <m:r>
+                        <w:rPr>
+                          <w:rFonts w:ascii="Cambria Math" w:eastAsiaTheme="minorEastAsia" w:hAnsi="Cambria Math" w:cs="Times New Roman"/>
+                          <w:sz w:val="24"/>
+                        </w:rPr>
+                        <m:t>1</m:t>
+                      </m:r>
+                      <m:r>
+                        <w:rPr>
+                          <w:rFonts w:ascii="Cambria Math" w:eastAsiaTheme="minorEastAsia" w:hAnsi="Cambria Math" w:cs="Times New Roman"/>
+                          <w:sz w:val="24"/>
+                        </w:rPr>
+                        <m:t>2</m:t>
+                      </m:r>
+                    </m:sub>
+                  </m:sSub>
                   <m:r>
                     <w:rPr>
                       <w:rFonts w:ascii="Cambria Math" w:eastAsiaTheme="minorEastAsia" w:hAnsi="Cambria Math" w:cs="Times New Roman"/>
                       <w:sz w:val="24"/>
                     </w:rPr>
-                    <m:t>b+f</m:t>
+                    <m:t>+</m:t>
                   </m:r>
+                  <m:sSub>
+                    <m:sSubPr>
+                      <m:ctrlPr>
+                        <w:rPr>
+                          <w:rFonts w:ascii="Cambria Math" w:eastAsiaTheme="minorEastAsia" w:hAnsi="Cambria Math" w:cs="Times New Roman"/>
+                          <w:i/>
+                          <w:sz w:val="24"/>
+                        </w:rPr>
+                      </m:ctrlPr>
+                    </m:sSubPr>
+                    <m:e>
+                      <m:r>
+                        <w:rPr>
+                          <w:rFonts w:ascii="Cambria Math" w:eastAsiaTheme="minorEastAsia" w:hAnsi="Cambria Math" w:cs="Times New Roman"/>
+                          <w:sz w:val="24"/>
+                        </w:rPr>
+                        <m:t>b</m:t>
+                      </m:r>
+                    </m:e>
+                    <m:sub>
+                      <m:r>
+                        <w:rPr>
+                          <w:rFonts w:ascii="Cambria Math" w:eastAsiaTheme="minorEastAsia" w:hAnsi="Cambria Math" w:cs="Times New Roman"/>
+                          <w:sz w:val="24"/>
+                        </w:rPr>
+                        <m:t>12</m:t>
+                      </m:r>
+                    </m:sub>
+                  </m:sSub>
                 </m:e>
               </m:mr>
               <m:mr>
                 <m:e>
+                  <m:sSub>
+                    <m:sSubPr>
+                      <m:ctrlPr>
+                        <w:rPr>
+                          <w:rFonts w:ascii="Cambria Math" w:eastAsiaTheme="minorEastAsia" w:hAnsi="Cambria Math" w:cs="Times New Roman"/>
+                          <w:i/>
+                          <w:sz w:val="24"/>
+                        </w:rPr>
+                      </m:ctrlPr>
+                    </m:sSubPr>
+                    <m:e>
+                      <m:r>
+                        <w:rPr>
+                          <w:rFonts w:ascii="Cambria Math" w:eastAsiaTheme="minorEastAsia" w:hAnsi="Cambria Math" w:cs="Times New Roman"/>
+                          <w:sz w:val="24"/>
+                        </w:rPr>
+                        <m:t>a</m:t>
+                      </m:r>
+                    </m:e>
+                    <m:sub>
+                      <m:r>
+                        <w:rPr>
+                          <w:rFonts w:ascii="Cambria Math" w:eastAsiaTheme="minorEastAsia" w:hAnsi="Cambria Math" w:cs="Times New Roman"/>
+                          <w:sz w:val="24"/>
+                        </w:rPr>
+                        <m:t>21</m:t>
+                      </m:r>
+                    </m:sub>
+                  </m:sSub>
                   <m:r>
                     <w:rPr>
                       <w:rFonts w:ascii="Cambria Math" w:eastAsiaTheme="minorEastAsia" w:hAnsi="Cambria Math" w:cs="Times New Roman"/>
                       <w:sz w:val="24"/>
                     </w:rPr>
-                    <m:t>c+g</m:t>
+                    <m:t>+</m:t>
                   </m:r>
+                  <m:sSub>
+                    <m:sSubPr>
+                      <m:ctrlPr>
+                        <w:rPr>
+                          <w:rFonts w:ascii="Cambria Math" w:eastAsiaTheme="minorEastAsia" w:hAnsi="Cambria Math" w:cs="Times New Roman"/>
+                          <w:i/>
+                          <w:sz w:val="24"/>
+                        </w:rPr>
+                      </m:ctrlPr>
+                    </m:sSubPr>
+                    <m:e>
+                      <m:r>
+                        <w:rPr>
+                          <w:rFonts w:ascii="Cambria Math" w:eastAsiaTheme="minorEastAsia" w:hAnsi="Cambria Math" w:cs="Times New Roman"/>
+                          <w:sz w:val="24"/>
+                        </w:rPr>
+                        <m:t>b</m:t>
+                      </m:r>
+                    </m:e>
+                    <m:sub>
+                      <m:r>
+                        <w:rPr>
+                          <w:rFonts w:ascii="Cambria Math" w:eastAsiaTheme="minorEastAsia" w:hAnsi="Cambria Math" w:cs="Times New Roman"/>
+                          <w:sz w:val="24"/>
+                        </w:rPr>
+                        <m:t>21</m:t>
+                      </m:r>
+                    </m:sub>
+                  </m:sSub>
                 </m:e>
                 <m:e>
+                  <m:sSub>
+                    <m:sSubPr>
+                      <m:ctrlPr>
+                        <w:rPr>
+                          <w:rFonts w:ascii="Cambria Math" w:eastAsiaTheme="minorEastAsia" w:hAnsi="Cambria Math" w:cs="Times New Roman"/>
+                          <w:i/>
+                          <w:sz w:val="24"/>
+                        </w:rPr>
+                      </m:ctrlPr>
+                    </m:sSubPr>
+                    <m:e>
+                      <m:r>
+                        <w:rPr>
+                          <w:rFonts w:ascii="Cambria Math" w:eastAsiaTheme="minorEastAsia" w:hAnsi="Cambria Math" w:cs="Times New Roman"/>
+                          <w:sz w:val="24"/>
+                        </w:rPr>
+                        <m:t>a</m:t>
+                      </m:r>
+                    </m:e>
+                    <m:sub>
+                      <m:r>
+                        <w:rPr>
+                          <w:rFonts w:ascii="Cambria Math" w:eastAsiaTheme="minorEastAsia" w:hAnsi="Cambria Math" w:cs="Times New Roman"/>
+                          <w:sz w:val="24"/>
+                        </w:rPr>
+                        <m:t>22</m:t>
+                      </m:r>
+                    </m:sub>
+                  </m:sSub>
                   <m:r>
                     <w:rPr>
                       <w:rFonts w:ascii="Cambria Math" w:eastAsiaTheme="minorEastAsia" w:hAnsi="Cambria Math" w:cs="Times New Roman"/>
                       <w:sz w:val="24"/>
                     </w:rPr>
-                    <m:t>d+h</m:t>
+                    <m:t>+</m:t>
                   </m:r>
+                  <m:sSub>
+                    <m:sSubPr>
+                      <m:ctrlPr>
+                        <w:rPr>
+                          <w:rFonts w:ascii="Cambria Math" w:eastAsiaTheme="minorEastAsia" w:hAnsi="Cambria Math" w:cs="Times New Roman"/>
+                          <w:i/>
+                          <w:sz w:val="24"/>
+                        </w:rPr>
+                      </m:ctrlPr>
+                    </m:sSubPr>
+                    <m:e>
+                      <m:r>
+                        <w:rPr>
+                          <w:rFonts w:ascii="Cambria Math" w:eastAsiaTheme="minorEastAsia" w:hAnsi="Cambria Math" w:cs="Times New Roman"/>
+                          <w:sz w:val="24"/>
+                        </w:rPr>
+                        <m:t>b</m:t>
+                      </m:r>
+                    </m:e>
+                    <m:sub>
+                      <m:r>
+                        <w:rPr>
+                          <w:rFonts w:ascii="Cambria Math" w:eastAsiaTheme="minorEastAsia" w:hAnsi="Cambria Math" w:cs="Times New Roman"/>
+                          <w:sz w:val="24"/>
+                        </w:rPr>
+                        <m:t>22</m:t>
+                      </m:r>
+                    </m:sub>
+                  </m:sSub>
                 </m:e>
               </m:mr>
             </m:m>
@@ -16078,15 +17027,673 @@
           <w:bCs/>
           <w:sz w:val="24"/>
         </w:rPr>
-        <w:t>)= (a+e, b+f, c+g, d+h)</w:t>
-      </w:r>
-      <w:r>
-        <w:rPr>
-          <w:rFonts w:ascii="Times New Roman" w:eastAsiaTheme="minorEastAsia" w:hAnsi="Times New Roman" w:cs="Times New Roman"/>
-          <w:bCs/>
-          <w:sz w:val="24"/>
-        </w:rPr>
-        <w:t>= (a, b, c, d) + (e, f, g, h)</w:t>
+        <w:t>)= (</w:t>
+      </w:r>
+      <m:oMath>
+        <m:sSub>
+          <m:sSubPr>
+            <m:ctrlPr>
+              <w:rPr>
+                <w:rFonts w:ascii="Cambria Math" w:eastAsiaTheme="minorEastAsia" w:hAnsi="Cambria Math" w:cs="Times New Roman"/>
+                <w:i/>
+                <w:sz w:val="24"/>
+              </w:rPr>
+            </m:ctrlPr>
+          </m:sSubPr>
+          <m:e>
+            <m:r>
+              <w:rPr>
+                <w:rFonts w:ascii="Cambria Math" w:eastAsiaTheme="minorEastAsia" w:hAnsi="Cambria Math" w:cs="Times New Roman"/>
+                <w:sz w:val="24"/>
+              </w:rPr>
+              <m:t>a</m:t>
+            </m:r>
+          </m:e>
+          <m:sub>
+            <m:r>
+              <w:rPr>
+                <w:rFonts w:ascii="Cambria Math" w:eastAsiaTheme="minorEastAsia" w:hAnsi="Cambria Math" w:cs="Times New Roman"/>
+                <w:sz w:val="24"/>
+              </w:rPr>
+              <m:t>11</m:t>
+            </m:r>
+          </m:sub>
+        </m:sSub>
+      </m:oMath>
+      <w:r>
+        <w:rPr>
+          <w:rFonts w:ascii="Times New Roman" w:eastAsiaTheme="minorEastAsia" w:hAnsi="Times New Roman" w:cs="Times New Roman"/>
+          <w:sz w:val="24"/>
+        </w:rPr>
+        <w:t>+</w:t>
+      </w:r>
+      <m:oMath>
+        <m:sSub>
+          <m:sSubPr>
+            <m:ctrlPr>
+              <w:rPr>
+                <w:rFonts w:ascii="Cambria Math" w:eastAsiaTheme="minorEastAsia" w:hAnsi="Cambria Math" w:cs="Times New Roman"/>
+                <w:i/>
+                <w:sz w:val="24"/>
+              </w:rPr>
+            </m:ctrlPr>
+          </m:sSubPr>
+          <m:e>
+            <m:r>
+              <w:rPr>
+                <w:rFonts w:ascii="Cambria Math" w:eastAsiaTheme="minorEastAsia" w:hAnsi="Cambria Math" w:cs="Times New Roman"/>
+                <w:sz w:val="24"/>
+              </w:rPr>
+              <m:t>b</m:t>
+            </m:r>
+          </m:e>
+          <m:sub>
+            <m:r>
+              <w:rPr>
+                <w:rFonts w:ascii="Cambria Math" w:eastAsiaTheme="minorEastAsia" w:hAnsi="Cambria Math" w:cs="Times New Roman"/>
+                <w:sz w:val="24"/>
+              </w:rPr>
+              <m:t>11</m:t>
+            </m:r>
+          </m:sub>
+        </m:sSub>
+      </m:oMath>
+      <w:r>
+        <w:rPr>
+          <w:rFonts w:ascii="Times New Roman" w:eastAsiaTheme="minorEastAsia" w:hAnsi="Times New Roman" w:cs="Times New Roman"/>
+          <w:bCs/>
+          <w:sz w:val="24"/>
+        </w:rPr>
+        <w:t xml:space="preserve">, </w:t>
+      </w:r>
+      <m:oMath>
+        <m:sSub>
+          <m:sSubPr>
+            <m:ctrlPr>
+              <w:rPr>
+                <w:rFonts w:ascii="Cambria Math" w:eastAsiaTheme="minorEastAsia" w:hAnsi="Cambria Math" w:cs="Times New Roman"/>
+                <w:i/>
+                <w:sz w:val="24"/>
+              </w:rPr>
+            </m:ctrlPr>
+          </m:sSubPr>
+          <m:e>
+            <m:r>
+              <w:rPr>
+                <w:rFonts w:ascii="Cambria Math" w:eastAsiaTheme="minorEastAsia" w:hAnsi="Cambria Math" w:cs="Times New Roman"/>
+                <w:sz w:val="24"/>
+              </w:rPr>
+              <m:t>a</m:t>
+            </m:r>
+          </m:e>
+          <m:sub>
+            <m:r>
+              <w:rPr>
+                <w:rFonts w:ascii="Cambria Math" w:eastAsiaTheme="minorEastAsia" w:hAnsi="Cambria Math" w:cs="Times New Roman"/>
+                <w:sz w:val="24"/>
+              </w:rPr>
+              <m:t>1</m:t>
+            </m:r>
+            <m:r>
+              <w:rPr>
+                <w:rFonts w:ascii="Cambria Math" w:eastAsiaTheme="minorEastAsia" w:hAnsi="Cambria Math" w:cs="Times New Roman"/>
+                <w:sz w:val="24"/>
+              </w:rPr>
+              <m:t>2</m:t>
+            </m:r>
+          </m:sub>
+        </m:sSub>
+      </m:oMath>
+      <w:r>
+        <w:rPr>
+          <w:rFonts w:ascii="Times New Roman" w:eastAsiaTheme="minorEastAsia" w:hAnsi="Times New Roman" w:cs="Times New Roman"/>
+          <w:sz w:val="24"/>
+        </w:rPr>
+        <w:t>+</w:t>
+      </w:r>
+      <m:oMath>
+        <m:sSub>
+          <m:sSubPr>
+            <m:ctrlPr>
+              <w:rPr>
+                <w:rFonts w:ascii="Cambria Math" w:eastAsiaTheme="minorEastAsia" w:hAnsi="Cambria Math" w:cs="Times New Roman"/>
+                <w:i/>
+                <w:sz w:val="24"/>
+              </w:rPr>
+            </m:ctrlPr>
+          </m:sSubPr>
+          <m:e>
+            <m:r>
+              <w:rPr>
+                <w:rFonts w:ascii="Cambria Math" w:eastAsiaTheme="minorEastAsia" w:hAnsi="Cambria Math" w:cs="Times New Roman"/>
+                <w:sz w:val="24"/>
+              </w:rPr>
+              <m:t>b</m:t>
+            </m:r>
+          </m:e>
+          <m:sub>
+            <m:r>
+              <w:rPr>
+                <w:rFonts w:ascii="Cambria Math" w:eastAsiaTheme="minorEastAsia" w:hAnsi="Cambria Math" w:cs="Times New Roman"/>
+                <w:sz w:val="24"/>
+              </w:rPr>
+              <m:t>12</m:t>
+            </m:r>
+          </m:sub>
+        </m:sSub>
+      </m:oMath>
+      <w:r>
+        <w:rPr>
+          <w:rFonts w:ascii="Times New Roman" w:eastAsiaTheme="minorEastAsia" w:hAnsi="Times New Roman" w:cs="Times New Roman"/>
+          <w:bCs/>
+          <w:sz w:val="24"/>
+        </w:rPr>
+        <w:t xml:space="preserve">, </w:t>
+      </w:r>
+      <m:oMath>
+        <m:sSub>
+          <m:sSubPr>
+            <m:ctrlPr>
+              <w:rPr>
+                <w:rFonts w:ascii="Cambria Math" w:eastAsiaTheme="minorEastAsia" w:hAnsi="Cambria Math" w:cs="Times New Roman"/>
+                <w:i/>
+                <w:sz w:val="24"/>
+              </w:rPr>
+            </m:ctrlPr>
+          </m:sSubPr>
+          <m:e>
+            <m:r>
+              <w:rPr>
+                <w:rFonts w:ascii="Cambria Math" w:eastAsiaTheme="minorEastAsia" w:hAnsi="Cambria Math" w:cs="Times New Roman"/>
+                <w:sz w:val="24"/>
+              </w:rPr>
+              <m:t>a</m:t>
+            </m:r>
+          </m:e>
+          <m:sub>
+            <m:r>
+              <w:rPr>
+                <w:rFonts w:ascii="Cambria Math" w:eastAsiaTheme="minorEastAsia" w:hAnsi="Cambria Math" w:cs="Times New Roman"/>
+                <w:sz w:val="24"/>
+              </w:rPr>
+              <m:t>2</m:t>
+            </m:r>
+            <m:r>
+              <w:rPr>
+                <w:rFonts w:ascii="Cambria Math" w:eastAsiaTheme="minorEastAsia" w:hAnsi="Cambria Math" w:cs="Times New Roman"/>
+                <w:sz w:val="24"/>
+              </w:rPr>
+              <m:t>1</m:t>
+            </m:r>
+          </m:sub>
+        </m:sSub>
+      </m:oMath>
+      <w:r>
+        <w:rPr>
+          <w:rFonts w:ascii="Times New Roman" w:eastAsiaTheme="minorEastAsia" w:hAnsi="Times New Roman" w:cs="Times New Roman"/>
+          <w:sz w:val="24"/>
+        </w:rPr>
+        <w:t>+</w:t>
+      </w:r>
+      <m:oMath>
+        <m:sSub>
+          <m:sSubPr>
+            <m:ctrlPr>
+              <w:rPr>
+                <w:rFonts w:ascii="Cambria Math" w:eastAsiaTheme="minorEastAsia" w:hAnsi="Cambria Math" w:cs="Times New Roman"/>
+                <w:i/>
+                <w:sz w:val="24"/>
+              </w:rPr>
+            </m:ctrlPr>
+          </m:sSubPr>
+          <m:e>
+            <m:r>
+              <w:rPr>
+                <w:rFonts w:ascii="Cambria Math" w:eastAsiaTheme="minorEastAsia" w:hAnsi="Cambria Math" w:cs="Times New Roman"/>
+                <w:sz w:val="24"/>
+              </w:rPr>
+              <m:t>b</m:t>
+            </m:r>
+          </m:e>
+          <m:sub>
+            <m:r>
+              <w:rPr>
+                <w:rFonts w:ascii="Cambria Math" w:eastAsiaTheme="minorEastAsia" w:hAnsi="Cambria Math" w:cs="Times New Roman"/>
+                <w:sz w:val="24"/>
+              </w:rPr>
+              <m:t>21</m:t>
+            </m:r>
+          </m:sub>
+        </m:sSub>
+      </m:oMath>
+      <w:r>
+        <w:rPr>
+          <w:rFonts w:ascii="Times New Roman" w:eastAsiaTheme="minorEastAsia" w:hAnsi="Times New Roman" w:cs="Times New Roman"/>
+          <w:bCs/>
+          <w:sz w:val="24"/>
+        </w:rPr>
+        <w:t xml:space="preserve">, </w:t>
+      </w:r>
+      <m:oMath>
+        <m:sSub>
+          <m:sSubPr>
+            <m:ctrlPr>
+              <w:rPr>
+                <w:rFonts w:ascii="Cambria Math" w:eastAsiaTheme="minorEastAsia" w:hAnsi="Cambria Math" w:cs="Times New Roman"/>
+                <w:i/>
+                <w:sz w:val="24"/>
+              </w:rPr>
+            </m:ctrlPr>
+          </m:sSubPr>
+          <m:e>
+            <m:r>
+              <w:rPr>
+                <w:rFonts w:ascii="Cambria Math" w:eastAsiaTheme="minorEastAsia" w:hAnsi="Cambria Math" w:cs="Times New Roman"/>
+                <w:sz w:val="24"/>
+              </w:rPr>
+              <m:t>a</m:t>
+            </m:r>
+          </m:e>
+          <m:sub>
+            <m:r>
+              <w:rPr>
+                <w:rFonts w:ascii="Cambria Math" w:eastAsiaTheme="minorEastAsia" w:hAnsi="Cambria Math" w:cs="Times New Roman"/>
+                <w:sz w:val="24"/>
+              </w:rPr>
+              <m:t>22</m:t>
+            </m:r>
+          </m:sub>
+        </m:sSub>
+      </m:oMath>
+      <w:r>
+        <w:rPr>
+          <w:rFonts w:ascii="Times New Roman" w:eastAsiaTheme="minorEastAsia" w:hAnsi="Times New Roman" w:cs="Times New Roman"/>
+          <w:sz w:val="24"/>
+        </w:rPr>
+        <w:t>+</w:t>
+      </w:r>
+      <m:oMath>
+        <m:sSub>
+          <m:sSubPr>
+            <m:ctrlPr>
+              <w:rPr>
+                <w:rFonts w:ascii="Cambria Math" w:eastAsiaTheme="minorEastAsia" w:hAnsi="Cambria Math" w:cs="Times New Roman"/>
+                <w:i/>
+                <w:sz w:val="24"/>
+              </w:rPr>
+            </m:ctrlPr>
+          </m:sSubPr>
+          <m:e>
+            <m:r>
+              <w:rPr>
+                <w:rFonts w:ascii="Cambria Math" w:eastAsiaTheme="minorEastAsia" w:hAnsi="Cambria Math" w:cs="Times New Roman"/>
+                <w:sz w:val="24"/>
+              </w:rPr>
+              <m:t>b</m:t>
+            </m:r>
+          </m:e>
+          <m:sub>
+            <m:r>
+              <w:rPr>
+                <w:rFonts w:ascii="Cambria Math" w:eastAsiaTheme="minorEastAsia" w:hAnsi="Cambria Math" w:cs="Times New Roman"/>
+                <w:sz w:val="24"/>
+              </w:rPr>
+              <m:t>22</m:t>
+            </m:r>
+          </m:sub>
+        </m:sSub>
+      </m:oMath>
+      <w:r>
+        <w:rPr>
+          <w:rFonts w:ascii="Times New Roman" w:eastAsiaTheme="minorEastAsia" w:hAnsi="Times New Roman" w:cs="Times New Roman"/>
+          <w:bCs/>
+          <w:sz w:val="24"/>
+        </w:rPr>
+        <w:t>)</w:t>
+      </w:r>
+      <w:r>
+        <w:rPr>
+          <w:rFonts w:ascii="Times New Roman" w:eastAsiaTheme="minorEastAsia" w:hAnsi="Times New Roman" w:cs="Times New Roman"/>
+          <w:bCs/>
+          <w:sz w:val="24"/>
+        </w:rPr>
+        <w:t xml:space="preserve">= </w:t>
+      </w:r>
+      <w:r>
+        <w:rPr>
+          <w:rFonts w:ascii="Times New Roman" w:eastAsiaTheme="minorEastAsia" w:hAnsi="Times New Roman" w:cs="Times New Roman"/>
+          <w:bCs/>
+          <w:sz w:val="24"/>
+        </w:rPr>
+        <w:t>(</w:t>
+      </w:r>
+      <m:oMath>
+        <m:sSub>
+          <m:sSubPr>
+            <m:ctrlPr>
+              <w:rPr>
+                <w:rFonts w:ascii="Cambria Math" w:eastAsiaTheme="minorEastAsia" w:hAnsi="Cambria Math" w:cs="Times New Roman"/>
+                <w:i/>
+                <w:sz w:val="24"/>
+              </w:rPr>
+            </m:ctrlPr>
+          </m:sSubPr>
+          <m:e>
+            <m:r>
+              <w:rPr>
+                <w:rFonts w:ascii="Cambria Math" w:eastAsiaTheme="minorEastAsia" w:hAnsi="Cambria Math" w:cs="Times New Roman"/>
+                <w:sz w:val="24"/>
+              </w:rPr>
+              <m:t>a</m:t>
+            </m:r>
+          </m:e>
+          <m:sub>
+            <m:r>
+              <w:rPr>
+                <w:rFonts w:ascii="Cambria Math" w:eastAsiaTheme="minorEastAsia" w:hAnsi="Cambria Math" w:cs="Times New Roman"/>
+                <w:sz w:val="24"/>
+              </w:rPr>
+              <m:t>11</m:t>
+            </m:r>
+          </m:sub>
+        </m:sSub>
+      </m:oMath>
+      <w:r>
+        <w:rPr>
+          <w:rFonts w:ascii="Times New Roman" w:eastAsiaTheme="minorEastAsia" w:hAnsi="Times New Roman" w:cs="Times New Roman"/>
+          <w:bCs/>
+          <w:sz w:val="24"/>
+        </w:rPr>
+        <w:t xml:space="preserve">, </w:t>
+      </w:r>
+      <m:oMath>
+        <m:sSub>
+          <m:sSubPr>
+            <m:ctrlPr>
+              <w:rPr>
+                <w:rFonts w:ascii="Cambria Math" w:eastAsiaTheme="minorEastAsia" w:hAnsi="Cambria Math" w:cs="Times New Roman"/>
+                <w:i/>
+                <w:sz w:val="24"/>
+              </w:rPr>
+            </m:ctrlPr>
+          </m:sSubPr>
+          <m:e>
+            <m:r>
+              <w:rPr>
+                <w:rFonts w:ascii="Cambria Math" w:eastAsiaTheme="minorEastAsia" w:hAnsi="Cambria Math" w:cs="Times New Roman"/>
+                <w:sz w:val="24"/>
+              </w:rPr>
+              <m:t>a</m:t>
+            </m:r>
+          </m:e>
+          <m:sub>
+            <m:r>
+              <w:rPr>
+                <w:rFonts w:ascii="Cambria Math" w:eastAsiaTheme="minorEastAsia" w:hAnsi="Cambria Math" w:cs="Times New Roman"/>
+                <w:sz w:val="24"/>
+              </w:rPr>
+              <m:t>12</m:t>
+            </m:r>
+          </m:sub>
+        </m:sSub>
+      </m:oMath>
+      <w:r>
+        <w:rPr>
+          <w:rFonts w:ascii="Times New Roman" w:eastAsiaTheme="minorEastAsia" w:hAnsi="Times New Roman" w:cs="Times New Roman"/>
+          <w:bCs/>
+          <w:sz w:val="24"/>
+        </w:rPr>
+        <w:t xml:space="preserve">, </w:t>
+      </w:r>
+      <m:oMath>
+        <m:sSub>
+          <m:sSubPr>
+            <m:ctrlPr>
+              <w:rPr>
+                <w:rFonts w:ascii="Cambria Math" w:eastAsiaTheme="minorEastAsia" w:hAnsi="Cambria Math" w:cs="Times New Roman"/>
+                <w:i/>
+                <w:sz w:val="24"/>
+              </w:rPr>
+            </m:ctrlPr>
+          </m:sSubPr>
+          <m:e>
+            <m:r>
+              <w:rPr>
+                <w:rFonts w:ascii="Cambria Math" w:eastAsiaTheme="minorEastAsia" w:hAnsi="Cambria Math" w:cs="Times New Roman"/>
+                <w:sz w:val="24"/>
+              </w:rPr>
+              <m:t>a</m:t>
+            </m:r>
+          </m:e>
+          <m:sub>
+            <m:r>
+              <w:rPr>
+                <w:rFonts w:ascii="Cambria Math" w:eastAsiaTheme="minorEastAsia" w:hAnsi="Cambria Math" w:cs="Times New Roman"/>
+                <w:sz w:val="24"/>
+              </w:rPr>
+              <m:t>21</m:t>
+            </m:r>
+          </m:sub>
+        </m:sSub>
+      </m:oMath>
+      <w:r>
+        <w:rPr>
+          <w:rFonts w:ascii="Times New Roman" w:eastAsiaTheme="minorEastAsia" w:hAnsi="Times New Roman" w:cs="Times New Roman"/>
+          <w:bCs/>
+          <w:sz w:val="24"/>
+        </w:rPr>
+        <w:t xml:space="preserve">, </w:t>
+      </w:r>
+      <m:oMath>
+        <m:sSub>
+          <m:sSubPr>
+            <m:ctrlPr>
+              <w:rPr>
+                <w:rFonts w:ascii="Cambria Math" w:eastAsiaTheme="minorEastAsia" w:hAnsi="Cambria Math" w:cs="Times New Roman"/>
+                <w:i/>
+                <w:sz w:val="24"/>
+              </w:rPr>
+            </m:ctrlPr>
+          </m:sSubPr>
+          <m:e>
+            <m:r>
+              <w:rPr>
+                <w:rFonts w:ascii="Cambria Math" w:eastAsiaTheme="minorEastAsia" w:hAnsi="Cambria Math" w:cs="Times New Roman"/>
+                <w:sz w:val="24"/>
+              </w:rPr>
+              <m:t>a</m:t>
+            </m:r>
+          </m:e>
+          <m:sub>
+            <m:r>
+              <w:rPr>
+                <w:rFonts w:ascii="Cambria Math" w:eastAsiaTheme="minorEastAsia" w:hAnsi="Cambria Math" w:cs="Times New Roman"/>
+                <w:sz w:val="24"/>
+              </w:rPr>
+              <m:t>22</m:t>
+            </m:r>
+          </m:sub>
+        </m:sSub>
+      </m:oMath>
+      <w:r>
+        <w:rPr>
+          <w:rFonts w:ascii="Times New Roman" w:eastAsiaTheme="minorEastAsia" w:hAnsi="Times New Roman" w:cs="Times New Roman"/>
+          <w:bCs/>
+          <w:sz w:val="24"/>
+        </w:rPr>
+        <w:t>)</w:t>
+      </w:r>
+      <w:r>
+        <w:rPr>
+          <w:rFonts w:ascii="Times New Roman" w:eastAsiaTheme="minorEastAsia" w:hAnsi="Times New Roman" w:cs="Times New Roman"/>
+          <w:bCs/>
+          <w:sz w:val="24"/>
+        </w:rPr>
+        <w:t xml:space="preserve"> + </w:t>
+      </w:r>
+      <w:r>
+        <w:rPr>
+          <w:rFonts w:ascii="Times New Roman" w:eastAsiaTheme="minorEastAsia" w:hAnsi="Times New Roman" w:cs="Times New Roman"/>
+          <w:bCs/>
+          <w:sz w:val="24"/>
+        </w:rPr>
+        <w:t>(</w:t>
+      </w:r>
+      <m:oMath>
+        <m:sSub>
+          <m:sSubPr>
+            <m:ctrlPr>
+              <w:rPr>
+                <w:rFonts w:ascii="Cambria Math" w:eastAsiaTheme="minorEastAsia" w:hAnsi="Cambria Math" w:cs="Times New Roman"/>
+                <w:i/>
+                <w:sz w:val="24"/>
+              </w:rPr>
+            </m:ctrlPr>
+          </m:sSubPr>
+          <m:e>
+            <m:r>
+              <w:rPr>
+                <w:rFonts w:ascii="Cambria Math" w:eastAsiaTheme="minorEastAsia" w:hAnsi="Cambria Math" w:cs="Times New Roman"/>
+                <w:sz w:val="24"/>
+              </w:rPr>
+              <m:t>b</m:t>
+            </m:r>
+          </m:e>
+          <m:sub>
+            <m:r>
+              <w:rPr>
+                <w:rFonts w:ascii="Cambria Math" w:eastAsiaTheme="minorEastAsia" w:hAnsi="Cambria Math" w:cs="Times New Roman"/>
+                <w:sz w:val="24"/>
+              </w:rPr>
+              <m:t>11</m:t>
+            </m:r>
+          </m:sub>
+        </m:sSub>
+      </m:oMath>
+      <w:r>
+        <w:rPr>
+          <w:rFonts w:ascii="Times New Roman" w:eastAsiaTheme="minorEastAsia" w:hAnsi="Times New Roman" w:cs="Times New Roman"/>
+          <w:bCs/>
+          <w:sz w:val="24"/>
+        </w:rPr>
+        <w:t xml:space="preserve">, </w:t>
+      </w:r>
+      <m:oMath>
+        <m:sSub>
+          <m:sSubPr>
+            <m:ctrlPr>
+              <w:rPr>
+                <w:rFonts w:ascii="Cambria Math" w:eastAsiaTheme="minorEastAsia" w:hAnsi="Cambria Math" w:cs="Times New Roman"/>
+                <w:i/>
+                <w:sz w:val="24"/>
+              </w:rPr>
+            </m:ctrlPr>
+          </m:sSubPr>
+          <m:e>
+            <m:r>
+              <w:rPr>
+                <w:rFonts w:ascii="Cambria Math" w:eastAsiaTheme="minorEastAsia" w:hAnsi="Cambria Math" w:cs="Times New Roman"/>
+                <w:sz w:val="24"/>
+              </w:rPr>
+              <m:t>b</m:t>
+            </m:r>
+          </m:e>
+          <m:sub>
+            <m:r>
+              <w:rPr>
+                <w:rFonts w:ascii="Cambria Math" w:eastAsiaTheme="minorEastAsia" w:hAnsi="Cambria Math" w:cs="Times New Roman"/>
+                <w:sz w:val="24"/>
+              </w:rPr>
+              <m:t>12</m:t>
+            </m:r>
+          </m:sub>
+        </m:sSub>
+      </m:oMath>
+      <w:r>
+        <w:rPr>
+          <w:rFonts w:ascii="Times New Roman" w:eastAsiaTheme="minorEastAsia" w:hAnsi="Times New Roman" w:cs="Times New Roman"/>
+          <w:bCs/>
+          <w:sz w:val="24"/>
+        </w:rPr>
+        <w:t xml:space="preserve">, </w:t>
+      </w:r>
+      <m:oMath>
+        <m:sSub>
+          <m:sSubPr>
+            <m:ctrlPr>
+              <w:rPr>
+                <w:rFonts w:ascii="Cambria Math" w:eastAsiaTheme="minorEastAsia" w:hAnsi="Cambria Math" w:cs="Times New Roman"/>
+                <w:i/>
+                <w:sz w:val="24"/>
+              </w:rPr>
+            </m:ctrlPr>
+          </m:sSubPr>
+          <m:e>
+            <m:r>
+              <w:rPr>
+                <w:rFonts w:ascii="Cambria Math" w:eastAsiaTheme="minorEastAsia" w:hAnsi="Cambria Math" w:cs="Times New Roman"/>
+                <w:sz w:val="24"/>
+              </w:rPr>
+              <m:t>b</m:t>
+            </m:r>
+          </m:e>
+          <m:sub>
+            <m:r>
+              <w:rPr>
+                <w:rFonts w:ascii="Cambria Math" w:eastAsiaTheme="minorEastAsia" w:hAnsi="Cambria Math" w:cs="Times New Roman"/>
+                <w:sz w:val="24"/>
+              </w:rPr>
+              <m:t>21</m:t>
+            </m:r>
+          </m:sub>
+        </m:sSub>
+      </m:oMath>
+      <w:r>
+        <w:rPr>
+          <w:rFonts w:ascii="Times New Roman" w:eastAsiaTheme="minorEastAsia" w:hAnsi="Times New Roman" w:cs="Times New Roman"/>
+          <w:bCs/>
+          <w:sz w:val="24"/>
+        </w:rPr>
+        <w:t xml:space="preserve">, </w:t>
+      </w:r>
+      <m:oMath>
+        <m:sSub>
+          <m:sSubPr>
+            <m:ctrlPr>
+              <w:rPr>
+                <w:rFonts w:ascii="Cambria Math" w:eastAsiaTheme="minorEastAsia" w:hAnsi="Cambria Math" w:cs="Times New Roman"/>
+                <w:i/>
+                <w:sz w:val="24"/>
+              </w:rPr>
+            </m:ctrlPr>
+          </m:sSubPr>
+          <m:e>
+            <m:r>
+              <w:rPr>
+                <w:rFonts w:ascii="Cambria Math" w:eastAsiaTheme="minorEastAsia" w:hAnsi="Cambria Math" w:cs="Times New Roman"/>
+                <w:sz w:val="24"/>
+              </w:rPr>
+              <m:t>b</m:t>
+            </m:r>
+          </m:e>
+          <m:sub>
+            <m:r>
+              <w:rPr>
+                <w:rFonts w:ascii="Cambria Math" w:eastAsiaTheme="minorEastAsia" w:hAnsi="Cambria Math" w:cs="Times New Roman"/>
+                <w:sz w:val="24"/>
+              </w:rPr>
+              <m:t>22</m:t>
+            </m:r>
+          </m:sub>
+        </m:sSub>
+      </m:oMath>
+      <w:r>
+        <w:rPr>
+          <w:rFonts w:ascii="Times New Roman" w:eastAsiaTheme="minorEastAsia" w:hAnsi="Times New Roman" w:cs="Times New Roman"/>
+          <w:bCs/>
+          <w:sz w:val="24"/>
+        </w:rPr>
+        <w:t>)</w:t>
       </w:r>
       <w:r>
         <w:rPr>
@@ -16282,7 +17889,7 @@
           <w:iCs/>
           <w:sz w:val="24"/>
         </w:rPr>
-        <w:t xml:space="preserve">para A= </w:t>
+        <w:t>para A=</w:t>
       </w:r>
       <m:oMath>
         <m:d>
@@ -16318,42 +17925,130 @@
               </m:mPr>
               <m:mr>
                 <m:e>
-                  <m:r>
-                    <w:rPr>
-                      <w:rFonts w:ascii="Cambria Math" w:eastAsiaTheme="minorEastAsia" w:hAnsi="Cambria Math" w:cs="Times New Roman"/>
-                      <w:sz w:val="24"/>
-                    </w:rPr>
-                    <m:t>a</m:t>
-                  </m:r>
+                  <m:sSub>
+                    <m:sSubPr>
+                      <m:ctrlPr>
+                        <w:rPr>
+                          <w:rFonts w:ascii="Cambria Math" w:eastAsiaTheme="minorEastAsia" w:hAnsi="Cambria Math" w:cs="Times New Roman"/>
+                          <w:i/>
+                          <w:sz w:val="24"/>
+                        </w:rPr>
+                      </m:ctrlPr>
+                    </m:sSubPr>
+                    <m:e>
+                      <m:r>
+                        <w:rPr>
+                          <w:rFonts w:ascii="Cambria Math" w:eastAsiaTheme="minorEastAsia" w:hAnsi="Cambria Math" w:cs="Times New Roman"/>
+                          <w:sz w:val="24"/>
+                        </w:rPr>
+                        <m:t>a</m:t>
+                      </m:r>
+                    </m:e>
+                    <m:sub>
+                      <m:r>
+                        <w:rPr>
+                          <w:rFonts w:ascii="Cambria Math" w:eastAsiaTheme="minorEastAsia" w:hAnsi="Cambria Math" w:cs="Times New Roman"/>
+                          <w:sz w:val="24"/>
+                        </w:rPr>
+                        <m:t>11</m:t>
+                      </m:r>
+                    </m:sub>
+                  </m:sSub>
                 </m:e>
                 <m:e>
-                  <m:r>
-                    <w:rPr>
-                      <w:rFonts w:ascii="Cambria Math" w:eastAsiaTheme="minorEastAsia" w:hAnsi="Cambria Math" w:cs="Times New Roman"/>
-                      <w:sz w:val="24"/>
-                    </w:rPr>
-                    <m:t>b</m:t>
-                  </m:r>
+                  <m:sSub>
+                    <m:sSubPr>
+                      <m:ctrlPr>
+                        <w:rPr>
+                          <w:rFonts w:ascii="Cambria Math" w:eastAsiaTheme="minorEastAsia" w:hAnsi="Cambria Math" w:cs="Times New Roman"/>
+                          <w:i/>
+                          <w:sz w:val="24"/>
+                        </w:rPr>
+                      </m:ctrlPr>
+                    </m:sSubPr>
+                    <m:e>
+                      <m:r>
+                        <w:rPr>
+                          <w:rFonts w:ascii="Cambria Math" w:eastAsiaTheme="minorEastAsia" w:hAnsi="Cambria Math" w:cs="Times New Roman"/>
+                          <w:sz w:val="24"/>
+                        </w:rPr>
+                        <m:t>a</m:t>
+                      </m:r>
+                    </m:e>
+                    <m:sub>
+                      <m:r>
+                        <w:rPr>
+                          <w:rFonts w:ascii="Cambria Math" w:eastAsiaTheme="minorEastAsia" w:hAnsi="Cambria Math" w:cs="Times New Roman"/>
+                          <w:sz w:val="24"/>
+                        </w:rPr>
+                        <m:t>12</m:t>
+                      </m:r>
+                    </m:sub>
+                  </m:sSub>
                 </m:e>
               </m:mr>
               <m:mr>
                 <m:e>
-                  <m:r>
-                    <w:rPr>
-                      <w:rFonts w:ascii="Cambria Math" w:eastAsiaTheme="minorEastAsia" w:hAnsi="Cambria Math" w:cs="Times New Roman"/>
-                      <w:sz w:val="24"/>
-                    </w:rPr>
-                    <m:t>c</m:t>
-                  </m:r>
+                  <m:sSub>
+                    <m:sSubPr>
+                      <m:ctrlPr>
+                        <w:rPr>
+                          <w:rFonts w:ascii="Cambria Math" w:eastAsiaTheme="minorEastAsia" w:hAnsi="Cambria Math" w:cs="Times New Roman"/>
+                          <w:i/>
+                          <w:sz w:val="24"/>
+                        </w:rPr>
+                      </m:ctrlPr>
+                    </m:sSubPr>
+                    <m:e>
+                      <m:r>
+                        <w:rPr>
+                          <w:rFonts w:ascii="Cambria Math" w:eastAsiaTheme="minorEastAsia" w:hAnsi="Cambria Math" w:cs="Times New Roman"/>
+                          <w:sz w:val="24"/>
+                        </w:rPr>
+                        <m:t>a</m:t>
+                      </m:r>
+                    </m:e>
+                    <m:sub>
+                      <m:r>
+                        <w:rPr>
+                          <w:rFonts w:ascii="Cambria Math" w:eastAsiaTheme="minorEastAsia" w:hAnsi="Cambria Math" w:cs="Times New Roman"/>
+                          <w:sz w:val="24"/>
+                        </w:rPr>
+                        <m:t>21</m:t>
+                      </m:r>
+                    </m:sub>
+                  </m:sSub>
                 </m:e>
                 <m:e>
-                  <m:r>
-                    <w:rPr>
-                      <w:rFonts w:ascii="Cambria Math" w:eastAsiaTheme="minorEastAsia" w:hAnsi="Cambria Math" w:cs="Times New Roman"/>
-                      <w:sz w:val="24"/>
-                    </w:rPr>
-                    <m:t>d</m:t>
-                  </m:r>
+                  <m:sSub>
+                    <m:sSubPr>
+                      <m:ctrlPr>
+                        <w:rPr>
+                          <w:rFonts w:ascii="Cambria Math" w:eastAsiaTheme="minorEastAsia" w:hAnsi="Cambria Math" w:cs="Times New Roman"/>
+                          <w:i/>
+                          <w:sz w:val="24"/>
+                        </w:rPr>
+                      </m:ctrlPr>
+                    </m:sSubPr>
+                    <m:e>
+                      <m:r>
+                        <w:rPr>
+                          <w:rFonts w:ascii="Cambria Math" w:eastAsiaTheme="minorEastAsia" w:hAnsi="Cambria Math" w:cs="Times New Roman"/>
+                          <w:sz w:val="24"/>
+                        </w:rPr>
+                        <m:t>a</m:t>
+                      </m:r>
+                    </m:e>
+                    <m:sub>
+                      <m:r>
+                        <w:rPr>
+                          <w:rFonts w:ascii="Cambria Math" w:eastAsiaTheme="minorEastAsia" w:hAnsi="Cambria Math" w:cs="Times New Roman"/>
+                          <w:sz w:val="24"/>
+                        </w:rPr>
+                        <m:t>22</m:t>
+                      </m:r>
+                    </m:sub>
+                  </m:sSub>
                 </m:e>
               </m:mr>
             </m:m>
@@ -16411,42 +18106,130 @@
               </m:mPr>
               <m:mr>
                 <m:e>
-                  <m:r>
-                    <w:rPr>
-                      <w:rFonts w:ascii="Cambria Math" w:eastAsiaTheme="minorEastAsia" w:hAnsi="Cambria Math" w:cs="Times New Roman"/>
-                      <w:sz w:val="24"/>
-                    </w:rPr>
-                    <m:t>e</m:t>
-                  </m:r>
+                  <m:sSub>
+                    <m:sSubPr>
+                      <m:ctrlPr>
+                        <w:rPr>
+                          <w:rFonts w:ascii="Cambria Math" w:eastAsiaTheme="minorEastAsia" w:hAnsi="Cambria Math" w:cs="Times New Roman"/>
+                          <w:i/>
+                          <w:sz w:val="24"/>
+                        </w:rPr>
+                      </m:ctrlPr>
+                    </m:sSubPr>
+                    <m:e>
+                      <m:r>
+                        <w:rPr>
+                          <w:rFonts w:ascii="Cambria Math" w:eastAsiaTheme="minorEastAsia" w:hAnsi="Cambria Math" w:cs="Times New Roman"/>
+                          <w:sz w:val="24"/>
+                        </w:rPr>
+                        <m:t>b</m:t>
+                      </m:r>
+                    </m:e>
+                    <m:sub>
+                      <m:r>
+                        <w:rPr>
+                          <w:rFonts w:ascii="Cambria Math" w:eastAsiaTheme="minorEastAsia" w:hAnsi="Cambria Math" w:cs="Times New Roman"/>
+                          <w:sz w:val="24"/>
+                        </w:rPr>
+                        <m:t>11</m:t>
+                      </m:r>
+                    </m:sub>
+                  </m:sSub>
                 </m:e>
                 <m:e>
-                  <m:r>
-                    <w:rPr>
-                      <w:rFonts w:ascii="Cambria Math" w:eastAsiaTheme="minorEastAsia" w:hAnsi="Cambria Math" w:cs="Times New Roman"/>
-                      <w:sz w:val="24"/>
-                    </w:rPr>
-                    <m:t>f</m:t>
-                  </m:r>
+                  <m:sSub>
+                    <m:sSubPr>
+                      <m:ctrlPr>
+                        <w:rPr>
+                          <w:rFonts w:ascii="Cambria Math" w:eastAsiaTheme="minorEastAsia" w:hAnsi="Cambria Math" w:cs="Times New Roman"/>
+                          <w:i/>
+                          <w:sz w:val="24"/>
+                        </w:rPr>
+                      </m:ctrlPr>
+                    </m:sSubPr>
+                    <m:e>
+                      <m:r>
+                        <w:rPr>
+                          <w:rFonts w:ascii="Cambria Math" w:eastAsiaTheme="minorEastAsia" w:hAnsi="Cambria Math" w:cs="Times New Roman"/>
+                          <w:sz w:val="24"/>
+                        </w:rPr>
+                        <m:t>b</m:t>
+                      </m:r>
+                    </m:e>
+                    <m:sub>
+                      <m:r>
+                        <w:rPr>
+                          <w:rFonts w:ascii="Cambria Math" w:eastAsiaTheme="minorEastAsia" w:hAnsi="Cambria Math" w:cs="Times New Roman"/>
+                          <w:sz w:val="24"/>
+                        </w:rPr>
+                        <m:t>12</m:t>
+                      </m:r>
+                    </m:sub>
+                  </m:sSub>
                 </m:e>
               </m:mr>
               <m:mr>
                 <m:e>
-                  <m:r>
-                    <w:rPr>
-                      <w:rFonts w:ascii="Cambria Math" w:eastAsiaTheme="minorEastAsia" w:hAnsi="Cambria Math" w:cs="Times New Roman"/>
-                      <w:sz w:val="24"/>
-                    </w:rPr>
-                    <m:t>g</m:t>
-                  </m:r>
+                  <m:sSub>
+                    <m:sSubPr>
+                      <m:ctrlPr>
+                        <w:rPr>
+                          <w:rFonts w:ascii="Cambria Math" w:eastAsiaTheme="minorEastAsia" w:hAnsi="Cambria Math" w:cs="Times New Roman"/>
+                          <w:i/>
+                          <w:sz w:val="24"/>
+                        </w:rPr>
+                      </m:ctrlPr>
+                    </m:sSubPr>
+                    <m:e>
+                      <m:r>
+                        <w:rPr>
+                          <w:rFonts w:ascii="Cambria Math" w:eastAsiaTheme="minorEastAsia" w:hAnsi="Cambria Math" w:cs="Times New Roman"/>
+                          <w:sz w:val="24"/>
+                        </w:rPr>
+                        <m:t>b</m:t>
+                      </m:r>
+                    </m:e>
+                    <m:sub>
+                      <m:r>
+                        <w:rPr>
+                          <w:rFonts w:ascii="Cambria Math" w:eastAsiaTheme="minorEastAsia" w:hAnsi="Cambria Math" w:cs="Times New Roman"/>
+                          <w:sz w:val="24"/>
+                        </w:rPr>
+                        <m:t>21</m:t>
+                      </m:r>
+                    </m:sub>
+                  </m:sSub>
                 </m:e>
                 <m:e>
-                  <m:r>
-                    <w:rPr>
-                      <w:rFonts w:ascii="Cambria Math" w:eastAsiaTheme="minorEastAsia" w:hAnsi="Cambria Math" w:cs="Times New Roman"/>
-                      <w:sz w:val="24"/>
-                    </w:rPr>
-                    <m:t>h</m:t>
-                  </m:r>
+                  <m:sSub>
+                    <m:sSubPr>
+                      <m:ctrlPr>
+                        <w:rPr>
+                          <w:rFonts w:ascii="Cambria Math" w:eastAsiaTheme="minorEastAsia" w:hAnsi="Cambria Math" w:cs="Times New Roman"/>
+                          <w:i/>
+                          <w:sz w:val="24"/>
+                        </w:rPr>
+                      </m:ctrlPr>
+                    </m:sSubPr>
+                    <m:e>
+                      <m:r>
+                        <w:rPr>
+                          <w:rFonts w:ascii="Cambria Math" w:eastAsiaTheme="minorEastAsia" w:hAnsi="Cambria Math" w:cs="Times New Roman"/>
+                          <w:sz w:val="24"/>
+                        </w:rPr>
+                        <m:t>b</m:t>
+                      </m:r>
+                    </m:e>
+                    <m:sub>
+                      <m:r>
+                        <w:rPr>
+                          <w:rFonts w:ascii="Cambria Math" w:eastAsiaTheme="minorEastAsia" w:hAnsi="Cambria Math" w:cs="Times New Roman"/>
+                          <w:sz w:val="24"/>
+                        </w:rPr>
+                        <m:t>22</m:t>
+                      </m:r>
+                    </m:sub>
+                  </m:sSub>
                 </m:e>
               </m:mr>
             </m:m>
@@ -16543,7 +18326,84 @@
           <w:bCs/>
           <w:sz w:val="24"/>
         </w:rPr>
-        <w:t xml:space="preserve">con cualesquiera a, b, c, d, e, f, g, h </w:t>
+        <w:t xml:space="preserve">con cualesquiera </w:t>
+      </w:r>
+      <m:oMath>
+        <m:sSub>
+          <m:sSubPr>
+            <m:ctrlPr>
+              <w:rPr>
+                <w:rFonts w:ascii="Cambria Math" w:eastAsiaTheme="minorEastAsia" w:hAnsi="Cambria Math" w:cs="Times New Roman"/>
+                <w:i/>
+                <w:sz w:val="24"/>
+              </w:rPr>
+            </m:ctrlPr>
+          </m:sSubPr>
+          <m:e>
+            <m:r>
+              <w:rPr>
+                <w:rFonts w:ascii="Cambria Math" w:eastAsiaTheme="minorEastAsia" w:hAnsi="Cambria Math" w:cs="Times New Roman"/>
+                <w:sz w:val="24"/>
+              </w:rPr>
+              <m:t>a</m:t>
+            </m:r>
+          </m:e>
+          <m:sub>
+            <m:r>
+              <w:rPr>
+                <w:rFonts w:ascii="Cambria Math" w:eastAsiaTheme="minorEastAsia" w:hAnsi="Cambria Math" w:cs="Times New Roman"/>
+                <w:sz w:val="24"/>
+              </w:rPr>
+              <m:t>ij</m:t>
+            </m:r>
+          </m:sub>
+        </m:sSub>
+      </m:oMath>
+      <w:r>
+        <w:rPr>
+          <w:rFonts w:ascii="Times New Roman" w:eastAsiaTheme="minorEastAsia" w:hAnsi="Times New Roman" w:cs="Times New Roman"/>
+          <w:sz w:val="24"/>
+        </w:rPr>
+        <w:t xml:space="preserve">, </w:t>
+      </w:r>
+      <m:oMath>
+        <m:sSub>
+          <m:sSubPr>
+            <m:ctrlPr>
+              <w:rPr>
+                <w:rFonts w:ascii="Cambria Math" w:eastAsiaTheme="minorEastAsia" w:hAnsi="Cambria Math" w:cs="Times New Roman"/>
+                <w:i/>
+                <w:sz w:val="24"/>
+              </w:rPr>
+            </m:ctrlPr>
+          </m:sSubPr>
+          <m:e>
+            <m:r>
+              <w:rPr>
+                <w:rFonts w:ascii="Cambria Math" w:eastAsiaTheme="minorEastAsia" w:hAnsi="Cambria Math" w:cs="Times New Roman"/>
+                <w:sz w:val="24"/>
+              </w:rPr>
+              <m:t>b</m:t>
+            </m:r>
+          </m:e>
+          <m:sub>
+            <m:r>
+              <w:rPr>
+                <w:rFonts w:ascii="Cambria Math" w:eastAsiaTheme="minorEastAsia" w:hAnsi="Cambria Math" w:cs="Times New Roman"/>
+                <w:sz w:val="24"/>
+              </w:rPr>
+              <m:t>ij</m:t>
+            </m:r>
+          </m:sub>
+        </m:sSub>
+      </m:oMath>
+      <w:r>
+        <w:rPr>
+          <w:rFonts w:ascii="Times New Roman" w:eastAsiaTheme="minorEastAsia" w:hAnsi="Times New Roman" w:cs="Times New Roman"/>
+          <w:bCs/>
+          <w:sz w:val="24"/>
+        </w:rPr>
+        <w:t xml:space="preserve"> </w:t>
       </w:r>
       <m:oMath>
         <m:r>
@@ -16574,6 +18434,13 @@
           <m:t>R</m:t>
         </m:r>
       </m:oMath>
+      <w:r>
+        <w:rPr>
+          <w:rFonts w:ascii="Times New Roman" w:eastAsiaTheme="minorEastAsia" w:hAnsi="Times New Roman" w:cs="Times New Roman"/>
+          <w:sz w:val="24"/>
+        </w:rPr>
+        <w:t>, i, j= 1, 2</w:t>
+      </w:r>
       <w:r>
         <w:rPr>
           <w:rFonts w:ascii="Times New Roman" w:eastAsiaTheme="minorEastAsia" w:hAnsi="Times New Roman" w:cs="Times New Roman"/>
@@ -16692,42 +18559,130 @@
               </m:mPr>
               <m:mr>
                 <m:e>
-                  <m:r>
-                    <w:rPr>
-                      <w:rFonts w:ascii="Cambria Math" w:eastAsiaTheme="minorEastAsia" w:hAnsi="Cambria Math" w:cs="Times New Roman"/>
-                      <w:sz w:val="24"/>
-                    </w:rPr>
-                    <m:t>a</m:t>
-                  </m:r>
+                  <m:sSub>
+                    <m:sSubPr>
+                      <m:ctrlPr>
+                        <w:rPr>
+                          <w:rFonts w:ascii="Cambria Math" w:eastAsiaTheme="minorEastAsia" w:hAnsi="Cambria Math" w:cs="Times New Roman"/>
+                          <w:i/>
+                          <w:sz w:val="24"/>
+                        </w:rPr>
+                      </m:ctrlPr>
+                    </m:sSubPr>
+                    <m:e>
+                      <m:r>
+                        <w:rPr>
+                          <w:rFonts w:ascii="Cambria Math" w:eastAsiaTheme="minorEastAsia" w:hAnsi="Cambria Math" w:cs="Times New Roman"/>
+                          <w:sz w:val="24"/>
+                        </w:rPr>
+                        <m:t>a</m:t>
+                      </m:r>
+                    </m:e>
+                    <m:sub>
+                      <m:r>
+                        <w:rPr>
+                          <w:rFonts w:ascii="Cambria Math" w:eastAsiaTheme="minorEastAsia" w:hAnsi="Cambria Math" w:cs="Times New Roman"/>
+                          <w:sz w:val="24"/>
+                        </w:rPr>
+                        <m:t>11</m:t>
+                      </m:r>
+                    </m:sub>
+                  </m:sSub>
                 </m:e>
                 <m:e>
-                  <m:r>
-                    <w:rPr>
-                      <w:rFonts w:ascii="Cambria Math" w:eastAsiaTheme="minorEastAsia" w:hAnsi="Cambria Math" w:cs="Times New Roman"/>
-                      <w:sz w:val="24"/>
-                    </w:rPr>
-                    <m:t>b</m:t>
-                  </m:r>
+                  <m:sSub>
+                    <m:sSubPr>
+                      <m:ctrlPr>
+                        <w:rPr>
+                          <w:rFonts w:ascii="Cambria Math" w:eastAsiaTheme="minorEastAsia" w:hAnsi="Cambria Math" w:cs="Times New Roman"/>
+                          <w:i/>
+                          <w:sz w:val="24"/>
+                        </w:rPr>
+                      </m:ctrlPr>
+                    </m:sSubPr>
+                    <m:e>
+                      <m:r>
+                        <w:rPr>
+                          <w:rFonts w:ascii="Cambria Math" w:eastAsiaTheme="minorEastAsia" w:hAnsi="Cambria Math" w:cs="Times New Roman"/>
+                          <w:sz w:val="24"/>
+                        </w:rPr>
+                        <m:t>a</m:t>
+                      </m:r>
+                    </m:e>
+                    <m:sub>
+                      <m:r>
+                        <w:rPr>
+                          <w:rFonts w:ascii="Cambria Math" w:eastAsiaTheme="minorEastAsia" w:hAnsi="Cambria Math" w:cs="Times New Roman"/>
+                          <w:sz w:val="24"/>
+                        </w:rPr>
+                        <m:t>12</m:t>
+                      </m:r>
+                    </m:sub>
+                  </m:sSub>
                 </m:e>
               </m:mr>
               <m:mr>
                 <m:e>
-                  <m:r>
-                    <w:rPr>
-                      <w:rFonts w:ascii="Cambria Math" w:eastAsiaTheme="minorEastAsia" w:hAnsi="Cambria Math" w:cs="Times New Roman"/>
-                      <w:sz w:val="24"/>
-                    </w:rPr>
-                    <m:t>c</m:t>
-                  </m:r>
+                  <m:sSub>
+                    <m:sSubPr>
+                      <m:ctrlPr>
+                        <w:rPr>
+                          <w:rFonts w:ascii="Cambria Math" w:eastAsiaTheme="minorEastAsia" w:hAnsi="Cambria Math" w:cs="Times New Roman"/>
+                          <w:i/>
+                          <w:sz w:val="24"/>
+                        </w:rPr>
+                      </m:ctrlPr>
+                    </m:sSubPr>
+                    <m:e>
+                      <m:r>
+                        <w:rPr>
+                          <w:rFonts w:ascii="Cambria Math" w:eastAsiaTheme="minorEastAsia" w:hAnsi="Cambria Math" w:cs="Times New Roman"/>
+                          <w:sz w:val="24"/>
+                        </w:rPr>
+                        <m:t>a</m:t>
+                      </m:r>
+                    </m:e>
+                    <m:sub>
+                      <m:r>
+                        <w:rPr>
+                          <w:rFonts w:ascii="Cambria Math" w:eastAsiaTheme="minorEastAsia" w:hAnsi="Cambria Math" w:cs="Times New Roman"/>
+                          <w:sz w:val="24"/>
+                        </w:rPr>
+                        <m:t>21</m:t>
+                      </m:r>
+                    </m:sub>
+                  </m:sSub>
                 </m:e>
                 <m:e>
-                  <m:r>
-                    <w:rPr>
-                      <w:rFonts w:ascii="Cambria Math" w:eastAsiaTheme="minorEastAsia" w:hAnsi="Cambria Math" w:cs="Times New Roman"/>
-                      <w:sz w:val="24"/>
-                    </w:rPr>
-                    <m:t>d</m:t>
-                  </m:r>
+                  <m:sSub>
+                    <m:sSubPr>
+                      <m:ctrlPr>
+                        <w:rPr>
+                          <w:rFonts w:ascii="Cambria Math" w:eastAsiaTheme="minorEastAsia" w:hAnsi="Cambria Math" w:cs="Times New Roman"/>
+                          <w:i/>
+                          <w:sz w:val="24"/>
+                        </w:rPr>
+                      </m:ctrlPr>
+                    </m:sSubPr>
+                    <m:e>
+                      <m:r>
+                        <w:rPr>
+                          <w:rFonts w:ascii="Cambria Math" w:eastAsiaTheme="minorEastAsia" w:hAnsi="Cambria Math" w:cs="Times New Roman"/>
+                          <w:sz w:val="24"/>
+                        </w:rPr>
+                        <m:t>a</m:t>
+                      </m:r>
+                    </m:e>
+                    <m:sub>
+                      <m:r>
+                        <w:rPr>
+                          <w:rFonts w:ascii="Cambria Math" w:eastAsiaTheme="minorEastAsia" w:hAnsi="Cambria Math" w:cs="Times New Roman"/>
+                          <w:sz w:val="24"/>
+                        </w:rPr>
+                        <m:t>22</m:t>
+                      </m:r>
+                    </m:sub>
+                  </m:sSub>
                 </m:e>
               </m:mr>
             </m:m>
@@ -16792,42 +18747,130 @@
               </m:mPr>
               <m:mr>
                 <m:e>
-                  <m:r>
-                    <w:rPr>
-                      <w:rFonts w:ascii="Cambria Math" w:eastAsiaTheme="minorEastAsia" w:hAnsi="Cambria Math" w:cs="Times New Roman"/>
-                      <w:sz w:val="24"/>
-                    </w:rPr>
-                    <m:t>e</m:t>
-                  </m:r>
+                  <m:sSub>
+                    <m:sSubPr>
+                      <m:ctrlPr>
+                        <w:rPr>
+                          <w:rFonts w:ascii="Cambria Math" w:eastAsiaTheme="minorEastAsia" w:hAnsi="Cambria Math" w:cs="Times New Roman"/>
+                          <w:i/>
+                          <w:sz w:val="24"/>
+                        </w:rPr>
+                      </m:ctrlPr>
+                    </m:sSubPr>
+                    <m:e>
+                      <m:r>
+                        <w:rPr>
+                          <w:rFonts w:ascii="Cambria Math" w:eastAsiaTheme="minorEastAsia" w:hAnsi="Cambria Math" w:cs="Times New Roman"/>
+                          <w:sz w:val="24"/>
+                        </w:rPr>
+                        <m:t>b</m:t>
+                      </m:r>
+                    </m:e>
+                    <m:sub>
+                      <m:r>
+                        <w:rPr>
+                          <w:rFonts w:ascii="Cambria Math" w:eastAsiaTheme="minorEastAsia" w:hAnsi="Cambria Math" w:cs="Times New Roman"/>
+                          <w:sz w:val="24"/>
+                        </w:rPr>
+                        <m:t>11</m:t>
+                      </m:r>
+                    </m:sub>
+                  </m:sSub>
                 </m:e>
                 <m:e>
-                  <m:r>
-                    <w:rPr>
-                      <w:rFonts w:ascii="Cambria Math" w:eastAsiaTheme="minorEastAsia" w:hAnsi="Cambria Math" w:cs="Times New Roman"/>
-                      <w:sz w:val="24"/>
-                    </w:rPr>
-                    <m:t>f</m:t>
-                  </m:r>
+                  <m:sSub>
+                    <m:sSubPr>
+                      <m:ctrlPr>
+                        <w:rPr>
+                          <w:rFonts w:ascii="Cambria Math" w:eastAsiaTheme="minorEastAsia" w:hAnsi="Cambria Math" w:cs="Times New Roman"/>
+                          <w:i/>
+                          <w:sz w:val="24"/>
+                        </w:rPr>
+                      </m:ctrlPr>
+                    </m:sSubPr>
+                    <m:e>
+                      <m:r>
+                        <w:rPr>
+                          <w:rFonts w:ascii="Cambria Math" w:eastAsiaTheme="minorEastAsia" w:hAnsi="Cambria Math" w:cs="Times New Roman"/>
+                          <w:sz w:val="24"/>
+                        </w:rPr>
+                        <m:t>b</m:t>
+                      </m:r>
+                    </m:e>
+                    <m:sub>
+                      <m:r>
+                        <w:rPr>
+                          <w:rFonts w:ascii="Cambria Math" w:eastAsiaTheme="minorEastAsia" w:hAnsi="Cambria Math" w:cs="Times New Roman"/>
+                          <w:sz w:val="24"/>
+                        </w:rPr>
+                        <m:t>12</m:t>
+                      </m:r>
+                    </m:sub>
+                  </m:sSub>
                 </m:e>
               </m:mr>
               <m:mr>
                 <m:e>
-                  <m:r>
-                    <w:rPr>
-                      <w:rFonts w:ascii="Cambria Math" w:eastAsiaTheme="minorEastAsia" w:hAnsi="Cambria Math" w:cs="Times New Roman"/>
-                      <w:sz w:val="24"/>
-                    </w:rPr>
-                    <m:t>g</m:t>
-                  </m:r>
+                  <m:sSub>
+                    <m:sSubPr>
+                      <m:ctrlPr>
+                        <w:rPr>
+                          <w:rFonts w:ascii="Cambria Math" w:eastAsiaTheme="minorEastAsia" w:hAnsi="Cambria Math" w:cs="Times New Roman"/>
+                          <w:i/>
+                          <w:sz w:val="24"/>
+                        </w:rPr>
+                      </m:ctrlPr>
+                    </m:sSubPr>
+                    <m:e>
+                      <m:r>
+                        <w:rPr>
+                          <w:rFonts w:ascii="Cambria Math" w:eastAsiaTheme="minorEastAsia" w:hAnsi="Cambria Math" w:cs="Times New Roman"/>
+                          <w:sz w:val="24"/>
+                        </w:rPr>
+                        <m:t>b</m:t>
+                      </m:r>
+                    </m:e>
+                    <m:sub>
+                      <m:r>
+                        <w:rPr>
+                          <w:rFonts w:ascii="Cambria Math" w:eastAsiaTheme="minorEastAsia" w:hAnsi="Cambria Math" w:cs="Times New Roman"/>
+                          <w:sz w:val="24"/>
+                        </w:rPr>
+                        <m:t>21</m:t>
+                      </m:r>
+                    </m:sub>
+                  </m:sSub>
                 </m:e>
                 <m:e>
-                  <m:r>
-                    <w:rPr>
-                      <w:rFonts w:ascii="Cambria Math" w:eastAsiaTheme="minorEastAsia" w:hAnsi="Cambria Math" w:cs="Times New Roman"/>
-                      <w:sz w:val="24"/>
-                    </w:rPr>
-                    <m:t>h</m:t>
-                  </m:r>
+                  <m:sSub>
+                    <m:sSubPr>
+                      <m:ctrlPr>
+                        <w:rPr>
+                          <w:rFonts w:ascii="Cambria Math" w:eastAsiaTheme="minorEastAsia" w:hAnsi="Cambria Math" w:cs="Times New Roman"/>
+                          <w:i/>
+                          <w:sz w:val="24"/>
+                        </w:rPr>
+                      </m:ctrlPr>
+                    </m:sSubPr>
+                    <m:e>
+                      <m:r>
+                        <w:rPr>
+                          <w:rFonts w:ascii="Cambria Math" w:eastAsiaTheme="minorEastAsia" w:hAnsi="Cambria Math" w:cs="Times New Roman"/>
+                          <w:sz w:val="24"/>
+                        </w:rPr>
+                        <m:t>b</m:t>
+                      </m:r>
+                    </m:e>
+                    <m:sub>
+                      <m:r>
+                        <w:rPr>
+                          <w:rFonts w:ascii="Cambria Math" w:eastAsiaTheme="minorEastAsia" w:hAnsi="Cambria Math" w:cs="Times New Roman"/>
+                          <w:sz w:val="24"/>
+                        </w:rPr>
+                        <m:t>22</m:t>
+                      </m:r>
+                    </m:sub>
+                  </m:sSub>
                 </m:e>
               </m:mr>
             </m:m>
@@ -16873,10 +18916,337 @@
         <w:rPr>
           <w:rFonts w:ascii="Times New Roman" w:eastAsiaTheme="minorEastAsia" w:hAnsi="Times New Roman" w:cs="Times New Roman"/>
           <w:bCs/>
-          <w:iCs/>
-          <w:sz w:val="24"/>
-        </w:rPr>
-        <w:t>(a, b, c, d)= (e, f, g, h)</w:t>
+          <w:sz w:val="24"/>
+        </w:rPr>
+        <w:t>(</w:t>
+      </w:r>
+      <m:oMath>
+        <m:sSub>
+          <m:sSubPr>
+            <m:ctrlPr>
+              <w:rPr>
+                <w:rFonts w:ascii="Cambria Math" w:eastAsiaTheme="minorEastAsia" w:hAnsi="Cambria Math" w:cs="Times New Roman"/>
+                <w:i/>
+                <w:sz w:val="24"/>
+              </w:rPr>
+            </m:ctrlPr>
+          </m:sSubPr>
+          <m:e>
+            <m:r>
+              <w:rPr>
+                <w:rFonts w:ascii="Cambria Math" w:eastAsiaTheme="minorEastAsia" w:hAnsi="Cambria Math" w:cs="Times New Roman"/>
+                <w:sz w:val="24"/>
+              </w:rPr>
+              <m:t>a</m:t>
+            </m:r>
+          </m:e>
+          <m:sub>
+            <m:r>
+              <w:rPr>
+                <w:rFonts w:ascii="Cambria Math" w:eastAsiaTheme="minorEastAsia" w:hAnsi="Cambria Math" w:cs="Times New Roman"/>
+                <w:sz w:val="24"/>
+              </w:rPr>
+              <m:t>11</m:t>
+            </m:r>
+          </m:sub>
+        </m:sSub>
+      </m:oMath>
+      <w:r>
+        <w:rPr>
+          <w:rFonts w:ascii="Times New Roman" w:eastAsiaTheme="minorEastAsia" w:hAnsi="Times New Roman" w:cs="Times New Roman"/>
+          <w:bCs/>
+          <w:sz w:val="24"/>
+        </w:rPr>
+        <w:t xml:space="preserve">, </w:t>
+      </w:r>
+      <m:oMath>
+        <m:sSub>
+          <m:sSubPr>
+            <m:ctrlPr>
+              <w:rPr>
+                <w:rFonts w:ascii="Cambria Math" w:eastAsiaTheme="minorEastAsia" w:hAnsi="Cambria Math" w:cs="Times New Roman"/>
+                <w:i/>
+                <w:sz w:val="24"/>
+              </w:rPr>
+            </m:ctrlPr>
+          </m:sSubPr>
+          <m:e>
+            <m:r>
+              <w:rPr>
+                <w:rFonts w:ascii="Cambria Math" w:eastAsiaTheme="minorEastAsia" w:hAnsi="Cambria Math" w:cs="Times New Roman"/>
+                <w:sz w:val="24"/>
+              </w:rPr>
+              <m:t>a</m:t>
+            </m:r>
+          </m:e>
+          <m:sub>
+            <m:r>
+              <w:rPr>
+                <w:rFonts w:ascii="Cambria Math" w:eastAsiaTheme="minorEastAsia" w:hAnsi="Cambria Math" w:cs="Times New Roman"/>
+                <w:sz w:val="24"/>
+              </w:rPr>
+              <m:t>12</m:t>
+            </m:r>
+          </m:sub>
+        </m:sSub>
+      </m:oMath>
+      <w:r>
+        <w:rPr>
+          <w:rFonts w:ascii="Times New Roman" w:eastAsiaTheme="minorEastAsia" w:hAnsi="Times New Roman" w:cs="Times New Roman"/>
+          <w:bCs/>
+          <w:sz w:val="24"/>
+        </w:rPr>
+        <w:t xml:space="preserve">, </w:t>
+      </w:r>
+      <m:oMath>
+        <m:sSub>
+          <m:sSubPr>
+            <m:ctrlPr>
+              <w:rPr>
+                <w:rFonts w:ascii="Cambria Math" w:eastAsiaTheme="minorEastAsia" w:hAnsi="Cambria Math" w:cs="Times New Roman"/>
+                <w:i/>
+                <w:sz w:val="24"/>
+              </w:rPr>
+            </m:ctrlPr>
+          </m:sSubPr>
+          <m:e>
+            <m:r>
+              <w:rPr>
+                <w:rFonts w:ascii="Cambria Math" w:eastAsiaTheme="minorEastAsia" w:hAnsi="Cambria Math" w:cs="Times New Roman"/>
+                <w:sz w:val="24"/>
+              </w:rPr>
+              <m:t>a</m:t>
+            </m:r>
+          </m:e>
+          <m:sub>
+            <m:r>
+              <w:rPr>
+                <w:rFonts w:ascii="Cambria Math" w:eastAsiaTheme="minorEastAsia" w:hAnsi="Cambria Math" w:cs="Times New Roman"/>
+                <w:sz w:val="24"/>
+              </w:rPr>
+              <m:t>21</m:t>
+            </m:r>
+          </m:sub>
+        </m:sSub>
+      </m:oMath>
+      <w:r>
+        <w:rPr>
+          <w:rFonts w:ascii="Times New Roman" w:eastAsiaTheme="minorEastAsia" w:hAnsi="Times New Roman" w:cs="Times New Roman"/>
+          <w:bCs/>
+          <w:sz w:val="24"/>
+        </w:rPr>
+        <w:t xml:space="preserve">, </w:t>
+      </w:r>
+      <m:oMath>
+        <m:sSub>
+          <m:sSubPr>
+            <m:ctrlPr>
+              <w:rPr>
+                <w:rFonts w:ascii="Cambria Math" w:eastAsiaTheme="minorEastAsia" w:hAnsi="Cambria Math" w:cs="Times New Roman"/>
+                <w:i/>
+                <w:sz w:val="24"/>
+              </w:rPr>
+            </m:ctrlPr>
+          </m:sSubPr>
+          <m:e>
+            <m:r>
+              <w:rPr>
+                <w:rFonts w:ascii="Cambria Math" w:eastAsiaTheme="minorEastAsia" w:hAnsi="Cambria Math" w:cs="Times New Roman"/>
+                <w:sz w:val="24"/>
+              </w:rPr>
+              <m:t>a</m:t>
+            </m:r>
+          </m:e>
+          <m:sub>
+            <m:r>
+              <w:rPr>
+                <w:rFonts w:ascii="Cambria Math" w:eastAsiaTheme="minorEastAsia" w:hAnsi="Cambria Math" w:cs="Times New Roman"/>
+                <w:sz w:val="24"/>
+              </w:rPr>
+              <m:t>22</m:t>
+            </m:r>
+          </m:sub>
+        </m:sSub>
+      </m:oMath>
+      <w:r>
+        <w:rPr>
+          <w:rFonts w:ascii="Times New Roman" w:eastAsiaTheme="minorEastAsia" w:hAnsi="Times New Roman" w:cs="Times New Roman"/>
+          <w:bCs/>
+          <w:sz w:val="24"/>
+        </w:rPr>
+        <w:t>)</w:t>
+      </w:r>
+      <w:r>
+        <w:rPr>
+          <w:rFonts w:ascii="Times New Roman" w:eastAsiaTheme="minorEastAsia" w:hAnsi="Times New Roman" w:cs="Times New Roman"/>
+          <w:bCs/>
+          <w:sz w:val="24"/>
+        </w:rPr>
+        <w:t>=</w:t>
+      </w:r>
+      <w:r>
+        <w:rPr>
+          <w:rFonts w:ascii="Times New Roman" w:eastAsiaTheme="minorEastAsia" w:hAnsi="Times New Roman" w:cs="Times New Roman"/>
+          <w:bCs/>
+          <w:sz w:val="24"/>
+        </w:rPr>
+        <w:t xml:space="preserve"> (</w:t>
+      </w:r>
+      <m:oMath>
+        <m:sSub>
+          <m:sSubPr>
+            <m:ctrlPr>
+              <w:rPr>
+                <w:rFonts w:ascii="Cambria Math" w:eastAsiaTheme="minorEastAsia" w:hAnsi="Cambria Math" w:cs="Times New Roman"/>
+                <w:i/>
+                <w:sz w:val="24"/>
+              </w:rPr>
+            </m:ctrlPr>
+          </m:sSubPr>
+          <m:e>
+            <m:r>
+              <w:rPr>
+                <w:rFonts w:ascii="Cambria Math" w:eastAsiaTheme="minorEastAsia" w:hAnsi="Cambria Math" w:cs="Times New Roman"/>
+                <w:sz w:val="24"/>
+              </w:rPr>
+              <m:t>b</m:t>
+            </m:r>
+          </m:e>
+          <m:sub>
+            <m:r>
+              <w:rPr>
+                <w:rFonts w:ascii="Cambria Math" w:eastAsiaTheme="minorEastAsia" w:hAnsi="Cambria Math" w:cs="Times New Roman"/>
+                <w:sz w:val="24"/>
+              </w:rPr>
+              <m:t>11</m:t>
+            </m:r>
+          </m:sub>
+        </m:sSub>
+      </m:oMath>
+      <w:r>
+        <w:rPr>
+          <w:rFonts w:ascii="Times New Roman" w:eastAsiaTheme="minorEastAsia" w:hAnsi="Times New Roman" w:cs="Times New Roman"/>
+          <w:bCs/>
+          <w:sz w:val="24"/>
+        </w:rPr>
+        <w:t xml:space="preserve">, </w:t>
+      </w:r>
+      <m:oMath>
+        <m:sSub>
+          <m:sSubPr>
+            <m:ctrlPr>
+              <w:rPr>
+                <w:rFonts w:ascii="Cambria Math" w:eastAsiaTheme="minorEastAsia" w:hAnsi="Cambria Math" w:cs="Times New Roman"/>
+                <w:i/>
+                <w:sz w:val="24"/>
+              </w:rPr>
+            </m:ctrlPr>
+          </m:sSubPr>
+          <m:e>
+            <m:r>
+              <w:rPr>
+                <w:rFonts w:ascii="Cambria Math" w:eastAsiaTheme="minorEastAsia" w:hAnsi="Cambria Math" w:cs="Times New Roman"/>
+                <w:sz w:val="24"/>
+              </w:rPr>
+              <m:t>b</m:t>
+            </m:r>
+          </m:e>
+          <m:sub>
+            <m:r>
+              <w:rPr>
+                <w:rFonts w:ascii="Cambria Math" w:eastAsiaTheme="minorEastAsia" w:hAnsi="Cambria Math" w:cs="Times New Roman"/>
+                <w:sz w:val="24"/>
+              </w:rPr>
+              <m:t>12</m:t>
+            </m:r>
+          </m:sub>
+        </m:sSub>
+      </m:oMath>
+      <w:r>
+        <w:rPr>
+          <w:rFonts w:ascii="Times New Roman" w:eastAsiaTheme="minorEastAsia" w:hAnsi="Times New Roman" w:cs="Times New Roman"/>
+          <w:bCs/>
+          <w:sz w:val="24"/>
+        </w:rPr>
+        <w:t xml:space="preserve">, </w:t>
+      </w:r>
+      <m:oMath>
+        <m:sSub>
+          <m:sSubPr>
+            <m:ctrlPr>
+              <w:rPr>
+                <w:rFonts w:ascii="Cambria Math" w:eastAsiaTheme="minorEastAsia" w:hAnsi="Cambria Math" w:cs="Times New Roman"/>
+                <w:i/>
+                <w:sz w:val="24"/>
+              </w:rPr>
+            </m:ctrlPr>
+          </m:sSubPr>
+          <m:e>
+            <m:r>
+              <w:rPr>
+                <w:rFonts w:ascii="Cambria Math" w:eastAsiaTheme="minorEastAsia" w:hAnsi="Cambria Math" w:cs="Times New Roman"/>
+                <w:sz w:val="24"/>
+              </w:rPr>
+              <m:t>b</m:t>
+            </m:r>
+          </m:e>
+          <m:sub>
+            <m:r>
+              <w:rPr>
+                <w:rFonts w:ascii="Cambria Math" w:eastAsiaTheme="minorEastAsia" w:hAnsi="Cambria Math" w:cs="Times New Roman"/>
+                <w:sz w:val="24"/>
+              </w:rPr>
+              <m:t>21</m:t>
+            </m:r>
+          </m:sub>
+        </m:sSub>
+      </m:oMath>
+      <w:r>
+        <w:rPr>
+          <w:rFonts w:ascii="Times New Roman" w:eastAsiaTheme="minorEastAsia" w:hAnsi="Times New Roman" w:cs="Times New Roman"/>
+          <w:bCs/>
+          <w:sz w:val="24"/>
+        </w:rPr>
+        <w:t xml:space="preserve">, </w:t>
+      </w:r>
+      <m:oMath>
+        <m:sSub>
+          <m:sSubPr>
+            <m:ctrlPr>
+              <w:rPr>
+                <w:rFonts w:ascii="Cambria Math" w:eastAsiaTheme="minorEastAsia" w:hAnsi="Cambria Math" w:cs="Times New Roman"/>
+                <w:i/>
+                <w:sz w:val="24"/>
+              </w:rPr>
+            </m:ctrlPr>
+          </m:sSubPr>
+          <m:e>
+            <m:r>
+              <w:rPr>
+                <w:rFonts w:ascii="Cambria Math" w:eastAsiaTheme="minorEastAsia" w:hAnsi="Cambria Math" w:cs="Times New Roman"/>
+                <w:sz w:val="24"/>
+              </w:rPr>
+              <m:t>b</m:t>
+            </m:r>
+          </m:e>
+          <m:sub>
+            <m:r>
+              <w:rPr>
+                <w:rFonts w:ascii="Cambria Math" w:eastAsiaTheme="minorEastAsia" w:hAnsi="Cambria Math" w:cs="Times New Roman"/>
+                <w:sz w:val="24"/>
+              </w:rPr>
+              <m:t>22</m:t>
+            </m:r>
+          </m:sub>
+        </m:sSub>
+      </m:oMath>
+      <w:r>
+        <w:rPr>
+          <w:rFonts w:ascii="Times New Roman" w:eastAsiaTheme="minorEastAsia" w:hAnsi="Times New Roman" w:cs="Times New Roman"/>
+          <w:bCs/>
+          <w:sz w:val="24"/>
+        </w:rPr>
+        <w:t>)</w:t>
       </w:r>
       <w:r>
         <w:rPr>
@@ -16989,10 +19359,165 @@
         <w:rPr>
           <w:rFonts w:ascii="Times New Roman" w:eastAsiaTheme="minorEastAsia" w:hAnsi="Times New Roman" w:cs="Times New Roman"/>
           <w:bCs/>
-          <w:iCs/>
-          <w:sz w:val="24"/>
-        </w:rPr>
-        <w:t>(a, b, c, d)</w:t>
+          <w:sz w:val="24"/>
+        </w:rPr>
+        <w:t>(</w:t>
+      </w:r>
+      <m:oMath>
+        <m:sSub>
+          <m:sSubPr>
+            <m:ctrlPr>
+              <w:rPr>
+                <w:rFonts w:ascii="Cambria Math" w:eastAsiaTheme="minorEastAsia" w:hAnsi="Cambria Math" w:cs="Times New Roman"/>
+                <w:i/>
+                <w:sz w:val="24"/>
+              </w:rPr>
+            </m:ctrlPr>
+          </m:sSubPr>
+          <m:e>
+            <m:r>
+              <w:rPr>
+                <w:rFonts w:ascii="Cambria Math" w:eastAsiaTheme="minorEastAsia" w:hAnsi="Cambria Math" w:cs="Times New Roman"/>
+                <w:sz w:val="24"/>
+              </w:rPr>
+              <m:t>a</m:t>
+            </m:r>
+          </m:e>
+          <m:sub>
+            <m:r>
+              <w:rPr>
+                <w:rFonts w:ascii="Cambria Math" w:eastAsiaTheme="minorEastAsia" w:hAnsi="Cambria Math" w:cs="Times New Roman"/>
+                <w:sz w:val="24"/>
+              </w:rPr>
+              <m:t>11</m:t>
+            </m:r>
+          </m:sub>
+        </m:sSub>
+      </m:oMath>
+      <w:r>
+        <w:rPr>
+          <w:rFonts w:ascii="Times New Roman" w:eastAsiaTheme="minorEastAsia" w:hAnsi="Times New Roman" w:cs="Times New Roman"/>
+          <w:bCs/>
+          <w:sz w:val="24"/>
+        </w:rPr>
+        <w:t xml:space="preserve">, </w:t>
+      </w:r>
+      <m:oMath>
+        <m:sSub>
+          <m:sSubPr>
+            <m:ctrlPr>
+              <w:rPr>
+                <w:rFonts w:ascii="Cambria Math" w:eastAsiaTheme="minorEastAsia" w:hAnsi="Cambria Math" w:cs="Times New Roman"/>
+                <w:i/>
+                <w:sz w:val="24"/>
+              </w:rPr>
+            </m:ctrlPr>
+          </m:sSubPr>
+          <m:e>
+            <m:r>
+              <w:rPr>
+                <w:rFonts w:ascii="Cambria Math" w:eastAsiaTheme="minorEastAsia" w:hAnsi="Cambria Math" w:cs="Times New Roman"/>
+                <w:sz w:val="24"/>
+              </w:rPr>
+              <m:t>a</m:t>
+            </m:r>
+          </m:e>
+          <m:sub>
+            <m:r>
+              <w:rPr>
+                <w:rFonts w:ascii="Cambria Math" w:eastAsiaTheme="minorEastAsia" w:hAnsi="Cambria Math" w:cs="Times New Roman"/>
+                <w:sz w:val="24"/>
+              </w:rPr>
+              <m:t>12</m:t>
+            </m:r>
+          </m:sub>
+        </m:sSub>
+      </m:oMath>
+      <w:r>
+        <w:rPr>
+          <w:rFonts w:ascii="Times New Roman" w:eastAsiaTheme="minorEastAsia" w:hAnsi="Times New Roman" w:cs="Times New Roman"/>
+          <w:bCs/>
+          <w:sz w:val="24"/>
+        </w:rPr>
+        <w:t xml:space="preserve">, </w:t>
+      </w:r>
+      <m:oMath>
+        <m:sSub>
+          <m:sSubPr>
+            <m:ctrlPr>
+              <w:rPr>
+                <w:rFonts w:ascii="Cambria Math" w:eastAsiaTheme="minorEastAsia" w:hAnsi="Cambria Math" w:cs="Times New Roman"/>
+                <w:i/>
+                <w:sz w:val="24"/>
+              </w:rPr>
+            </m:ctrlPr>
+          </m:sSubPr>
+          <m:e>
+            <m:r>
+              <w:rPr>
+                <w:rFonts w:ascii="Cambria Math" w:eastAsiaTheme="minorEastAsia" w:hAnsi="Cambria Math" w:cs="Times New Roman"/>
+                <w:sz w:val="24"/>
+              </w:rPr>
+              <m:t>a</m:t>
+            </m:r>
+          </m:e>
+          <m:sub>
+            <m:r>
+              <w:rPr>
+                <w:rFonts w:ascii="Cambria Math" w:eastAsiaTheme="minorEastAsia" w:hAnsi="Cambria Math" w:cs="Times New Roman"/>
+                <w:sz w:val="24"/>
+              </w:rPr>
+              <m:t>21</m:t>
+            </m:r>
+          </m:sub>
+        </m:sSub>
+      </m:oMath>
+      <w:r>
+        <w:rPr>
+          <w:rFonts w:ascii="Times New Roman" w:eastAsiaTheme="minorEastAsia" w:hAnsi="Times New Roman" w:cs="Times New Roman"/>
+          <w:bCs/>
+          <w:sz w:val="24"/>
+        </w:rPr>
+        <w:t xml:space="preserve">, </w:t>
+      </w:r>
+      <m:oMath>
+        <m:sSub>
+          <m:sSubPr>
+            <m:ctrlPr>
+              <w:rPr>
+                <w:rFonts w:ascii="Cambria Math" w:eastAsiaTheme="minorEastAsia" w:hAnsi="Cambria Math" w:cs="Times New Roman"/>
+                <w:i/>
+                <w:sz w:val="24"/>
+              </w:rPr>
+            </m:ctrlPr>
+          </m:sSubPr>
+          <m:e>
+            <m:r>
+              <w:rPr>
+                <w:rFonts w:ascii="Cambria Math" w:eastAsiaTheme="minorEastAsia" w:hAnsi="Cambria Math" w:cs="Times New Roman"/>
+                <w:sz w:val="24"/>
+              </w:rPr>
+              <m:t>a</m:t>
+            </m:r>
+          </m:e>
+          <m:sub>
+            <m:r>
+              <w:rPr>
+                <w:rFonts w:ascii="Cambria Math" w:eastAsiaTheme="minorEastAsia" w:hAnsi="Cambria Math" w:cs="Times New Roman"/>
+                <w:sz w:val="24"/>
+              </w:rPr>
+              <m:t>22</m:t>
+            </m:r>
+          </m:sub>
+        </m:sSub>
+      </m:oMath>
+      <w:r>
+        <w:rPr>
+          <w:rFonts w:ascii="Times New Roman" w:eastAsiaTheme="minorEastAsia" w:hAnsi="Times New Roman" w:cs="Times New Roman"/>
+          <w:bCs/>
+          <w:sz w:val="24"/>
+        </w:rPr>
+        <w:t>)</w:t>
       </w:r>
       <w:r>
         <w:rPr>
@@ -17193,10 +19718,165 @@
         <w:rPr>
           <w:rFonts w:ascii="Times New Roman" w:eastAsiaTheme="minorEastAsia" w:hAnsi="Times New Roman" w:cs="Times New Roman"/>
           <w:bCs/>
-          <w:iCs/>
-          <w:sz w:val="24"/>
-        </w:rPr>
-        <w:t>(a, b, c, d)</w:t>
+          <w:sz w:val="24"/>
+        </w:rPr>
+        <w:t>(</w:t>
+      </w:r>
+      <m:oMath>
+        <m:sSub>
+          <m:sSubPr>
+            <m:ctrlPr>
+              <w:rPr>
+                <w:rFonts w:ascii="Cambria Math" w:eastAsiaTheme="minorEastAsia" w:hAnsi="Cambria Math" w:cs="Times New Roman"/>
+                <w:i/>
+                <w:sz w:val="24"/>
+              </w:rPr>
+            </m:ctrlPr>
+          </m:sSubPr>
+          <m:e>
+            <m:r>
+              <w:rPr>
+                <w:rFonts w:ascii="Cambria Math" w:eastAsiaTheme="minorEastAsia" w:hAnsi="Cambria Math" w:cs="Times New Roman"/>
+                <w:sz w:val="24"/>
+              </w:rPr>
+              <m:t>a</m:t>
+            </m:r>
+          </m:e>
+          <m:sub>
+            <m:r>
+              <w:rPr>
+                <w:rFonts w:ascii="Cambria Math" w:eastAsiaTheme="minorEastAsia" w:hAnsi="Cambria Math" w:cs="Times New Roman"/>
+                <w:sz w:val="24"/>
+              </w:rPr>
+              <m:t>11</m:t>
+            </m:r>
+          </m:sub>
+        </m:sSub>
+      </m:oMath>
+      <w:r>
+        <w:rPr>
+          <w:rFonts w:ascii="Times New Roman" w:eastAsiaTheme="minorEastAsia" w:hAnsi="Times New Roman" w:cs="Times New Roman"/>
+          <w:bCs/>
+          <w:sz w:val="24"/>
+        </w:rPr>
+        <w:t xml:space="preserve">, </w:t>
+      </w:r>
+      <m:oMath>
+        <m:sSub>
+          <m:sSubPr>
+            <m:ctrlPr>
+              <w:rPr>
+                <w:rFonts w:ascii="Cambria Math" w:eastAsiaTheme="minorEastAsia" w:hAnsi="Cambria Math" w:cs="Times New Roman"/>
+                <w:i/>
+                <w:sz w:val="24"/>
+              </w:rPr>
+            </m:ctrlPr>
+          </m:sSubPr>
+          <m:e>
+            <m:r>
+              <w:rPr>
+                <w:rFonts w:ascii="Cambria Math" w:eastAsiaTheme="minorEastAsia" w:hAnsi="Cambria Math" w:cs="Times New Roman"/>
+                <w:sz w:val="24"/>
+              </w:rPr>
+              <m:t>a</m:t>
+            </m:r>
+          </m:e>
+          <m:sub>
+            <m:r>
+              <w:rPr>
+                <w:rFonts w:ascii="Cambria Math" w:eastAsiaTheme="minorEastAsia" w:hAnsi="Cambria Math" w:cs="Times New Roman"/>
+                <w:sz w:val="24"/>
+              </w:rPr>
+              <m:t>12</m:t>
+            </m:r>
+          </m:sub>
+        </m:sSub>
+      </m:oMath>
+      <w:r>
+        <w:rPr>
+          <w:rFonts w:ascii="Times New Roman" w:eastAsiaTheme="minorEastAsia" w:hAnsi="Times New Roman" w:cs="Times New Roman"/>
+          <w:bCs/>
+          <w:sz w:val="24"/>
+        </w:rPr>
+        <w:t xml:space="preserve">, </w:t>
+      </w:r>
+      <m:oMath>
+        <m:sSub>
+          <m:sSubPr>
+            <m:ctrlPr>
+              <w:rPr>
+                <w:rFonts w:ascii="Cambria Math" w:eastAsiaTheme="minorEastAsia" w:hAnsi="Cambria Math" w:cs="Times New Roman"/>
+                <w:i/>
+                <w:sz w:val="24"/>
+              </w:rPr>
+            </m:ctrlPr>
+          </m:sSubPr>
+          <m:e>
+            <m:r>
+              <w:rPr>
+                <w:rFonts w:ascii="Cambria Math" w:eastAsiaTheme="minorEastAsia" w:hAnsi="Cambria Math" w:cs="Times New Roman"/>
+                <w:sz w:val="24"/>
+              </w:rPr>
+              <m:t>a</m:t>
+            </m:r>
+          </m:e>
+          <m:sub>
+            <m:r>
+              <w:rPr>
+                <w:rFonts w:ascii="Cambria Math" w:eastAsiaTheme="minorEastAsia" w:hAnsi="Cambria Math" w:cs="Times New Roman"/>
+                <w:sz w:val="24"/>
+              </w:rPr>
+              <m:t>21</m:t>
+            </m:r>
+          </m:sub>
+        </m:sSub>
+      </m:oMath>
+      <w:r>
+        <w:rPr>
+          <w:rFonts w:ascii="Times New Roman" w:eastAsiaTheme="minorEastAsia" w:hAnsi="Times New Roman" w:cs="Times New Roman"/>
+          <w:bCs/>
+          <w:sz w:val="24"/>
+        </w:rPr>
+        <w:t xml:space="preserve">, </w:t>
+      </w:r>
+      <m:oMath>
+        <m:sSub>
+          <m:sSubPr>
+            <m:ctrlPr>
+              <w:rPr>
+                <w:rFonts w:ascii="Cambria Math" w:eastAsiaTheme="minorEastAsia" w:hAnsi="Cambria Math" w:cs="Times New Roman"/>
+                <w:i/>
+                <w:sz w:val="24"/>
+              </w:rPr>
+            </m:ctrlPr>
+          </m:sSubPr>
+          <m:e>
+            <m:r>
+              <w:rPr>
+                <w:rFonts w:ascii="Cambria Math" w:eastAsiaTheme="minorEastAsia" w:hAnsi="Cambria Math" w:cs="Times New Roman"/>
+                <w:sz w:val="24"/>
+              </w:rPr>
+              <m:t>a</m:t>
+            </m:r>
+          </m:e>
+          <m:sub>
+            <m:r>
+              <w:rPr>
+                <w:rFonts w:ascii="Cambria Math" w:eastAsiaTheme="minorEastAsia" w:hAnsi="Cambria Math" w:cs="Times New Roman"/>
+                <w:sz w:val="24"/>
+              </w:rPr>
+              <m:t>22</m:t>
+            </m:r>
+          </m:sub>
+        </m:sSub>
+      </m:oMath>
+      <w:r>
+        <w:rPr>
+          <w:rFonts w:ascii="Times New Roman" w:eastAsiaTheme="minorEastAsia" w:hAnsi="Times New Roman" w:cs="Times New Roman"/>
+          <w:bCs/>
+          <w:sz w:val="24"/>
+        </w:rPr>
+        <w:t>)</w:t>
       </w:r>
       <w:r>
         <w:rPr>
@@ -17250,42 +19930,130 @@
               </m:mPr>
               <m:mr>
                 <m:e>
-                  <m:r>
-                    <w:rPr>
-                      <w:rFonts w:ascii="Cambria Math" w:eastAsiaTheme="minorEastAsia" w:hAnsi="Cambria Math" w:cs="Times New Roman"/>
-                      <w:sz w:val="24"/>
-                    </w:rPr>
-                    <m:t>a</m:t>
-                  </m:r>
+                  <m:sSub>
+                    <m:sSubPr>
+                      <m:ctrlPr>
+                        <w:rPr>
+                          <w:rFonts w:ascii="Cambria Math" w:eastAsiaTheme="minorEastAsia" w:hAnsi="Cambria Math" w:cs="Times New Roman"/>
+                          <w:i/>
+                          <w:sz w:val="24"/>
+                        </w:rPr>
+                      </m:ctrlPr>
+                    </m:sSubPr>
+                    <m:e>
+                      <m:r>
+                        <w:rPr>
+                          <w:rFonts w:ascii="Cambria Math" w:eastAsiaTheme="minorEastAsia" w:hAnsi="Cambria Math" w:cs="Times New Roman"/>
+                          <w:sz w:val="24"/>
+                        </w:rPr>
+                        <m:t>a</m:t>
+                      </m:r>
+                    </m:e>
+                    <m:sub>
+                      <m:r>
+                        <w:rPr>
+                          <w:rFonts w:ascii="Cambria Math" w:eastAsiaTheme="minorEastAsia" w:hAnsi="Cambria Math" w:cs="Times New Roman"/>
+                          <w:sz w:val="24"/>
+                        </w:rPr>
+                        <m:t>11</m:t>
+                      </m:r>
+                    </m:sub>
+                  </m:sSub>
                 </m:e>
                 <m:e>
-                  <m:r>
-                    <w:rPr>
-                      <w:rFonts w:ascii="Cambria Math" w:eastAsiaTheme="minorEastAsia" w:hAnsi="Cambria Math" w:cs="Times New Roman"/>
-                      <w:sz w:val="24"/>
-                    </w:rPr>
-                    <m:t>b</m:t>
-                  </m:r>
+                  <m:sSub>
+                    <m:sSubPr>
+                      <m:ctrlPr>
+                        <w:rPr>
+                          <w:rFonts w:ascii="Cambria Math" w:eastAsiaTheme="minorEastAsia" w:hAnsi="Cambria Math" w:cs="Times New Roman"/>
+                          <w:i/>
+                          <w:sz w:val="24"/>
+                        </w:rPr>
+                      </m:ctrlPr>
+                    </m:sSubPr>
+                    <m:e>
+                      <m:r>
+                        <w:rPr>
+                          <w:rFonts w:ascii="Cambria Math" w:eastAsiaTheme="minorEastAsia" w:hAnsi="Cambria Math" w:cs="Times New Roman"/>
+                          <w:sz w:val="24"/>
+                        </w:rPr>
+                        <m:t>a</m:t>
+                      </m:r>
+                    </m:e>
+                    <m:sub>
+                      <m:r>
+                        <w:rPr>
+                          <w:rFonts w:ascii="Cambria Math" w:eastAsiaTheme="minorEastAsia" w:hAnsi="Cambria Math" w:cs="Times New Roman"/>
+                          <w:sz w:val="24"/>
+                        </w:rPr>
+                        <m:t>12</m:t>
+                      </m:r>
+                    </m:sub>
+                  </m:sSub>
                 </m:e>
               </m:mr>
               <m:mr>
                 <m:e>
-                  <m:r>
-                    <w:rPr>
-                      <w:rFonts w:ascii="Cambria Math" w:eastAsiaTheme="minorEastAsia" w:hAnsi="Cambria Math" w:cs="Times New Roman"/>
-                      <w:sz w:val="24"/>
-                    </w:rPr>
-                    <m:t>c</m:t>
-                  </m:r>
+                  <m:sSub>
+                    <m:sSubPr>
+                      <m:ctrlPr>
+                        <w:rPr>
+                          <w:rFonts w:ascii="Cambria Math" w:eastAsiaTheme="minorEastAsia" w:hAnsi="Cambria Math" w:cs="Times New Roman"/>
+                          <w:i/>
+                          <w:sz w:val="24"/>
+                        </w:rPr>
+                      </m:ctrlPr>
+                    </m:sSubPr>
+                    <m:e>
+                      <m:r>
+                        <w:rPr>
+                          <w:rFonts w:ascii="Cambria Math" w:eastAsiaTheme="minorEastAsia" w:hAnsi="Cambria Math" w:cs="Times New Roman"/>
+                          <w:sz w:val="24"/>
+                        </w:rPr>
+                        <m:t>a</m:t>
+                      </m:r>
+                    </m:e>
+                    <m:sub>
+                      <m:r>
+                        <w:rPr>
+                          <w:rFonts w:ascii="Cambria Math" w:eastAsiaTheme="minorEastAsia" w:hAnsi="Cambria Math" w:cs="Times New Roman"/>
+                          <w:sz w:val="24"/>
+                        </w:rPr>
+                        <m:t>21</m:t>
+                      </m:r>
+                    </m:sub>
+                  </m:sSub>
                 </m:e>
                 <m:e>
-                  <m:r>
-                    <w:rPr>
-                      <w:rFonts w:ascii="Cambria Math" w:eastAsiaTheme="minorEastAsia" w:hAnsi="Cambria Math" w:cs="Times New Roman"/>
-                      <w:sz w:val="24"/>
-                    </w:rPr>
-                    <m:t>d</m:t>
-                  </m:r>
+                  <m:sSub>
+                    <m:sSubPr>
+                      <m:ctrlPr>
+                        <w:rPr>
+                          <w:rFonts w:ascii="Cambria Math" w:eastAsiaTheme="minorEastAsia" w:hAnsi="Cambria Math" w:cs="Times New Roman"/>
+                          <w:i/>
+                          <w:sz w:val="24"/>
+                        </w:rPr>
+                      </m:ctrlPr>
+                    </m:sSubPr>
+                    <m:e>
+                      <m:r>
+                        <w:rPr>
+                          <w:rFonts w:ascii="Cambria Math" w:eastAsiaTheme="minorEastAsia" w:hAnsi="Cambria Math" w:cs="Times New Roman"/>
+                          <w:sz w:val="24"/>
+                        </w:rPr>
+                        <m:t>a</m:t>
+                      </m:r>
+                    </m:e>
+                    <m:sub>
+                      <m:r>
+                        <w:rPr>
+                          <w:rFonts w:ascii="Cambria Math" w:eastAsiaTheme="minorEastAsia" w:hAnsi="Cambria Math" w:cs="Times New Roman"/>
+                          <w:sz w:val="24"/>
+                        </w:rPr>
+                        <m:t>22</m:t>
+                      </m:r>
+                    </m:sub>
+                  </m:sSub>
                 </m:e>
               </m:mr>
             </m:m>
@@ -17402,7 +20170,45 @@
           <w:bCs/>
           <w:sz w:val="24"/>
         </w:rPr>
-        <w:t xml:space="preserve">con cualesquiera a, b, c, d </w:t>
+        <w:t xml:space="preserve">con cualesquiera </w:t>
+      </w:r>
+      <m:oMath>
+        <m:sSub>
+          <m:sSubPr>
+            <m:ctrlPr>
+              <w:rPr>
+                <w:rFonts w:ascii="Cambria Math" w:eastAsiaTheme="minorEastAsia" w:hAnsi="Cambria Math" w:cs="Times New Roman"/>
+                <w:i/>
+                <w:sz w:val="24"/>
+              </w:rPr>
+            </m:ctrlPr>
+          </m:sSubPr>
+          <m:e>
+            <m:r>
+              <w:rPr>
+                <w:rFonts w:ascii="Cambria Math" w:eastAsiaTheme="minorEastAsia" w:hAnsi="Cambria Math" w:cs="Times New Roman"/>
+                <w:sz w:val="24"/>
+              </w:rPr>
+              <m:t>a</m:t>
+            </m:r>
+          </m:e>
+          <m:sub>
+            <m:r>
+              <w:rPr>
+                <w:rFonts w:ascii="Cambria Math" w:eastAsiaTheme="minorEastAsia" w:hAnsi="Cambria Math" w:cs="Times New Roman"/>
+                <w:sz w:val="24"/>
+              </w:rPr>
+              <m:t>ij</m:t>
+            </m:r>
+          </m:sub>
+        </m:sSub>
+      </m:oMath>
+      <w:r>
+        <w:rPr>
+          <w:rFonts w:ascii="Times New Roman" w:eastAsiaTheme="minorEastAsia" w:hAnsi="Times New Roman" w:cs="Times New Roman"/>
+          <w:sz w:val="24"/>
+        </w:rPr>
+        <w:t xml:space="preserve"> </w:t>
       </w:r>
       <m:oMath>
         <m:r>
@@ -17433,6 +20239,13 @@
           <m:t>R</m:t>
         </m:r>
       </m:oMath>
+      <w:r>
+        <w:rPr>
+          <w:rFonts w:ascii="Times New Roman" w:eastAsiaTheme="minorEastAsia" w:hAnsi="Times New Roman" w:cs="Times New Roman"/>
+          <w:sz w:val="24"/>
+        </w:rPr>
+        <w:t>, i, j= 1, 2</w:t>
+      </w:r>
       <w:r>
         <w:rPr>
           <w:rFonts w:ascii="Times New Roman" w:eastAsiaTheme="minorEastAsia" w:hAnsi="Times New Roman" w:cs="Times New Roman"/>
